--- a/ProyectoJavaB191p.docx
+++ b/ProyectoJavaB191p.docx
@@ -2620,8 +2620,5445 @@
           <w:szCs w:val="24"/>
         </w:rPr>
       </w:pPr>
+      <w:r>
+        <w:rPr>
+          <w:rFonts w:ascii="Arial" w:hAnsi="Arial" w:cs="Arial"/>
+          <w:b/>
+          <w:bCs/>
+          <w:noProof/>
+          <w:sz w:val="24"/>
+          <w:szCs w:val="24"/>
+          <w:lang w:eastAsia="es-CO"/>
+        </w:rPr>
+        <w:lastRenderedPageBreak/>
+        <w:drawing>
+          <wp:inline distT="0" distB="0" distL="0" distR="0" wp14:anchorId="62B1CA9B" wp14:editId="743AC35B">
+            <wp:extent cx="6400800" cy="3405505"/>
+            <wp:effectExtent l="0" t="0" r="0" b="4445"/>
+            <wp:docPr id="1" name="Imagen 1"/>
+            <wp:cNvGraphicFramePr>
+              <a:graphicFrameLocks xmlns:a="http://schemas.openxmlformats.org/drawingml/2006/main" noChangeAspect="1"/>
+            </wp:cNvGraphicFramePr>
+            <a:graphic xmlns:a="http://schemas.openxmlformats.org/drawingml/2006/main">
+              <a:graphicData uri="http://schemas.openxmlformats.org/drawingml/2006/picture">
+                <pic:pic xmlns:pic="http://schemas.openxmlformats.org/drawingml/2006/picture">
+                  <pic:nvPicPr>
+                    <pic:cNvPr id="1" name="DiagramaProyectoJava.png"/>
+                    <pic:cNvPicPr/>
+                  </pic:nvPicPr>
+                  <pic:blipFill>
+                    <a:blip r:embed="rId5">
+                      <a:extLst>
+                        <a:ext uri="{28A0092B-C50C-407E-A947-70E740481C1C}">
+                          <a14:useLocalDpi xmlns:a14="http://schemas.microsoft.com/office/drawing/2010/main" val="0"/>
+                        </a:ext>
+                      </a:extLst>
+                    </a:blip>
+                    <a:stretch>
+                      <a:fillRect/>
+                    </a:stretch>
+                  </pic:blipFill>
+                  <pic:spPr>
+                    <a:xfrm>
+                      <a:off x="0" y="0"/>
+                      <a:ext cx="6400800" cy="3405505"/>
+                    </a:xfrm>
+                    <a:prstGeom prst="rect">
+                      <a:avLst/>
+                    </a:prstGeom>
+                  </pic:spPr>
+                </pic:pic>
+              </a:graphicData>
+            </a:graphic>
+          </wp:inline>
+        </w:drawing>
+      </w:r>
+    </w:p>
+    <w:p>
+      <w:pPr>
+        <w:rPr>
+          <w:rFonts w:ascii="Arial" w:hAnsi="Arial" w:cs="Arial"/>
+          <w:b/>
+          <w:bCs/>
+          <w:sz w:val="24"/>
+          <w:szCs w:val="24"/>
+        </w:rPr>
+      </w:pPr>
+    </w:p>
+    <w:p>
+      <w:pPr>
+        <w:rPr>
+          <w:rFonts w:ascii="Arial" w:hAnsi="Arial" w:cs="Arial"/>
+          <w:b/>
+          <w:bCs/>
+          <w:sz w:val="24"/>
+          <w:szCs w:val="24"/>
+        </w:rPr>
+      </w:pPr>
+      <w:r>
+        <w:rPr>
+          <w:rFonts w:ascii="Arial" w:hAnsi="Arial" w:cs="Arial"/>
+          <w:b/>
+          <w:bCs/>
+          <w:sz w:val="24"/>
+          <w:szCs w:val="24"/>
+        </w:rPr>
+        <w:t xml:space="preserve">Base de Datos SQL </w:t>
+      </w:r>
+    </w:p>
+    <w:p>
+      <w:pPr>
+        <w:rPr>
+          <w:rFonts w:ascii="Arial" w:hAnsi="Arial" w:cs="Arial"/>
+          <w:b/>
+          <w:bCs/>
+          <w:sz w:val="24"/>
+          <w:szCs w:val="24"/>
+        </w:rPr>
+      </w:pPr>
+    </w:p>
+    <w:p>
+      <w:pPr>
+        <w:rPr>
+          <w:rFonts w:ascii="Arial" w:hAnsi="Arial" w:cs="Arial"/>
+          <w:bCs/>
+        </w:rPr>
+      </w:pPr>
+      <w:r>
+        <w:rPr>
+          <w:rFonts w:ascii="Arial" w:hAnsi="Arial" w:cs="Arial"/>
+          <w:bCs/>
+        </w:rPr>
+        <w:t>-- ------------------------------------------------------------</w:t>
+      </w:r>
+    </w:p>
+    <w:p>
+      <w:pPr>
+        <w:rPr>
+          <w:rFonts w:ascii="Arial" w:hAnsi="Arial" w:cs="Arial"/>
+          <w:bCs/>
+        </w:rPr>
+      </w:pPr>
+      <w:r>
+        <w:rPr>
+          <w:rFonts w:ascii="Arial" w:hAnsi="Arial" w:cs="Arial"/>
+          <w:bCs/>
+        </w:rPr>
+        <w:t>-- TABLA: Usuario</w:t>
+      </w:r>
+    </w:p>
+    <w:p>
+      <w:pPr>
+        <w:rPr>
+          <w:rFonts w:ascii="Arial" w:hAnsi="Arial" w:cs="Arial"/>
+          <w:bCs/>
+        </w:rPr>
+      </w:pPr>
+      <w:r>
+        <w:rPr>
+          <w:rFonts w:ascii="Arial" w:hAnsi="Arial" w:cs="Arial"/>
+          <w:bCs/>
+        </w:rPr>
+        <w:t>-- ------------------------------------------------------------</w:t>
+      </w:r>
+    </w:p>
+    <w:p>
+      <w:pPr>
+        <w:rPr>
+          <w:rFonts w:ascii="Arial" w:hAnsi="Arial" w:cs="Arial"/>
+          <w:bCs/>
+        </w:rPr>
+      </w:pPr>
+      <w:r>
+        <w:rPr>
+          <w:rFonts w:ascii="Arial" w:hAnsi="Arial" w:cs="Arial"/>
+          <w:bCs/>
+        </w:rPr>
+        <w:t>CREATE TABLE Usuario (</w:t>
+      </w:r>
+    </w:p>
+    <w:p>
+      <w:pPr>
+        <w:rPr>
+          <w:rFonts w:ascii="Arial" w:hAnsi="Arial" w:cs="Arial"/>
+          <w:bCs/>
+        </w:rPr>
+      </w:pPr>
+      <w:r>
+        <w:rPr>
+          <w:rFonts w:ascii="Arial" w:hAnsi="Arial" w:cs="Arial"/>
+          <w:bCs/>
+        </w:rPr>
+        <w:t xml:space="preserve">    </w:t>
+      </w:r>
+      <w:proofErr w:type="spellStart"/>
+      <w:r>
+        <w:rPr>
+          <w:rFonts w:ascii="Arial" w:hAnsi="Arial" w:cs="Arial"/>
+          <w:bCs/>
+        </w:rPr>
+        <w:t>NombreUsuario</w:t>
+      </w:r>
+      <w:proofErr w:type="spellEnd"/>
+      <w:r>
+        <w:rPr>
+          <w:rFonts w:ascii="Arial" w:hAnsi="Arial" w:cs="Arial"/>
+          <w:bCs/>
+        </w:rPr>
+        <w:t xml:space="preserve">   </w:t>
+      </w:r>
+      <w:proofErr w:type="gramStart"/>
+      <w:r>
+        <w:rPr>
+          <w:rFonts w:ascii="Arial" w:hAnsi="Arial" w:cs="Arial"/>
+          <w:bCs/>
+        </w:rPr>
+        <w:t>VARCHAR(</w:t>
+      </w:r>
+      <w:proofErr w:type="gramEnd"/>
+      <w:r>
+        <w:rPr>
+          <w:rFonts w:ascii="Arial" w:hAnsi="Arial" w:cs="Arial"/>
+          <w:bCs/>
+        </w:rPr>
+        <w:t>100) NOT NULL,</w:t>
+      </w:r>
+    </w:p>
+    <w:p>
+      <w:pPr>
+        <w:rPr>
+          <w:rFonts w:ascii="Arial" w:hAnsi="Arial" w:cs="Arial"/>
+          <w:bCs/>
+        </w:rPr>
+      </w:pPr>
+      <w:r>
+        <w:rPr>
+          <w:rFonts w:ascii="Arial" w:hAnsi="Arial" w:cs="Arial"/>
+          <w:bCs/>
+        </w:rPr>
+        <w:t xml:space="preserve">    </w:t>
+      </w:r>
+      <w:proofErr w:type="spellStart"/>
+      <w:r>
+        <w:rPr>
+          <w:rFonts w:ascii="Arial" w:hAnsi="Arial" w:cs="Arial"/>
+          <w:bCs/>
+        </w:rPr>
+        <w:t>Direccion</w:t>
+      </w:r>
+      <w:proofErr w:type="spellEnd"/>
+      <w:r>
+        <w:rPr>
+          <w:rFonts w:ascii="Arial" w:hAnsi="Arial" w:cs="Arial"/>
+          <w:bCs/>
+        </w:rPr>
+        <w:t xml:space="preserve">       </w:t>
+      </w:r>
+      <w:proofErr w:type="gramStart"/>
+      <w:r>
+        <w:rPr>
+          <w:rFonts w:ascii="Arial" w:hAnsi="Arial" w:cs="Arial"/>
+          <w:bCs/>
+        </w:rPr>
+        <w:t>VARCHAR(</w:t>
+      </w:r>
+      <w:proofErr w:type="gramEnd"/>
+      <w:r>
+        <w:rPr>
+          <w:rFonts w:ascii="Arial" w:hAnsi="Arial" w:cs="Arial"/>
+          <w:bCs/>
+        </w:rPr>
+        <w:t>200),</w:t>
+      </w:r>
+    </w:p>
+    <w:p>
+      <w:pPr>
+        <w:rPr>
+          <w:rFonts w:ascii="Arial" w:hAnsi="Arial" w:cs="Arial"/>
+          <w:bCs/>
+        </w:rPr>
+      </w:pPr>
+      <w:r>
+        <w:rPr>
+          <w:rFonts w:ascii="Arial" w:hAnsi="Arial" w:cs="Arial"/>
+          <w:bCs/>
+        </w:rPr>
+        <w:t xml:space="preserve">    </w:t>
+      </w:r>
+      <w:proofErr w:type="spellStart"/>
+      <w:r>
+        <w:rPr>
+          <w:rFonts w:ascii="Arial" w:hAnsi="Arial" w:cs="Arial"/>
+          <w:bCs/>
+        </w:rPr>
+        <w:t>Telefono</w:t>
+      </w:r>
+      <w:proofErr w:type="spellEnd"/>
+      <w:r>
+        <w:rPr>
+          <w:rFonts w:ascii="Arial" w:hAnsi="Arial" w:cs="Arial"/>
+          <w:bCs/>
+        </w:rPr>
+        <w:t xml:space="preserve">        </w:t>
+      </w:r>
+      <w:proofErr w:type="gramStart"/>
+      <w:r>
+        <w:rPr>
+          <w:rFonts w:ascii="Arial" w:hAnsi="Arial" w:cs="Arial"/>
+          <w:bCs/>
+        </w:rPr>
+        <w:t>VARCHAR(</w:t>
+      </w:r>
+      <w:proofErr w:type="gramEnd"/>
+      <w:r>
+        <w:rPr>
+          <w:rFonts w:ascii="Arial" w:hAnsi="Arial" w:cs="Arial"/>
+          <w:bCs/>
+        </w:rPr>
+        <w:t>20),</w:t>
+      </w:r>
+    </w:p>
+    <w:p>
+      <w:pPr>
+        <w:rPr>
+          <w:rFonts w:ascii="Arial" w:hAnsi="Arial" w:cs="Arial"/>
+          <w:bCs/>
+        </w:rPr>
+      </w:pPr>
+      <w:r>
+        <w:rPr>
+          <w:rFonts w:ascii="Arial" w:hAnsi="Arial" w:cs="Arial"/>
+          <w:bCs/>
+        </w:rPr>
+        <w:t xml:space="preserve">    id              INT AUTO_INCREMENT UNIQUE,</w:t>
+      </w:r>
+    </w:p>
+    <w:p>
+      <w:pPr>
+        <w:rPr>
+          <w:rFonts w:ascii="Arial" w:hAnsi="Arial" w:cs="Arial"/>
+          <w:bCs/>
+        </w:rPr>
+      </w:pPr>
+      <w:r>
+        <w:rPr>
+          <w:rFonts w:ascii="Arial" w:hAnsi="Arial" w:cs="Arial"/>
+          <w:bCs/>
+        </w:rPr>
+        <w:t xml:space="preserve">    PRIMARY KEY (</w:t>
+      </w:r>
+      <w:proofErr w:type="spellStart"/>
+      <w:r>
+        <w:rPr>
+          <w:rFonts w:ascii="Arial" w:hAnsi="Arial" w:cs="Arial"/>
+          <w:bCs/>
+        </w:rPr>
+        <w:t>NombreUsuario</w:t>
+      </w:r>
+      <w:proofErr w:type="spellEnd"/>
+      <w:r>
+        <w:rPr>
+          <w:rFonts w:ascii="Arial" w:hAnsi="Arial" w:cs="Arial"/>
+          <w:bCs/>
+        </w:rPr>
+        <w:t>)</w:t>
+      </w:r>
       <w:bookmarkStart w:id="0" w:name="_GoBack"/>
       <w:bookmarkEnd w:id="0"/>
+    </w:p>
+    <w:p>
+      <w:pPr>
+        <w:rPr>
+          <w:rFonts w:ascii="Arial" w:hAnsi="Arial" w:cs="Arial"/>
+          <w:bCs/>
+        </w:rPr>
+      </w:pPr>
+      <w:r>
+        <w:rPr>
+          <w:rFonts w:ascii="Arial" w:hAnsi="Arial" w:cs="Arial"/>
+          <w:bCs/>
+        </w:rPr>
+        <w:t>) ENGINE=</w:t>
+      </w:r>
+      <w:proofErr w:type="spellStart"/>
+      <w:r>
+        <w:rPr>
+          <w:rFonts w:ascii="Arial" w:hAnsi="Arial" w:cs="Arial"/>
+          <w:bCs/>
+        </w:rPr>
+        <w:t>InnoDB</w:t>
+      </w:r>
+      <w:proofErr w:type="spellEnd"/>
+      <w:r>
+        <w:rPr>
+          <w:rFonts w:ascii="Arial" w:hAnsi="Arial" w:cs="Arial"/>
+          <w:bCs/>
+        </w:rPr>
+        <w:t>;</w:t>
+      </w:r>
+    </w:p>
+    <w:p>
+      <w:pPr>
+        <w:rPr>
+          <w:rFonts w:ascii="Arial" w:hAnsi="Arial" w:cs="Arial"/>
+          <w:bCs/>
+        </w:rPr>
+      </w:pPr>
+    </w:p>
+    <w:p>
+      <w:pPr>
+        <w:rPr>
+          <w:rFonts w:ascii="Arial" w:hAnsi="Arial" w:cs="Arial"/>
+          <w:bCs/>
+        </w:rPr>
+      </w:pPr>
+      <w:r>
+        <w:rPr>
+          <w:rFonts w:ascii="Arial" w:hAnsi="Arial" w:cs="Arial"/>
+          <w:bCs/>
+        </w:rPr>
+        <w:t>-- ------------------------------------------------------------</w:t>
+      </w:r>
+    </w:p>
+    <w:p>
+      <w:pPr>
+        <w:rPr>
+          <w:rFonts w:ascii="Arial" w:hAnsi="Arial" w:cs="Arial"/>
+          <w:bCs/>
+        </w:rPr>
+      </w:pPr>
+      <w:r>
+        <w:rPr>
+          <w:rFonts w:ascii="Arial" w:hAnsi="Arial" w:cs="Arial"/>
+          <w:bCs/>
+        </w:rPr>
+        <w:t>-- TABLA: Salsas</w:t>
+      </w:r>
+    </w:p>
+    <w:p>
+      <w:pPr>
+        <w:rPr>
+          <w:rFonts w:ascii="Arial" w:hAnsi="Arial" w:cs="Arial"/>
+          <w:bCs/>
+        </w:rPr>
+      </w:pPr>
+      <w:r>
+        <w:rPr>
+          <w:rFonts w:ascii="Arial" w:hAnsi="Arial" w:cs="Arial"/>
+          <w:bCs/>
+        </w:rPr>
+        <w:t>-- ------------------------------------------------------------</w:t>
+      </w:r>
+    </w:p>
+    <w:p>
+      <w:pPr>
+        <w:rPr>
+          <w:rFonts w:ascii="Arial" w:hAnsi="Arial" w:cs="Arial"/>
+          <w:bCs/>
+        </w:rPr>
+      </w:pPr>
+      <w:r>
+        <w:rPr>
+          <w:rFonts w:ascii="Arial" w:hAnsi="Arial" w:cs="Arial"/>
+          <w:bCs/>
+        </w:rPr>
+        <w:lastRenderedPageBreak/>
+        <w:t>CREATE TABLE Salsas (</w:t>
+      </w:r>
+    </w:p>
+    <w:p>
+      <w:pPr>
+        <w:rPr>
+          <w:rFonts w:ascii="Arial" w:hAnsi="Arial" w:cs="Arial"/>
+          <w:bCs/>
+        </w:rPr>
+      </w:pPr>
+      <w:r>
+        <w:rPr>
+          <w:rFonts w:ascii="Arial" w:hAnsi="Arial" w:cs="Arial"/>
+          <w:bCs/>
+        </w:rPr>
+        <w:t xml:space="preserve">    </w:t>
+      </w:r>
+      <w:proofErr w:type="spellStart"/>
+      <w:r>
+        <w:rPr>
+          <w:rFonts w:ascii="Arial" w:hAnsi="Arial" w:cs="Arial"/>
+          <w:bCs/>
+        </w:rPr>
+        <w:t>idSalsa</w:t>
+      </w:r>
+      <w:proofErr w:type="spellEnd"/>
+      <w:r>
+        <w:rPr>
+          <w:rFonts w:ascii="Arial" w:hAnsi="Arial" w:cs="Arial"/>
+          <w:bCs/>
+        </w:rPr>
+        <w:t xml:space="preserve">     INT AUTO_INCREMENT PRIMARY KEY,</w:t>
+      </w:r>
+    </w:p>
+    <w:p>
+      <w:pPr>
+        <w:rPr>
+          <w:rFonts w:ascii="Arial" w:hAnsi="Arial" w:cs="Arial"/>
+          <w:bCs/>
+        </w:rPr>
+      </w:pPr>
+      <w:r>
+        <w:rPr>
+          <w:rFonts w:ascii="Arial" w:hAnsi="Arial" w:cs="Arial"/>
+          <w:bCs/>
+        </w:rPr>
+        <w:t xml:space="preserve">    Mayonesa    BOOLEAN DEFAULT FALSE,</w:t>
+      </w:r>
+    </w:p>
+    <w:p>
+      <w:pPr>
+        <w:rPr>
+          <w:rFonts w:ascii="Arial" w:hAnsi="Arial" w:cs="Arial"/>
+          <w:bCs/>
+        </w:rPr>
+      </w:pPr>
+      <w:r>
+        <w:rPr>
+          <w:rFonts w:ascii="Arial" w:hAnsi="Arial" w:cs="Arial"/>
+          <w:bCs/>
+        </w:rPr>
+        <w:t xml:space="preserve">    </w:t>
+      </w:r>
+      <w:proofErr w:type="spellStart"/>
+      <w:r>
+        <w:rPr>
+          <w:rFonts w:ascii="Arial" w:hAnsi="Arial" w:cs="Arial"/>
+          <w:bCs/>
+        </w:rPr>
+        <w:t>Ketchup</w:t>
+      </w:r>
+      <w:proofErr w:type="spellEnd"/>
+      <w:r>
+        <w:rPr>
+          <w:rFonts w:ascii="Arial" w:hAnsi="Arial" w:cs="Arial"/>
+          <w:bCs/>
+        </w:rPr>
+        <w:t xml:space="preserve">     BOOLEAN DEFAULT FALSE,</w:t>
+      </w:r>
+    </w:p>
+    <w:p>
+      <w:pPr>
+        <w:rPr>
+          <w:rFonts w:ascii="Arial" w:hAnsi="Arial" w:cs="Arial"/>
+          <w:bCs/>
+        </w:rPr>
+      </w:pPr>
+      <w:r>
+        <w:rPr>
+          <w:rFonts w:ascii="Arial" w:hAnsi="Arial" w:cs="Arial"/>
+          <w:bCs/>
+        </w:rPr>
+        <w:t xml:space="preserve">    </w:t>
+      </w:r>
+      <w:proofErr w:type="spellStart"/>
+      <w:r>
+        <w:rPr>
+          <w:rFonts w:ascii="Arial" w:hAnsi="Arial" w:cs="Arial"/>
+          <w:bCs/>
+        </w:rPr>
+        <w:t>Tratara</w:t>
+      </w:r>
+      <w:proofErr w:type="spellEnd"/>
+      <w:r>
+        <w:rPr>
+          <w:rFonts w:ascii="Arial" w:hAnsi="Arial" w:cs="Arial"/>
+          <w:bCs/>
+        </w:rPr>
+        <w:t xml:space="preserve">     BOOLEAN DEFAULT FALSE,</w:t>
+      </w:r>
+    </w:p>
+    <w:p>
+      <w:pPr>
+        <w:rPr>
+          <w:rFonts w:ascii="Arial" w:hAnsi="Arial" w:cs="Arial"/>
+          <w:bCs/>
+        </w:rPr>
+      </w:pPr>
+      <w:r>
+        <w:rPr>
+          <w:rFonts w:ascii="Arial" w:hAnsi="Arial" w:cs="Arial"/>
+          <w:bCs/>
+        </w:rPr>
+        <w:t xml:space="preserve">    Piña        BOOLEAN DEFAULT FALSE,</w:t>
+      </w:r>
+    </w:p>
+    <w:p>
+      <w:pPr>
+        <w:rPr>
+          <w:rFonts w:ascii="Arial" w:hAnsi="Arial" w:cs="Arial"/>
+          <w:bCs/>
+        </w:rPr>
+      </w:pPr>
+      <w:r>
+        <w:rPr>
+          <w:rFonts w:ascii="Arial" w:hAnsi="Arial" w:cs="Arial"/>
+          <w:bCs/>
+        </w:rPr>
+        <w:t xml:space="preserve">    BBQ         BOOLEAN DEFAULT FALSE</w:t>
+      </w:r>
+    </w:p>
+    <w:p>
+      <w:pPr>
+        <w:rPr>
+          <w:rFonts w:ascii="Arial" w:hAnsi="Arial" w:cs="Arial"/>
+          <w:bCs/>
+        </w:rPr>
+      </w:pPr>
+      <w:r>
+        <w:rPr>
+          <w:rFonts w:ascii="Arial" w:hAnsi="Arial" w:cs="Arial"/>
+          <w:bCs/>
+        </w:rPr>
+        <w:t>) ENGINE=</w:t>
+      </w:r>
+      <w:proofErr w:type="spellStart"/>
+      <w:r>
+        <w:rPr>
+          <w:rFonts w:ascii="Arial" w:hAnsi="Arial" w:cs="Arial"/>
+          <w:bCs/>
+        </w:rPr>
+        <w:t>InnoDB</w:t>
+      </w:r>
+      <w:proofErr w:type="spellEnd"/>
+      <w:r>
+        <w:rPr>
+          <w:rFonts w:ascii="Arial" w:hAnsi="Arial" w:cs="Arial"/>
+          <w:bCs/>
+        </w:rPr>
+        <w:t>;</w:t>
+      </w:r>
+    </w:p>
+    <w:p>
+      <w:pPr>
+        <w:rPr>
+          <w:rFonts w:ascii="Arial" w:hAnsi="Arial" w:cs="Arial"/>
+          <w:bCs/>
+        </w:rPr>
+      </w:pPr>
+    </w:p>
+    <w:p>
+      <w:pPr>
+        <w:rPr>
+          <w:rFonts w:ascii="Arial" w:hAnsi="Arial" w:cs="Arial"/>
+          <w:bCs/>
+        </w:rPr>
+      </w:pPr>
+      <w:r>
+        <w:rPr>
+          <w:rFonts w:ascii="Arial" w:hAnsi="Arial" w:cs="Arial"/>
+          <w:bCs/>
+        </w:rPr>
+        <w:t>-- ------------------------------------------------------------</w:t>
+      </w:r>
+    </w:p>
+    <w:p>
+      <w:pPr>
+        <w:rPr>
+          <w:rFonts w:ascii="Arial" w:hAnsi="Arial" w:cs="Arial"/>
+          <w:bCs/>
+        </w:rPr>
+      </w:pPr>
+      <w:r>
+        <w:rPr>
+          <w:rFonts w:ascii="Arial" w:hAnsi="Arial" w:cs="Arial"/>
+          <w:bCs/>
+        </w:rPr>
+        <w:t>-- TABLA: Adicionales</w:t>
+      </w:r>
+    </w:p>
+    <w:p>
+      <w:pPr>
+        <w:rPr>
+          <w:rFonts w:ascii="Arial" w:hAnsi="Arial" w:cs="Arial"/>
+          <w:bCs/>
+        </w:rPr>
+      </w:pPr>
+      <w:r>
+        <w:rPr>
+          <w:rFonts w:ascii="Arial" w:hAnsi="Arial" w:cs="Arial"/>
+          <w:bCs/>
+        </w:rPr>
+        <w:t>-- ------------------------------------------------------------</w:t>
+      </w:r>
+    </w:p>
+    <w:p>
+      <w:pPr>
+        <w:rPr>
+          <w:rFonts w:ascii="Arial" w:hAnsi="Arial" w:cs="Arial"/>
+          <w:bCs/>
+        </w:rPr>
+      </w:pPr>
+      <w:r>
+        <w:rPr>
+          <w:rFonts w:ascii="Arial" w:hAnsi="Arial" w:cs="Arial"/>
+          <w:bCs/>
+        </w:rPr>
+        <w:t>CREATE TABLE Adicionales (</w:t>
+      </w:r>
+    </w:p>
+    <w:p>
+      <w:pPr>
+        <w:rPr>
+          <w:rFonts w:ascii="Arial" w:hAnsi="Arial" w:cs="Arial"/>
+          <w:bCs/>
+        </w:rPr>
+      </w:pPr>
+      <w:r>
+        <w:rPr>
+          <w:rFonts w:ascii="Arial" w:hAnsi="Arial" w:cs="Arial"/>
+          <w:bCs/>
+        </w:rPr>
+        <w:t xml:space="preserve">    </w:t>
+      </w:r>
+      <w:proofErr w:type="spellStart"/>
+      <w:r>
+        <w:rPr>
+          <w:rFonts w:ascii="Arial" w:hAnsi="Arial" w:cs="Arial"/>
+          <w:bCs/>
+        </w:rPr>
+        <w:t>idAdicional</w:t>
+      </w:r>
+      <w:proofErr w:type="spellEnd"/>
+      <w:r>
+        <w:rPr>
+          <w:rFonts w:ascii="Arial" w:hAnsi="Arial" w:cs="Arial"/>
+          <w:bCs/>
+        </w:rPr>
+        <w:t xml:space="preserve">     INT AUTO_INCREMENT PRIMARY KEY,</w:t>
+      </w:r>
+    </w:p>
+    <w:p>
+      <w:pPr>
+        <w:rPr>
+          <w:rFonts w:ascii="Arial" w:hAnsi="Arial" w:cs="Arial"/>
+          <w:bCs/>
+        </w:rPr>
+      </w:pPr>
+      <w:r>
+        <w:rPr>
+          <w:rFonts w:ascii="Arial" w:hAnsi="Arial" w:cs="Arial"/>
+          <w:bCs/>
+        </w:rPr>
+        <w:t xml:space="preserve">    Queso           BOOLEAN DEFAULT FALSE,</w:t>
+      </w:r>
+    </w:p>
+    <w:p>
+      <w:pPr>
+        <w:rPr>
+          <w:rFonts w:ascii="Arial" w:hAnsi="Arial" w:cs="Arial"/>
+          <w:bCs/>
+        </w:rPr>
+      </w:pPr>
+      <w:r>
+        <w:rPr>
+          <w:rFonts w:ascii="Arial" w:hAnsi="Arial" w:cs="Arial"/>
+          <w:bCs/>
+        </w:rPr>
+        <w:t xml:space="preserve">    Chorizo         BOOLEAN DEFAULT FALSE,</w:t>
+      </w:r>
+    </w:p>
+    <w:p>
+      <w:pPr>
+        <w:rPr>
+          <w:rFonts w:ascii="Arial" w:hAnsi="Arial" w:cs="Arial"/>
+          <w:bCs/>
+        </w:rPr>
+      </w:pPr>
+      <w:r>
+        <w:rPr>
+          <w:rFonts w:ascii="Arial" w:hAnsi="Arial" w:cs="Arial"/>
+          <w:bCs/>
+        </w:rPr>
+        <w:t xml:space="preserve">    Tocineta        BOOLEAN DEFAULT FALSE,</w:t>
+      </w:r>
+    </w:p>
+    <w:p>
+      <w:pPr>
+        <w:rPr>
+          <w:rFonts w:ascii="Arial" w:hAnsi="Arial" w:cs="Arial"/>
+          <w:bCs/>
+        </w:rPr>
+      </w:pPr>
+      <w:r>
+        <w:rPr>
+          <w:rFonts w:ascii="Arial" w:hAnsi="Arial" w:cs="Arial"/>
+          <w:bCs/>
+        </w:rPr>
+        <w:t xml:space="preserve">    </w:t>
+      </w:r>
+      <w:proofErr w:type="spellStart"/>
+      <w:proofErr w:type="gramStart"/>
+      <w:r>
+        <w:rPr>
+          <w:rFonts w:ascii="Arial" w:hAnsi="Arial" w:cs="Arial"/>
+          <w:bCs/>
+        </w:rPr>
+        <w:t>PapasFrancesas</w:t>
+      </w:r>
+      <w:proofErr w:type="spellEnd"/>
+      <w:r>
+        <w:rPr>
+          <w:rFonts w:ascii="Arial" w:hAnsi="Arial" w:cs="Arial"/>
+          <w:bCs/>
+        </w:rPr>
+        <w:t xml:space="preserve">  BOOLEAN</w:t>
+      </w:r>
+      <w:proofErr w:type="gramEnd"/>
+      <w:r>
+        <w:rPr>
+          <w:rFonts w:ascii="Arial" w:hAnsi="Arial" w:cs="Arial"/>
+          <w:bCs/>
+        </w:rPr>
+        <w:t xml:space="preserve"> DEFAULT FALSE</w:t>
+      </w:r>
+    </w:p>
+    <w:p>
+      <w:pPr>
+        <w:rPr>
+          <w:rFonts w:ascii="Arial" w:hAnsi="Arial" w:cs="Arial"/>
+          <w:bCs/>
+        </w:rPr>
+      </w:pPr>
+      <w:r>
+        <w:rPr>
+          <w:rFonts w:ascii="Arial" w:hAnsi="Arial" w:cs="Arial"/>
+          <w:bCs/>
+        </w:rPr>
+        <w:t>) ENGINE=</w:t>
+      </w:r>
+      <w:proofErr w:type="spellStart"/>
+      <w:r>
+        <w:rPr>
+          <w:rFonts w:ascii="Arial" w:hAnsi="Arial" w:cs="Arial"/>
+          <w:bCs/>
+        </w:rPr>
+        <w:t>InnoDB</w:t>
+      </w:r>
+      <w:proofErr w:type="spellEnd"/>
+      <w:r>
+        <w:rPr>
+          <w:rFonts w:ascii="Arial" w:hAnsi="Arial" w:cs="Arial"/>
+          <w:bCs/>
+        </w:rPr>
+        <w:t>;</w:t>
+      </w:r>
+    </w:p>
+    <w:p>
+      <w:pPr>
+        <w:rPr>
+          <w:rFonts w:ascii="Arial" w:hAnsi="Arial" w:cs="Arial"/>
+          <w:bCs/>
+        </w:rPr>
+      </w:pPr>
+    </w:p>
+    <w:p>
+      <w:pPr>
+        <w:rPr>
+          <w:rFonts w:ascii="Arial" w:hAnsi="Arial" w:cs="Arial"/>
+          <w:bCs/>
+        </w:rPr>
+      </w:pPr>
+      <w:r>
+        <w:rPr>
+          <w:rFonts w:ascii="Arial" w:hAnsi="Arial" w:cs="Arial"/>
+          <w:bCs/>
+        </w:rPr>
+        <w:t>-- ------------------------------------------------------------</w:t>
+      </w:r>
+    </w:p>
+    <w:p>
+      <w:pPr>
+        <w:rPr>
+          <w:rFonts w:ascii="Arial" w:hAnsi="Arial" w:cs="Arial"/>
+          <w:bCs/>
+        </w:rPr>
+      </w:pPr>
+      <w:r>
+        <w:rPr>
+          <w:rFonts w:ascii="Arial" w:hAnsi="Arial" w:cs="Arial"/>
+          <w:bCs/>
+        </w:rPr>
+        <w:t>-- TABLA: Hamburguesa</w:t>
+      </w:r>
+    </w:p>
+    <w:p>
+      <w:pPr>
+        <w:rPr>
+          <w:rFonts w:ascii="Arial" w:hAnsi="Arial" w:cs="Arial"/>
+          <w:bCs/>
+        </w:rPr>
+      </w:pPr>
+      <w:r>
+        <w:rPr>
+          <w:rFonts w:ascii="Arial" w:hAnsi="Arial" w:cs="Arial"/>
+          <w:bCs/>
+        </w:rPr>
+        <w:t>-- ------------------------------------------------------------</w:t>
+      </w:r>
+    </w:p>
+    <w:p>
+      <w:pPr>
+        <w:rPr>
+          <w:rFonts w:ascii="Arial" w:hAnsi="Arial" w:cs="Arial"/>
+          <w:bCs/>
+        </w:rPr>
+      </w:pPr>
+      <w:r>
+        <w:rPr>
+          <w:rFonts w:ascii="Arial" w:hAnsi="Arial" w:cs="Arial"/>
+          <w:bCs/>
+        </w:rPr>
+        <w:t>CREATE TABLE Hamburguesa (</w:t>
+      </w:r>
+    </w:p>
+    <w:p>
+      <w:pPr>
+        <w:rPr>
+          <w:rFonts w:ascii="Arial" w:hAnsi="Arial" w:cs="Arial"/>
+          <w:bCs/>
+        </w:rPr>
+      </w:pPr>
+      <w:r>
+        <w:rPr>
+          <w:rFonts w:ascii="Arial" w:hAnsi="Arial" w:cs="Arial"/>
+          <w:bCs/>
+        </w:rPr>
+        <w:t xml:space="preserve">    </w:t>
+      </w:r>
+      <w:proofErr w:type="spellStart"/>
+      <w:r>
+        <w:rPr>
+          <w:rFonts w:ascii="Arial" w:hAnsi="Arial" w:cs="Arial"/>
+          <w:bCs/>
+        </w:rPr>
+        <w:t>idHamburguesa</w:t>
+      </w:r>
+      <w:proofErr w:type="spellEnd"/>
+      <w:r>
+        <w:rPr>
+          <w:rFonts w:ascii="Arial" w:hAnsi="Arial" w:cs="Arial"/>
+          <w:bCs/>
+        </w:rPr>
+        <w:t xml:space="preserve">   INT AUTO_INCREMENT PRIMARY KEY,</w:t>
+      </w:r>
+    </w:p>
+    <w:p>
+      <w:pPr>
+        <w:rPr>
+          <w:rFonts w:ascii="Arial" w:hAnsi="Arial" w:cs="Arial"/>
+          <w:bCs/>
+        </w:rPr>
+      </w:pPr>
+      <w:r>
+        <w:rPr>
+          <w:rFonts w:ascii="Arial" w:hAnsi="Arial" w:cs="Arial"/>
+          <w:bCs/>
+        </w:rPr>
+        <w:t xml:space="preserve">    lechuga         BOOLEAN DEFAULT TRUE,</w:t>
+      </w:r>
+    </w:p>
+    <w:p>
+      <w:pPr>
+        <w:rPr>
+          <w:rFonts w:ascii="Arial" w:hAnsi="Arial" w:cs="Arial"/>
+          <w:bCs/>
+        </w:rPr>
+      </w:pPr>
+      <w:r>
+        <w:rPr>
+          <w:rFonts w:ascii="Arial" w:hAnsi="Arial" w:cs="Arial"/>
+          <w:bCs/>
+        </w:rPr>
+        <w:t xml:space="preserve">    tomate          BOOLEAN DEFAULT TRUE,</w:t>
+      </w:r>
+    </w:p>
+    <w:p>
+      <w:pPr>
+        <w:rPr>
+          <w:rFonts w:ascii="Arial" w:hAnsi="Arial" w:cs="Arial"/>
+          <w:bCs/>
+        </w:rPr>
+      </w:pPr>
+      <w:r>
+        <w:rPr>
+          <w:rFonts w:ascii="Arial" w:hAnsi="Arial" w:cs="Arial"/>
+          <w:bCs/>
+        </w:rPr>
+        <w:t xml:space="preserve">    pan             BOOLEAN DEFAULT TRUE,</w:t>
+      </w:r>
+    </w:p>
+    <w:p>
+      <w:pPr>
+        <w:rPr>
+          <w:rFonts w:ascii="Arial" w:hAnsi="Arial" w:cs="Arial"/>
+          <w:bCs/>
+        </w:rPr>
+      </w:pPr>
+      <w:r>
+        <w:rPr>
+          <w:rFonts w:ascii="Arial" w:hAnsi="Arial" w:cs="Arial"/>
+          <w:bCs/>
+        </w:rPr>
+        <w:t xml:space="preserve">    carne           BOOLEAN DEFAULT TRUE,</w:t>
+      </w:r>
+    </w:p>
+    <w:p>
+      <w:pPr>
+        <w:rPr>
+          <w:rFonts w:ascii="Arial" w:hAnsi="Arial" w:cs="Arial"/>
+          <w:bCs/>
+        </w:rPr>
+      </w:pPr>
+      <w:r>
+        <w:rPr>
+          <w:rFonts w:ascii="Arial" w:hAnsi="Arial" w:cs="Arial"/>
+          <w:bCs/>
+        </w:rPr>
+        <w:t xml:space="preserve">    </w:t>
+      </w:r>
+      <w:proofErr w:type="spellStart"/>
+      <w:r>
+        <w:rPr>
+          <w:rFonts w:ascii="Arial" w:hAnsi="Arial" w:cs="Arial"/>
+          <w:bCs/>
+        </w:rPr>
+        <w:t>idSalsa</w:t>
+      </w:r>
+      <w:proofErr w:type="spellEnd"/>
+      <w:r>
+        <w:rPr>
+          <w:rFonts w:ascii="Arial" w:hAnsi="Arial" w:cs="Arial"/>
+          <w:bCs/>
+        </w:rPr>
+        <w:t xml:space="preserve">         INT,</w:t>
+      </w:r>
+    </w:p>
+    <w:p>
+      <w:pPr>
+        <w:rPr>
+          <w:rFonts w:ascii="Arial" w:hAnsi="Arial" w:cs="Arial"/>
+          <w:bCs/>
+        </w:rPr>
+      </w:pPr>
+      <w:r>
+        <w:rPr>
+          <w:rFonts w:ascii="Arial" w:hAnsi="Arial" w:cs="Arial"/>
+          <w:bCs/>
+        </w:rPr>
+        <w:lastRenderedPageBreak/>
+        <w:t xml:space="preserve">    </w:t>
+      </w:r>
+      <w:proofErr w:type="spellStart"/>
+      <w:r>
+        <w:rPr>
+          <w:rFonts w:ascii="Arial" w:hAnsi="Arial" w:cs="Arial"/>
+          <w:bCs/>
+        </w:rPr>
+        <w:t>idAdicional</w:t>
+      </w:r>
+      <w:proofErr w:type="spellEnd"/>
+      <w:r>
+        <w:rPr>
+          <w:rFonts w:ascii="Arial" w:hAnsi="Arial" w:cs="Arial"/>
+          <w:bCs/>
+        </w:rPr>
+        <w:t xml:space="preserve">     INT,</w:t>
+      </w:r>
+    </w:p>
+    <w:p>
+      <w:pPr>
+        <w:rPr>
+          <w:rFonts w:ascii="Arial" w:hAnsi="Arial" w:cs="Arial"/>
+          <w:bCs/>
+        </w:rPr>
+      </w:pPr>
+      <w:r>
+        <w:rPr>
+          <w:rFonts w:ascii="Arial" w:hAnsi="Arial" w:cs="Arial"/>
+          <w:bCs/>
+        </w:rPr>
+        <w:t xml:space="preserve">    CONSTRAINT </w:t>
+      </w:r>
+      <w:proofErr w:type="spellStart"/>
+      <w:r>
+        <w:rPr>
+          <w:rFonts w:ascii="Arial" w:hAnsi="Arial" w:cs="Arial"/>
+          <w:bCs/>
+        </w:rPr>
+        <w:t>fk_hamb_salsa</w:t>
+      </w:r>
+      <w:proofErr w:type="spellEnd"/>
+      <w:r>
+        <w:rPr>
+          <w:rFonts w:ascii="Arial" w:hAnsi="Arial" w:cs="Arial"/>
+          <w:bCs/>
+        </w:rPr>
+        <w:t xml:space="preserve">    FOREIGN KEY (</w:t>
+      </w:r>
+      <w:proofErr w:type="spellStart"/>
+      <w:proofErr w:type="gramStart"/>
+      <w:r>
+        <w:rPr>
+          <w:rFonts w:ascii="Arial" w:hAnsi="Arial" w:cs="Arial"/>
+          <w:bCs/>
+        </w:rPr>
+        <w:t>idSalsa</w:t>
+      </w:r>
+      <w:proofErr w:type="spellEnd"/>
+      <w:r>
+        <w:rPr>
+          <w:rFonts w:ascii="Arial" w:hAnsi="Arial" w:cs="Arial"/>
+          <w:bCs/>
+        </w:rPr>
+        <w:t xml:space="preserve">)   </w:t>
+      </w:r>
+      <w:proofErr w:type="gramEnd"/>
+      <w:r>
+        <w:rPr>
+          <w:rFonts w:ascii="Arial" w:hAnsi="Arial" w:cs="Arial"/>
+          <w:bCs/>
+        </w:rPr>
+        <w:t xml:space="preserve">  REFERENCES Salsas(</w:t>
+      </w:r>
+      <w:proofErr w:type="spellStart"/>
+      <w:r>
+        <w:rPr>
+          <w:rFonts w:ascii="Arial" w:hAnsi="Arial" w:cs="Arial"/>
+          <w:bCs/>
+        </w:rPr>
+        <w:t>idSalsa</w:t>
+      </w:r>
+      <w:proofErr w:type="spellEnd"/>
+      <w:r>
+        <w:rPr>
+          <w:rFonts w:ascii="Arial" w:hAnsi="Arial" w:cs="Arial"/>
+          <w:bCs/>
+        </w:rPr>
+        <w:t>),</w:t>
+      </w:r>
+    </w:p>
+    <w:p>
+      <w:pPr>
+        <w:rPr>
+          <w:rFonts w:ascii="Arial" w:hAnsi="Arial" w:cs="Arial"/>
+          <w:bCs/>
+        </w:rPr>
+      </w:pPr>
+      <w:r>
+        <w:rPr>
+          <w:rFonts w:ascii="Arial" w:hAnsi="Arial" w:cs="Arial"/>
+          <w:bCs/>
+        </w:rPr>
+        <w:t xml:space="preserve">    CONSTRAINT </w:t>
+      </w:r>
+      <w:proofErr w:type="spellStart"/>
+      <w:r>
+        <w:rPr>
+          <w:rFonts w:ascii="Arial" w:hAnsi="Arial" w:cs="Arial"/>
+          <w:bCs/>
+        </w:rPr>
+        <w:t>fk_hamb_adic</w:t>
+      </w:r>
+      <w:proofErr w:type="spellEnd"/>
+      <w:r>
+        <w:rPr>
+          <w:rFonts w:ascii="Arial" w:hAnsi="Arial" w:cs="Arial"/>
+          <w:bCs/>
+        </w:rPr>
+        <w:t xml:space="preserve">     FOREIGN KEY (</w:t>
+      </w:r>
+      <w:proofErr w:type="spellStart"/>
+      <w:r>
+        <w:rPr>
+          <w:rFonts w:ascii="Arial" w:hAnsi="Arial" w:cs="Arial"/>
+          <w:bCs/>
+        </w:rPr>
+        <w:t>idAdicional</w:t>
+      </w:r>
+      <w:proofErr w:type="spellEnd"/>
+      <w:r>
+        <w:rPr>
+          <w:rFonts w:ascii="Arial" w:hAnsi="Arial" w:cs="Arial"/>
+          <w:bCs/>
+        </w:rPr>
+        <w:t>) REFERENCES Adicionales(</w:t>
+      </w:r>
+      <w:proofErr w:type="spellStart"/>
+      <w:r>
+        <w:rPr>
+          <w:rFonts w:ascii="Arial" w:hAnsi="Arial" w:cs="Arial"/>
+          <w:bCs/>
+        </w:rPr>
+        <w:t>idAdicional</w:t>
+      </w:r>
+      <w:proofErr w:type="spellEnd"/>
+      <w:r>
+        <w:rPr>
+          <w:rFonts w:ascii="Arial" w:hAnsi="Arial" w:cs="Arial"/>
+          <w:bCs/>
+        </w:rPr>
+        <w:t>)</w:t>
+      </w:r>
+    </w:p>
+    <w:p>
+      <w:pPr>
+        <w:rPr>
+          <w:rFonts w:ascii="Arial" w:hAnsi="Arial" w:cs="Arial"/>
+          <w:bCs/>
+        </w:rPr>
+      </w:pPr>
+      <w:r>
+        <w:rPr>
+          <w:rFonts w:ascii="Arial" w:hAnsi="Arial" w:cs="Arial"/>
+          <w:bCs/>
+        </w:rPr>
+        <w:t>) ENGINE=</w:t>
+      </w:r>
+      <w:proofErr w:type="spellStart"/>
+      <w:r>
+        <w:rPr>
+          <w:rFonts w:ascii="Arial" w:hAnsi="Arial" w:cs="Arial"/>
+          <w:bCs/>
+        </w:rPr>
+        <w:t>InnoDB</w:t>
+      </w:r>
+      <w:proofErr w:type="spellEnd"/>
+      <w:r>
+        <w:rPr>
+          <w:rFonts w:ascii="Arial" w:hAnsi="Arial" w:cs="Arial"/>
+          <w:bCs/>
+        </w:rPr>
+        <w:t>;</w:t>
+      </w:r>
+    </w:p>
+    <w:p>
+      <w:pPr>
+        <w:rPr>
+          <w:rFonts w:ascii="Arial" w:hAnsi="Arial" w:cs="Arial"/>
+          <w:bCs/>
+        </w:rPr>
+      </w:pPr>
+    </w:p>
+    <w:p>
+      <w:pPr>
+        <w:rPr>
+          <w:rFonts w:ascii="Arial" w:hAnsi="Arial" w:cs="Arial"/>
+          <w:bCs/>
+        </w:rPr>
+      </w:pPr>
+      <w:r>
+        <w:rPr>
+          <w:rFonts w:ascii="Arial" w:hAnsi="Arial" w:cs="Arial"/>
+          <w:bCs/>
+        </w:rPr>
+        <w:t>-- ------------------------------------------------------------</w:t>
+      </w:r>
+    </w:p>
+    <w:p>
+      <w:pPr>
+        <w:rPr>
+          <w:rFonts w:ascii="Arial" w:hAnsi="Arial" w:cs="Arial"/>
+          <w:bCs/>
+        </w:rPr>
+      </w:pPr>
+      <w:r>
+        <w:rPr>
+          <w:rFonts w:ascii="Arial" w:hAnsi="Arial" w:cs="Arial"/>
+          <w:bCs/>
+        </w:rPr>
+        <w:t xml:space="preserve">-- TABLA: </w:t>
+      </w:r>
+      <w:proofErr w:type="spellStart"/>
+      <w:r>
+        <w:rPr>
+          <w:rFonts w:ascii="Arial" w:hAnsi="Arial" w:cs="Arial"/>
+          <w:bCs/>
+        </w:rPr>
+        <w:t>Perro_Caliente</w:t>
+      </w:r>
+      <w:proofErr w:type="spellEnd"/>
+    </w:p>
+    <w:p>
+      <w:pPr>
+        <w:rPr>
+          <w:rFonts w:ascii="Arial" w:hAnsi="Arial" w:cs="Arial"/>
+          <w:bCs/>
+        </w:rPr>
+      </w:pPr>
+      <w:r>
+        <w:rPr>
+          <w:rFonts w:ascii="Arial" w:hAnsi="Arial" w:cs="Arial"/>
+          <w:bCs/>
+        </w:rPr>
+        <w:t>-- ------------------------------------------------------------</w:t>
+      </w:r>
+    </w:p>
+    <w:p>
+      <w:pPr>
+        <w:rPr>
+          <w:rFonts w:ascii="Arial" w:hAnsi="Arial" w:cs="Arial"/>
+          <w:bCs/>
+        </w:rPr>
+      </w:pPr>
+      <w:r>
+        <w:rPr>
+          <w:rFonts w:ascii="Arial" w:hAnsi="Arial" w:cs="Arial"/>
+          <w:bCs/>
+        </w:rPr>
+        <w:t xml:space="preserve">CREATE TABLE </w:t>
+      </w:r>
+      <w:proofErr w:type="spellStart"/>
+      <w:r>
+        <w:rPr>
+          <w:rFonts w:ascii="Arial" w:hAnsi="Arial" w:cs="Arial"/>
+          <w:bCs/>
+        </w:rPr>
+        <w:t>Perro_Caliente</w:t>
+      </w:r>
+      <w:proofErr w:type="spellEnd"/>
+      <w:r>
+        <w:rPr>
+          <w:rFonts w:ascii="Arial" w:hAnsi="Arial" w:cs="Arial"/>
+          <w:bCs/>
+        </w:rPr>
+        <w:t xml:space="preserve"> (</w:t>
+      </w:r>
+    </w:p>
+    <w:p>
+      <w:pPr>
+        <w:rPr>
+          <w:rFonts w:ascii="Arial" w:hAnsi="Arial" w:cs="Arial"/>
+          <w:bCs/>
+        </w:rPr>
+      </w:pPr>
+      <w:r>
+        <w:rPr>
+          <w:rFonts w:ascii="Arial" w:hAnsi="Arial" w:cs="Arial"/>
+          <w:bCs/>
+        </w:rPr>
+        <w:t xml:space="preserve">    </w:t>
+      </w:r>
+      <w:proofErr w:type="spellStart"/>
+      <w:r>
+        <w:rPr>
+          <w:rFonts w:ascii="Arial" w:hAnsi="Arial" w:cs="Arial"/>
+          <w:bCs/>
+        </w:rPr>
+        <w:t>idPerro</w:t>
+      </w:r>
+      <w:proofErr w:type="spellEnd"/>
+      <w:r>
+        <w:rPr>
+          <w:rFonts w:ascii="Arial" w:hAnsi="Arial" w:cs="Arial"/>
+          <w:bCs/>
+        </w:rPr>
+        <w:t xml:space="preserve">         INT AUTO_INCREMENT PRIMARY KEY,</w:t>
+      </w:r>
+    </w:p>
+    <w:p>
+      <w:pPr>
+        <w:rPr>
+          <w:rFonts w:ascii="Arial" w:hAnsi="Arial" w:cs="Arial"/>
+          <w:bCs/>
+        </w:rPr>
+      </w:pPr>
+      <w:r>
+        <w:rPr>
+          <w:rFonts w:ascii="Arial" w:hAnsi="Arial" w:cs="Arial"/>
+          <w:bCs/>
+        </w:rPr>
+        <w:t xml:space="preserve">    Salchicha       BOOLEAN DEFAULT TRUE,</w:t>
+      </w:r>
+    </w:p>
+    <w:p>
+      <w:pPr>
+        <w:rPr>
+          <w:rFonts w:ascii="Arial" w:hAnsi="Arial" w:cs="Arial"/>
+          <w:bCs/>
+        </w:rPr>
+      </w:pPr>
+      <w:r>
+        <w:rPr>
+          <w:rFonts w:ascii="Arial" w:hAnsi="Arial" w:cs="Arial"/>
+          <w:bCs/>
+        </w:rPr>
+        <w:t xml:space="preserve">    </w:t>
+      </w:r>
+      <w:proofErr w:type="spellStart"/>
+      <w:r>
+        <w:rPr>
+          <w:rFonts w:ascii="Arial" w:hAnsi="Arial" w:cs="Arial"/>
+          <w:bCs/>
+        </w:rPr>
+        <w:t>Pan_Perro</w:t>
+      </w:r>
+      <w:proofErr w:type="spellEnd"/>
+      <w:r>
+        <w:rPr>
+          <w:rFonts w:ascii="Arial" w:hAnsi="Arial" w:cs="Arial"/>
+          <w:bCs/>
+        </w:rPr>
+        <w:t xml:space="preserve">       BOOLEAN DEFAULT TRUE,</w:t>
+      </w:r>
+    </w:p>
+    <w:p>
+      <w:pPr>
+        <w:rPr>
+          <w:rFonts w:ascii="Arial" w:hAnsi="Arial" w:cs="Arial"/>
+          <w:bCs/>
+        </w:rPr>
+      </w:pPr>
+      <w:r>
+        <w:rPr>
+          <w:rFonts w:ascii="Arial" w:hAnsi="Arial" w:cs="Arial"/>
+          <w:bCs/>
+        </w:rPr>
+        <w:t xml:space="preserve">    </w:t>
+      </w:r>
+      <w:proofErr w:type="spellStart"/>
+      <w:r>
+        <w:rPr>
+          <w:rFonts w:ascii="Arial" w:hAnsi="Arial" w:cs="Arial"/>
+          <w:bCs/>
+        </w:rPr>
+        <w:t>idSalsa</w:t>
+      </w:r>
+      <w:proofErr w:type="spellEnd"/>
+      <w:r>
+        <w:rPr>
+          <w:rFonts w:ascii="Arial" w:hAnsi="Arial" w:cs="Arial"/>
+          <w:bCs/>
+        </w:rPr>
+        <w:t xml:space="preserve">         INT,</w:t>
+      </w:r>
+    </w:p>
+    <w:p>
+      <w:pPr>
+        <w:rPr>
+          <w:rFonts w:ascii="Arial" w:hAnsi="Arial" w:cs="Arial"/>
+          <w:bCs/>
+        </w:rPr>
+      </w:pPr>
+      <w:r>
+        <w:rPr>
+          <w:rFonts w:ascii="Arial" w:hAnsi="Arial" w:cs="Arial"/>
+          <w:bCs/>
+        </w:rPr>
+        <w:t xml:space="preserve">    </w:t>
+      </w:r>
+      <w:proofErr w:type="spellStart"/>
+      <w:r>
+        <w:rPr>
+          <w:rFonts w:ascii="Arial" w:hAnsi="Arial" w:cs="Arial"/>
+          <w:bCs/>
+        </w:rPr>
+        <w:t>idAdicional</w:t>
+      </w:r>
+      <w:proofErr w:type="spellEnd"/>
+      <w:r>
+        <w:rPr>
+          <w:rFonts w:ascii="Arial" w:hAnsi="Arial" w:cs="Arial"/>
+          <w:bCs/>
+        </w:rPr>
+        <w:t xml:space="preserve">     INT,</w:t>
+      </w:r>
+    </w:p>
+    <w:p>
+      <w:pPr>
+        <w:rPr>
+          <w:rFonts w:ascii="Arial" w:hAnsi="Arial" w:cs="Arial"/>
+          <w:bCs/>
+        </w:rPr>
+      </w:pPr>
+      <w:r>
+        <w:rPr>
+          <w:rFonts w:ascii="Arial" w:hAnsi="Arial" w:cs="Arial"/>
+          <w:bCs/>
+        </w:rPr>
+        <w:t xml:space="preserve">    CONSTRAINT </w:t>
+      </w:r>
+      <w:proofErr w:type="spellStart"/>
+      <w:r>
+        <w:rPr>
+          <w:rFonts w:ascii="Arial" w:hAnsi="Arial" w:cs="Arial"/>
+          <w:bCs/>
+        </w:rPr>
+        <w:t>fk_perro_salsa</w:t>
+      </w:r>
+      <w:proofErr w:type="spellEnd"/>
+      <w:r>
+        <w:rPr>
+          <w:rFonts w:ascii="Arial" w:hAnsi="Arial" w:cs="Arial"/>
+          <w:bCs/>
+        </w:rPr>
+        <w:t xml:space="preserve">   FOREIGN KEY (</w:t>
+      </w:r>
+      <w:proofErr w:type="spellStart"/>
+      <w:proofErr w:type="gramStart"/>
+      <w:r>
+        <w:rPr>
+          <w:rFonts w:ascii="Arial" w:hAnsi="Arial" w:cs="Arial"/>
+          <w:bCs/>
+        </w:rPr>
+        <w:t>idSalsa</w:t>
+      </w:r>
+      <w:proofErr w:type="spellEnd"/>
+      <w:r>
+        <w:rPr>
+          <w:rFonts w:ascii="Arial" w:hAnsi="Arial" w:cs="Arial"/>
+          <w:bCs/>
+        </w:rPr>
+        <w:t xml:space="preserve">)   </w:t>
+      </w:r>
+      <w:proofErr w:type="gramEnd"/>
+      <w:r>
+        <w:rPr>
+          <w:rFonts w:ascii="Arial" w:hAnsi="Arial" w:cs="Arial"/>
+          <w:bCs/>
+        </w:rPr>
+        <w:t xml:space="preserve">  REFERENCES Salsas(</w:t>
+      </w:r>
+      <w:proofErr w:type="spellStart"/>
+      <w:r>
+        <w:rPr>
+          <w:rFonts w:ascii="Arial" w:hAnsi="Arial" w:cs="Arial"/>
+          <w:bCs/>
+        </w:rPr>
+        <w:t>idSalsa</w:t>
+      </w:r>
+      <w:proofErr w:type="spellEnd"/>
+      <w:r>
+        <w:rPr>
+          <w:rFonts w:ascii="Arial" w:hAnsi="Arial" w:cs="Arial"/>
+          <w:bCs/>
+        </w:rPr>
+        <w:t>),</w:t>
+      </w:r>
+    </w:p>
+    <w:p>
+      <w:pPr>
+        <w:rPr>
+          <w:rFonts w:ascii="Arial" w:hAnsi="Arial" w:cs="Arial"/>
+          <w:bCs/>
+        </w:rPr>
+      </w:pPr>
+      <w:r>
+        <w:rPr>
+          <w:rFonts w:ascii="Arial" w:hAnsi="Arial" w:cs="Arial"/>
+          <w:bCs/>
+        </w:rPr>
+        <w:t xml:space="preserve">    CONSTRAINT </w:t>
+      </w:r>
+      <w:proofErr w:type="spellStart"/>
+      <w:r>
+        <w:rPr>
+          <w:rFonts w:ascii="Arial" w:hAnsi="Arial" w:cs="Arial"/>
+          <w:bCs/>
+        </w:rPr>
+        <w:t>fk_perro_adic</w:t>
+      </w:r>
+      <w:proofErr w:type="spellEnd"/>
+      <w:r>
+        <w:rPr>
+          <w:rFonts w:ascii="Arial" w:hAnsi="Arial" w:cs="Arial"/>
+          <w:bCs/>
+        </w:rPr>
+        <w:t xml:space="preserve">    FOREIGN KEY (</w:t>
+      </w:r>
+      <w:proofErr w:type="spellStart"/>
+      <w:r>
+        <w:rPr>
+          <w:rFonts w:ascii="Arial" w:hAnsi="Arial" w:cs="Arial"/>
+          <w:bCs/>
+        </w:rPr>
+        <w:t>idAdicional</w:t>
+      </w:r>
+      <w:proofErr w:type="spellEnd"/>
+      <w:r>
+        <w:rPr>
+          <w:rFonts w:ascii="Arial" w:hAnsi="Arial" w:cs="Arial"/>
+          <w:bCs/>
+        </w:rPr>
+        <w:t>) REFERENCES Adicionales(</w:t>
+      </w:r>
+      <w:proofErr w:type="spellStart"/>
+      <w:r>
+        <w:rPr>
+          <w:rFonts w:ascii="Arial" w:hAnsi="Arial" w:cs="Arial"/>
+          <w:bCs/>
+        </w:rPr>
+        <w:t>idAdicional</w:t>
+      </w:r>
+      <w:proofErr w:type="spellEnd"/>
+      <w:r>
+        <w:rPr>
+          <w:rFonts w:ascii="Arial" w:hAnsi="Arial" w:cs="Arial"/>
+          <w:bCs/>
+        </w:rPr>
+        <w:t>)</w:t>
+      </w:r>
+    </w:p>
+    <w:p>
+      <w:pPr>
+        <w:rPr>
+          <w:rFonts w:ascii="Arial" w:hAnsi="Arial" w:cs="Arial"/>
+          <w:bCs/>
+        </w:rPr>
+      </w:pPr>
+      <w:r>
+        <w:rPr>
+          <w:rFonts w:ascii="Arial" w:hAnsi="Arial" w:cs="Arial"/>
+          <w:bCs/>
+        </w:rPr>
+        <w:t>) ENGINE=</w:t>
+      </w:r>
+      <w:proofErr w:type="spellStart"/>
+      <w:r>
+        <w:rPr>
+          <w:rFonts w:ascii="Arial" w:hAnsi="Arial" w:cs="Arial"/>
+          <w:bCs/>
+        </w:rPr>
+        <w:t>InnoDB</w:t>
+      </w:r>
+      <w:proofErr w:type="spellEnd"/>
+      <w:r>
+        <w:rPr>
+          <w:rFonts w:ascii="Arial" w:hAnsi="Arial" w:cs="Arial"/>
+          <w:bCs/>
+        </w:rPr>
+        <w:t>;</w:t>
+      </w:r>
+    </w:p>
+    <w:p>
+      <w:pPr>
+        <w:rPr>
+          <w:rFonts w:ascii="Arial" w:hAnsi="Arial" w:cs="Arial"/>
+          <w:bCs/>
+        </w:rPr>
+      </w:pPr>
+    </w:p>
+    <w:p>
+      <w:pPr>
+        <w:rPr>
+          <w:rFonts w:ascii="Arial" w:hAnsi="Arial" w:cs="Arial"/>
+          <w:bCs/>
+        </w:rPr>
+      </w:pPr>
+      <w:r>
+        <w:rPr>
+          <w:rFonts w:ascii="Arial" w:hAnsi="Arial" w:cs="Arial"/>
+          <w:bCs/>
+        </w:rPr>
+        <w:t>-- ------------------------------------------------------------</w:t>
+      </w:r>
+    </w:p>
+    <w:p>
+      <w:pPr>
+        <w:rPr>
+          <w:rFonts w:ascii="Arial" w:hAnsi="Arial" w:cs="Arial"/>
+          <w:bCs/>
+        </w:rPr>
+      </w:pPr>
+      <w:r>
+        <w:rPr>
+          <w:rFonts w:ascii="Arial" w:hAnsi="Arial" w:cs="Arial"/>
+          <w:bCs/>
+        </w:rPr>
+        <w:t xml:space="preserve">-- TABLA: </w:t>
+      </w:r>
+      <w:proofErr w:type="spellStart"/>
+      <w:r>
+        <w:rPr>
+          <w:rFonts w:ascii="Arial" w:hAnsi="Arial" w:cs="Arial"/>
+          <w:bCs/>
+        </w:rPr>
+        <w:t>Salchipapa</w:t>
+      </w:r>
+      <w:proofErr w:type="spellEnd"/>
+    </w:p>
+    <w:p>
+      <w:pPr>
+        <w:rPr>
+          <w:rFonts w:ascii="Arial" w:hAnsi="Arial" w:cs="Arial"/>
+          <w:bCs/>
+        </w:rPr>
+      </w:pPr>
+      <w:r>
+        <w:rPr>
+          <w:rFonts w:ascii="Arial" w:hAnsi="Arial" w:cs="Arial"/>
+          <w:bCs/>
+        </w:rPr>
+        <w:t>-- ------------------------------------------------------------</w:t>
+      </w:r>
+    </w:p>
+    <w:p>
+      <w:pPr>
+        <w:rPr>
+          <w:rFonts w:ascii="Arial" w:hAnsi="Arial" w:cs="Arial"/>
+          <w:bCs/>
+        </w:rPr>
+      </w:pPr>
+      <w:r>
+        <w:rPr>
+          <w:rFonts w:ascii="Arial" w:hAnsi="Arial" w:cs="Arial"/>
+          <w:bCs/>
+        </w:rPr>
+        <w:t xml:space="preserve">CREATE TABLE </w:t>
+      </w:r>
+      <w:proofErr w:type="spellStart"/>
+      <w:r>
+        <w:rPr>
+          <w:rFonts w:ascii="Arial" w:hAnsi="Arial" w:cs="Arial"/>
+          <w:bCs/>
+        </w:rPr>
+        <w:t>Salchipapa</w:t>
+      </w:r>
+      <w:proofErr w:type="spellEnd"/>
+      <w:r>
+        <w:rPr>
+          <w:rFonts w:ascii="Arial" w:hAnsi="Arial" w:cs="Arial"/>
+          <w:bCs/>
+        </w:rPr>
+        <w:t xml:space="preserve"> (</w:t>
+      </w:r>
+    </w:p>
+    <w:p>
+      <w:pPr>
+        <w:rPr>
+          <w:rFonts w:ascii="Arial" w:hAnsi="Arial" w:cs="Arial"/>
+          <w:bCs/>
+        </w:rPr>
+      </w:pPr>
+      <w:r>
+        <w:rPr>
+          <w:rFonts w:ascii="Arial" w:hAnsi="Arial" w:cs="Arial"/>
+          <w:bCs/>
+        </w:rPr>
+        <w:t xml:space="preserve">    </w:t>
+      </w:r>
+      <w:proofErr w:type="spellStart"/>
+      <w:r>
+        <w:rPr>
+          <w:rFonts w:ascii="Arial" w:hAnsi="Arial" w:cs="Arial"/>
+          <w:bCs/>
+        </w:rPr>
+        <w:t>idSalchipapa</w:t>
+      </w:r>
+      <w:proofErr w:type="spellEnd"/>
+      <w:r>
+        <w:rPr>
+          <w:rFonts w:ascii="Arial" w:hAnsi="Arial" w:cs="Arial"/>
+          <w:bCs/>
+        </w:rPr>
+        <w:t xml:space="preserve">    INT AUTO_INCREMENT PRIMARY KEY,</w:t>
+      </w:r>
+    </w:p>
+    <w:p>
+      <w:pPr>
+        <w:rPr>
+          <w:rFonts w:ascii="Arial" w:hAnsi="Arial" w:cs="Arial"/>
+          <w:bCs/>
+        </w:rPr>
+      </w:pPr>
+      <w:r>
+        <w:rPr>
+          <w:rFonts w:ascii="Arial" w:hAnsi="Arial" w:cs="Arial"/>
+          <w:bCs/>
+        </w:rPr>
+        <w:t xml:space="preserve">    Tamaño          </w:t>
+      </w:r>
+      <w:proofErr w:type="gramStart"/>
+      <w:r>
+        <w:rPr>
+          <w:rFonts w:ascii="Arial" w:hAnsi="Arial" w:cs="Arial"/>
+          <w:bCs/>
+        </w:rPr>
+        <w:t>ENUM(</w:t>
+      </w:r>
+      <w:proofErr w:type="gramEnd"/>
+      <w:r>
+        <w:rPr>
+          <w:rFonts w:ascii="Arial" w:hAnsi="Arial" w:cs="Arial"/>
+          <w:bCs/>
+        </w:rPr>
+        <w:t>'Pequeño', 'Mediano', 'Grande') DEFAULT 'Mediano',</w:t>
+      </w:r>
+    </w:p>
+    <w:p>
+      <w:pPr>
+        <w:rPr>
+          <w:rFonts w:ascii="Arial" w:hAnsi="Arial" w:cs="Arial"/>
+          <w:bCs/>
+        </w:rPr>
+      </w:pPr>
+      <w:r>
+        <w:rPr>
+          <w:rFonts w:ascii="Arial" w:hAnsi="Arial" w:cs="Arial"/>
+          <w:bCs/>
+        </w:rPr>
+        <w:t xml:space="preserve">    </w:t>
+      </w:r>
+      <w:proofErr w:type="spellStart"/>
+      <w:r>
+        <w:rPr>
+          <w:rFonts w:ascii="Arial" w:hAnsi="Arial" w:cs="Arial"/>
+          <w:bCs/>
+        </w:rPr>
+        <w:t>idSalsa</w:t>
+      </w:r>
+      <w:proofErr w:type="spellEnd"/>
+      <w:r>
+        <w:rPr>
+          <w:rFonts w:ascii="Arial" w:hAnsi="Arial" w:cs="Arial"/>
+          <w:bCs/>
+        </w:rPr>
+        <w:t xml:space="preserve">         INT,</w:t>
+      </w:r>
+    </w:p>
+    <w:p>
+      <w:pPr>
+        <w:rPr>
+          <w:rFonts w:ascii="Arial" w:hAnsi="Arial" w:cs="Arial"/>
+          <w:bCs/>
+        </w:rPr>
+      </w:pPr>
+      <w:r>
+        <w:rPr>
+          <w:rFonts w:ascii="Arial" w:hAnsi="Arial" w:cs="Arial"/>
+          <w:bCs/>
+        </w:rPr>
+        <w:t xml:space="preserve">    </w:t>
+      </w:r>
+      <w:proofErr w:type="spellStart"/>
+      <w:r>
+        <w:rPr>
+          <w:rFonts w:ascii="Arial" w:hAnsi="Arial" w:cs="Arial"/>
+          <w:bCs/>
+        </w:rPr>
+        <w:t>idAdicional</w:t>
+      </w:r>
+      <w:proofErr w:type="spellEnd"/>
+      <w:r>
+        <w:rPr>
+          <w:rFonts w:ascii="Arial" w:hAnsi="Arial" w:cs="Arial"/>
+          <w:bCs/>
+        </w:rPr>
+        <w:t xml:space="preserve">     INT,</w:t>
+      </w:r>
+    </w:p>
+    <w:p>
+      <w:pPr>
+        <w:rPr>
+          <w:rFonts w:ascii="Arial" w:hAnsi="Arial" w:cs="Arial"/>
+          <w:bCs/>
+        </w:rPr>
+      </w:pPr>
+      <w:r>
+        <w:rPr>
+          <w:rFonts w:ascii="Arial" w:hAnsi="Arial" w:cs="Arial"/>
+          <w:bCs/>
+        </w:rPr>
+        <w:t xml:space="preserve">    CONSTRAINT </w:t>
+      </w:r>
+      <w:proofErr w:type="spellStart"/>
+      <w:r>
+        <w:rPr>
+          <w:rFonts w:ascii="Arial" w:hAnsi="Arial" w:cs="Arial"/>
+          <w:bCs/>
+        </w:rPr>
+        <w:t>fk_salchi_</w:t>
+      </w:r>
+      <w:proofErr w:type="gramStart"/>
+      <w:r>
+        <w:rPr>
+          <w:rFonts w:ascii="Arial" w:hAnsi="Arial" w:cs="Arial"/>
+          <w:bCs/>
+        </w:rPr>
+        <w:t>salsa</w:t>
+      </w:r>
+      <w:proofErr w:type="spellEnd"/>
+      <w:r>
+        <w:rPr>
+          <w:rFonts w:ascii="Arial" w:hAnsi="Arial" w:cs="Arial"/>
+          <w:bCs/>
+        </w:rPr>
+        <w:t xml:space="preserve">  FOREIGN</w:t>
+      </w:r>
+      <w:proofErr w:type="gramEnd"/>
+      <w:r>
+        <w:rPr>
+          <w:rFonts w:ascii="Arial" w:hAnsi="Arial" w:cs="Arial"/>
+          <w:bCs/>
+        </w:rPr>
+        <w:t xml:space="preserve"> KEY (</w:t>
+      </w:r>
+      <w:proofErr w:type="spellStart"/>
+      <w:r>
+        <w:rPr>
+          <w:rFonts w:ascii="Arial" w:hAnsi="Arial" w:cs="Arial"/>
+          <w:bCs/>
+        </w:rPr>
+        <w:t>idSalsa</w:t>
+      </w:r>
+      <w:proofErr w:type="spellEnd"/>
+      <w:r>
+        <w:rPr>
+          <w:rFonts w:ascii="Arial" w:hAnsi="Arial" w:cs="Arial"/>
+          <w:bCs/>
+        </w:rPr>
+        <w:t>)     REFERENCES Salsas(</w:t>
+      </w:r>
+      <w:proofErr w:type="spellStart"/>
+      <w:r>
+        <w:rPr>
+          <w:rFonts w:ascii="Arial" w:hAnsi="Arial" w:cs="Arial"/>
+          <w:bCs/>
+        </w:rPr>
+        <w:t>idSalsa</w:t>
+      </w:r>
+      <w:proofErr w:type="spellEnd"/>
+      <w:r>
+        <w:rPr>
+          <w:rFonts w:ascii="Arial" w:hAnsi="Arial" w:cs="Arial"/>
+          <w:bCs/>
+        </w:rPr>
+        <w:t>),</w:t>
+      </w:r>
+    </w:p>
+    <w:p>
+      <w:pPr>
+        <w:rPr>
+          <w:rFonts w:ascii="Arial" w:hAnsi="Arial" w:cs="Arial"/>
+          <w:bCs/>
+        </w:rPr>
+      </w:pPr>
+      <w:r>
+        <w:rPr>
+          <w:rFonts w:ascii="Arial" w:hAnsi="Arial" w:cs="Arial"/>
+          <w:bCs/>
+        </w:rPr>
+        <w:t xml:space="preserve">    CONSTRAINT </w:t>
+      </w:r>
+      <w:proofErr w:type="spellStart"/>
+      <w:r>
+        <w:rPr>
+          <w:rFonts w:ascii="Arial" w:hAnsi="Arial" w:cs="Arial"/>
+          <w:bCs/>
+        </w:rPr>
+        <w:t>fk_salchi_adic</w:t>
+      </w:r>
+      <w:proofErr w:type="spellEnd"/>
+      <w:r>
+        <w:rPr>
+          <w:rFonts w:ascii="Arial" w:hAnsi="Arial" w:cs="Arial"/>
+          <w:bCs/>
+        </w:rPr>
+        <w:t xml:space="preserve">   FOREIGN KEY (</w:t>
+      </w:r>
+      <w:proofErr w:type="spellStart"/>
+      <w:r>
+        <w:rPr>
+          <w:rFonts w:ascii="Arial" w:hAnsi="Arial" w:cs="Arial"/>
+          <w:bCs/>
+        </w:rPr>
+        <w:t>idAdicional</w:t>
+      </w:r>
+      <w:proofErr w:type="spellEnd"/>
+      <w:r>
+        <w:rPr>
+          <w:rFonts w:ascii="Arial" w:hAnsi="Arial" w:cs="Arial"/>
+          <w:bCs/>
+        </w:rPr>
+        <w:t>) REFERENCES Adicionales(</w:t>
+      </w:r>
+      <w:proofErr w:type="spellStart"/>
+      <w:r>
+        <w:rPr>
+          <w:rFonts w:ascii="Arial" w:hAnsi="Arial" w:cs="Arial"/>
+          <w:bCs/>
+        </w:rPr>
+        <w:t>idAdicional</w:t>
+      </w:r>
+      <w:proofErr w:type="spellEnd"/>
+      <w:r>
+        <w:rPr>
+          <w:rFonts w:ascii="Arial" w:hAnsi="Arial" w:cs="Arial"/>
+          <w:bCs/>
+        </w:rPr>
+        <w:t>)</w:t>
+      </w:r>
+    </w:p>
+    <w:p>
+      <w:pPr>
+        <w:rPr>
+          <w:rFonts w:ascii="Arial" w:hAnsi="Arial" w:cs="Arial"/>
+          <w:bCs/>
+        </w:rPr>
+      </w:pPr>
+      <w:r>
+        <w:rPr>
+          <w:rFonts w:ascii="Arial" w:hAnsi="Arial" w:cs="Arial"/>
+          <w:bCs/>
+        </w:rPr>
+        <w:t>) ENGINE=</w:t>
+      </w:r>
+      <w:proofErr w:type="spellStart"/>
+      <w:r>
+        <w:rPr>
+          <w:rFonts w:ascii="Arial" w:hAnsi="Arial" w:cs="Arial"/>
+          <w:bCs/>
+        </w:rPr>
+        <w:t>InnoDB</w:t>
+      </w:r>
+      <w:proofErr w:type="spellEnd"/>
+      <w:r>
+        <w:rPr>
+          <w:rFonts w:ascii="Arial" w:hAnsi="Arial" w:cs="Arial"/>
+          <w:bCs/>
+        </w:rPr>
+        <w:t>;</w:t>
+      </w:r>
+    </w:p>
+    <w:p>
+      <w:pPr>
+        <w:rPr>
+          <w:rFonts w:ascii="Arial" w:hAnsi="Arial" w:cs="Arial"/>
+          <w:bCs/>
+        </w:rPr>
+      </w:pPr>
+    </w:p>
+    <w:p>
+      <w:pPr>
+        <w:rPr>
+          <w:rFonts w:ascii="Arial" w:hAnsi="Arial" w:cs="Arial"/>
+          <w:bCs/>
+        </w:rPr>
+      </w:pPr>
+      <w:r>
+        <w:rPr>
+          <w:rFonts w:ascii="Arial" w:hAnsi="Arial" w:cs="Arial"/>
+          <w:bCs/>
+        </w:rPr>
+        <w:t>-- ------------------------------------------------------------</w:t>
+      </w:r>
+    </w:p>
+    <w:p>
+      <w:pPr>
+        <w:rPr>
+          <w:rFonts w:ascii="Arial" w:hAnsi="Arial" w:cs="Arial"/>
+          <w:bCs/>
+        </w:rPr>
+      </w:pPr>
+      <w:r>
+        <w:rPr>
+          <w:rFonts w:ascii="Arial" w:hAnsi="Arial" w:cs="Arial"/>
+          <w:bCs/>
+        </w:rPr>
+        <w:t xml:space="preserve">-- TABLA: </w:t>
+      </w:r>
+      <w:proofErr w:type="spellStart"/>
+      <w:r>
+        <w:rPr>
+          <w:rFonts w:ascii="Arial" w:hAnsi="Arial" w:cs="Arial"/>
+          <w:bCs/>
+        </w:rPr>
+        <w:t>Menu</w:t>
+      </w:r>
+      <w:proofErr w:type="spellEnd"/>
+    </w:p>
+    <w:p>
+      <w:pPr>
+        <w:rPr>
+          <w:rFonts w:ascii="Arial" w:hAnsi="Arial" w:cs="Arial"/>
+          <w:bCs/>
+        </w:rPr>
+      </w:pPr>
+      <w:r>
+        <w:rPr>
+          <w:rFonts w:ascii="Arial" w:hAnsi="Arial" w:cs="Arial"/>
+          <w:bCs/>
+        </w:rPr>
+        <w:t>-- ------------------------------------------------------------</w:t>
+      </w:r>
+    </w:p>
+    <w:p>
+      <w:pPr>
+        <w:rPr>
+          <w:rFonts w:ascii="Arial" w:hAnsi="Arial" w:cs="Arial"/>
+          <w:bCs/>
+        </w:rPr>
+      </w:pPr>
+      <w:r>
+        <w:rPr>
+          <w:rFonts w:ascii="Arial" w:hAnsi="Arial" w:cs="Arial"/>
+          <w:bCs/>
+        </w:rPr>
+        <w:t xml:space="preserve">CREATE TABLE </w:t>
+      </w:r>
+      <w:proofErr w:type="spellStart"/>
+      <w:r>
+        <w:rPr>
+          <w:rFonts w:ascii="Arial" w:hAnsi="Arial" w:cs="Arial"/>
+          <w:bCs/>
+        </w:rPr>
+        <w:t>Menu</w:t>
+      </w:r>
+      <w:proofErr w:type="spellEnd"/>
+      <w:r>
+        <w:rPr>
+          <w:rFonts w:ascii="Arial" w:hAnsi="Arial" w:cs="Arial"/>
+          <w:bCs/>
+        </w:rPr>
+        <w:t xml:space="preserve"> (</w:t>
+      </w:r>
+    </w:p>
+    <w:p>
+      <w:pPr>
+        <w:rPr>
+          <w:rFonts w:ascii="Arial" w:hAnsi="Arial" w:cs="Arial"/>
+          <w:bCs/>
+        </w:rPr>
+      </w:pPr>
+      <w:r>
+        <w:rPr>
+          <w:rFonts w:ascii="Arial" w:hAnsi="Arial" w:cs="Arial"/>
+          <w:bCs/>
+        </w:rPr>
+        <w:t xml:space="preserve">    </w:t>
+      </w:r>
+      <w:proofErr w:type="spellStart"/>
+      <w:r>
+        <w:rPr>
+          <w:rFonts w:ascii="Arial" w:hAnsi="Arial" w:cs="Arial"/>
+          <w:bCs/>
+        </w:rPr>
+        <w:t>IdSeleccion</w:t>
+      </w:r>
+      <w:proofErr w:type="spellEnd"/>
+      <w:r>
+        <w:rPr>
+          <w:rFonts w:ascii="Arial" w:hAnsi="Arial" w:cs="Arial"/>
+          <w:bCs/>
+        </w:rPr>
+        <w:t xml:space="preserve">     INT AUTO_INCREMENT PRIMARY KEY,</w:t>
+      </w:r>
+    </w:p>
+    <w:p>
+      <w:pPr>
+        <w:rPr>
+          <w:rFonts w:ascii="Arial" w:hAnsi="Arial" w:cs="Arial"/>
+          <w:bCs/>
+        </w:rPr>
+      </w:pPr>
+      <w:r>
+        <w:rPr>
+          <w:rFonts w:ascii="Arial" w:hAnsi="Arial" w:cs="Arial"/>
+          <w:bCs/>
+        </w:rPr>
+        <w:t xml:space="preserve">    </w:t>
+      </w:r>
+      <w:proofErr w:type="spellStart"/>
+      <w:r>
+        <w:rPr>
+          <w:rFonts w:ascii="Arial" w:hAnsi="Arial" w:cs="Arial"/>
+          <w:bCs/>
+        </w:rPr>
+        <w:t>idhamburguesa</w:t>
+      </w:r>
+      <w:proofErr w:type="spellEnd"/>
+      <w:r>
+        <w:rPr>
+          <w:rFonts w:ascii="Arial" w:hAnsi="Arial" w:cs="Arial"/>
+          <w:bCs/>
+        </w:rPr>
+        <w:t xml:space="preserve">   INT,</w:t>
+      </w:r>
+    </w:p>
+    <w:p>
+      <w:pPr>
+        <w:rPr>
+          <w:rFonts w:ascii="Arial" w:hAnsi="Arial" w:cs="Arial"/>
+          <w:bCs/>
+        </w:rPr>
+      </w:pPr>
+      <w:r>
+        <w:rPr>
+          <w:rFonts w:ascii="Arial" w:hAnsi="Arial" w:cs="Arial"/>
+          <w:bCs/>
+        </w:rPr>
+        <w:t xml:space="preserve">    </w:t>
+      </w:r>
+      <w:proofErr w:type="spellStart"/>
+      <w:r>
+        <w:rPr>
+          <w:rFonts w:ascii="Arial" w:hAnsi="Arial" w:cs="Arial"/>
+          <w:bCs/>
+        </w:rPr>
+        <w:t>idPerro</w:t>
+      </w:r>
+      <w:proofErr w:type="spellEnd"/>
+      <w:r>
+        <w:rPr>
+          <w:rFonts w:ascii="Arial" w:hAnsi="Arial" w:cs="Arial"/>
+          <w:bCs/>
+        </w:rPr>
+        <w:t xml:space="preserve">         INT,</w:t>
+      </w:r>
+    </w:p>
+    <w:p>
+      <w:pPr>
+        <w:rPr>
+          <w:rFonts w:ascii="Arial" w:hAnsi="Arial" w:cs="Arial"/>
+          <w:bCs/>
+        </w:rPr>
+      </w:pPr>
+      <w:r>
+        <w:rPr>
+          <w:rFonts w:ascii="Arial" w:hAnsi="Arial" w:cs="Arial"/>
+          <w:bCs/>
+        </w:rPr>
+        <w:t xml:space="preserve">    </w:t>
+      </w:r>
+      <w:proofErr w:type="spellStart"/>
+      <w:r>
+        <w:rPr>
+          <w:rFonts w:ascii="Arial" w:hAnsi="Arial" w:cs="Arial"/>
+          <w:bCs/>
+        </w:rPr>
+        <w:t>idSalchipapa</w:t>
+      </w:r>
+      <w:proofErr w:type="spellEnd"/>
+      <w:r>
+        <w:rPr>
+          <w:rFonts w:ascii="Arial" w:hAnsi="Arial" w:cs="Arial"/>
+          <w:bCs/>
+        </w:rPr>
+        <w:t xml:space="preserve">    INT,</w:t>
+      </w:r>
+    </w:p>
+    <w:p>
+      <w:pPr>
+        <w:rPr>
+          <w:rFonts w:ascii="Arial" w:hAnsi="Arial" w:cs="Arial"/>
+          <w:bCs/>
+        </w:rPr>
+      </w:pPr>
+      <w:r>
+        <w:rPr>
+          <w:rFonts w:ascii="Arial" w:hAnsi="Arial" w:cs="Arial"/>
+          <w:bCs/>
+        </w:rPr>
+        <w:t xml:space="preserve">    CONSTRAINT </w:t>
+      </w:r>
+      <w:proofErr w:type="spellStart"/>
+      <w:r>
+        <w:rPr>
+          <w:rFonts w:ascii="Arial" w:hAnsi="Arial" w:cs="Arial"/>
+          <w:bCs/>
+        </w:rPr>
+        <w:t>fk_menu_hamb</w:t>
+      </w:r>
+      <w:proofErr w:type="spellEnd"/>
+      <w:r>
+        <w:rPr>
+          <w:rFonts w:ascii="Arial" w:hAnsi="Arial" w:cs="Arial"/>
+          <w:bCs/>
+        </w:rPr>
+        <w:t xml:space="preserve">     FOREIGN KEY (</w:t>
+      </w:r>
+      <w:proofErr w:type="spellStart"/>
+      <w:r>
+        <w:rPr>
+          <w:rFonts w:ascii="Arial" w:hAnsi="Arial" w:cs="Arial"/>
+          <w:bCs/>
+        </w:rPr>
+        <w:t>idhamburguesa</w:t>
+      </w:r>
+      <w:proofErr w:type="spellEnd"/>
+      <w:r>
+        <w:rPr>
+          <w:rFonts w:ascii="Arial" w:hAnsi="Arial" w:cs="Arial"/>
+          <w:bCs/>
+        </w:rPr>
+        <w:t>) REFERENCES Hamburguesa(</w:t>
+      </w:r>
+      <w:proofErr w:type="spellStart"/>
+      <w:r>
+        <w:rPr>
+          <w:rFonts w:ascii="Arial" w:hAnsi="Arial" w:cs="Arial"/>
+          <w:bCs/>
+        </w:rPr>
+        <w:t>idHamburguesa</w:t>
+      </w:r>
+      <w:proofErr w:type="spellEnd"/>
+      <w:r>
+        <w:rPr>
+          <w:rFonts w:ascii="Arial" w:hAnsi="Arial" w:cs="Arial"/>
+          <w:bCs/>
+        </w:rPr>
+        <w:t>),</w:t>
+      </w:r>
+    </w:p>
+    <w:p>
+      <w:pPr>
+        <w:rPr>
+          <w:rFonts w:ascii="Arial" w:hAnsi="Arial" w:cs="Arial"/>
+          <w:bCs/>
+        </w:rPr>
+      </w:pPr>
+      <w:r>
+        <w:rPr>
+          <w:rFonts w:ascii="Arial" w:hAnsi="Arial" w:cs="Arial"/>
+          <w:bCs/>
+        </w:rPr>
+        <w:t xml:space="preserve">    CONSTRAINT </w:t>
+      </w:r>
+      <w:proofErr w:type="spellStart"/>
+      <w:r>
+        <w:rPr>
+          <w:rFonts w:ascii="Arial" w:hAnsi="Arial" w:cs="Arial"/>
+          <w:bCs/>
+        </w:rPr>
+        <w:t>fk_menu_perro</w:t>
+      </w:r>
+      <w:proofErr w:type="spellEnd"/>
+      <w:r>
+        <w:rPr>
+          <w:rFonts w:ascii="Arial" w:hAnsi="Arial" w:cs="Arial"/>
+          <w:bCs/>
+        </w:rPr>
+        <w:t xml:space="preserve">    FOREIGN KEY (</w:t>
+      </w:r>
+      <w:proofErr w:type="spellStart"/>
+      <w:proofErr w:type="gramStart"/>
+      <w:r>
+        <w:rPr>
+          <w:rFonts w:ascii="Arial" w:hAnsi="Arial" w:cs="Arial"/>
+          <w:bCs/>
+        </w:rPr>
+        <w:t>idPerro</w:t>
+      </w:r>
+      <w:proofErr w:type="spellEnd"/>
+      <w:r>
+        <w:rPr>
+          <w:rFonts w:ascii="Arial" w:hAnsi="Arial" w:cs="Arial"/>
+          <w:bCs/>
+        </w:rPr>
+        <w:t xml:space="preserve">)   </w:t>
+      </w:r>
+      <w:proofErr w:type="gramEnd"/>
+      <w:r>
+        <w:rPr>
+          <w:rFonts w:ascii="Arial" w:hAnsi="Arial" w:cs="Arial"/>
+          <w:bCs/>
+        </w:rPr>
+        <w:t xml:space="preserve">    REFERENCES </w:t>
+      </w:r>
+      <w:proofErr w:type="spellStart"/>
+      <w:r>
+        <w:rPr>
+          <w:rFonts w:ascii="Arial" w:hAnsi="Arial" w:cs="Arial"/>
+          <w:bCs/>
+        </w:rPr>
+        <w:t>Perro_Caliente</w:t>
+      </w:r>
+      <w:proofErr w:type="spellEnd"/>
+      <w:r>
+        <w:rPr>
+          <w:rFonts w:ascii="Arial" w:hAnsi="Arial" w:cs="Arial"/>
+          <w:bCs/>
+        </w:rPr>
+        <w:t>(</w:t>
+      </w:r>
+      <w:proofErr w:type="spellStart"/>
+      <w:r>
+        <w:rPr>
+          <w:rFonts w:ascii="Arial" w:hAnsi="Arial" w:cs="Arial"/>
+          <w:bCs/>
+        </w:rPr>
+        <w:t>idPerro</w:t>
+      </w:r>
+      <w:proofErr w:type="spellEnd"/>
+      <w:r>
+        <w:rPr>
+          <w:rFonts w:ascii="Arial" w:hAnsi="Arial" w:cs="Arial"/>
+          <w:bCs/>
+        </w:rPr>
+        <w:t>),</w:t>
+      </w:r>
+    </w:p>
+    <w:p>
+      <w:pPr>
+        <w:rPr>
+          <w:rFonts w:ascii="Arial" w:hAnsi="Arial" w:cs="Arial"/>
+          <w:bCs/>
+        </w:rPr>
+      </w:pPr>
+      <w:r>
+        <w:rPr>
+          <w:rFonts w:ascii="Arial" w:hAnsi="Arial" w:cs="Arial"/>
+          <w:bCs/>
+        </w:rPr>
+        <w:t xml:space="preserve">    CONSTRAINT </w:t>
+      </w:r>
+      <w:proofErr w:type="spellStart"/>
+      <w:r>
+        <w:rPr>
+          <w:rFonts w:ascii="Arial" w:hAnsi="Arial" w:cs="Arial"/>
+          <w:bCs/>
+        </w:rPr>
+        <w:t>fk_menu_salchi</w:t>
+      </w:r>
+      <w:proofErr w:type="spellEnd"/>
+      <w:r>
+        <w:rPr>
+          <w:rFonts w:ascii="Arial" w:hAnsi="Arial" w:cs="Arial"/>
+          <w:bCs/>
+        </w:rPr>
+        <w:t xml:space="preserve">   FOREIGN KEY (</w:t>
+      </w:r>
+      <w:proofErr w:type="spellStart"/>
+      <w:proofErr w:type="gramStart"/>
+      <w:r>
+        <w:rPr>
+          <w:rFonts w:ascii="Arial" w:hAnsi="Arial" w:cs="Arial"/>
+          <w:bCs/>
+        </w:rPr>
+        <w:t>idSalchipapa</w:t>
+      </w:r>
+      <w:proofErr w:type="spellEnd"/>
+      <w:r>
+        <w:rPr>
+          <w:rFonts w:ascii="Arial" w:hAnsi="Arial" w:cs="Arial"/>
+          <w:bCs/>
+        </w:rPr>
+        <w:t>)  REFERENCES</w:t>
+      </w:r>
+      <w:proofErr w:type="gramEnd"/>
+      <w:r>
+        <w:rPr>
+          <w:rFonts w:ascii="Arial" w:hAnsi="Arial" w:cs="Arial"/>
+          <w:bCs/>
+        </w:rPr>
+        <w:t xml:space="preserve"> </w:t>
+      </w:r>
+      <w:proofErr w:type="spellStart"/>
+      <w:r>
+        <w:rPr>
+          <w:rFonts w:ascii="Arial" w:hAnsi="Arial" w:cs="Arial"/>
+          <w:bCs/>
+        </w:rPr>
+        <w:t>Salchipapa</w:t>
+      </w:r>
+      <w:proofErr w:type="spellEnd"/>
+      <w:r>
+        <w:rPr>
+          <w:rFonts w:ascii="Arial" w:hAnsi="Arial" w:cs="Arial"/>
+          <w:bCs/>
+        </w:rPr>
+        <w:t>(</w:t>
+      </w:r>
+      <w:proofErr w:type="spellStart"/>
+      <w:r>
+        <w:rPr>
+          <w:rFonts w:ascii="Arial" w:hAnsi="Arial" w:cs="Arial"/>
+          <w:bCs/>
+        </w:rPr>
+        <w:t>idSalchipapa</w:t>
+      </w:r>
+      <w:proofErr w:type="spellEnd"/>
+      <w:r>
+        <w:rPr>
+          <w:rFonts w:ascii="Arial" w:hAnsi="Arial" w:cs="Arial"/>
+          <w:bCs/>
+        </w:rPr>
+        <w:t>)</w:t>
+      </w:r>
+    </w:p>
+    <w:p>
+      <w:pPr>
+        <w:rPr>
+          <w:rFonts w:ascii="Arial" w:hAnsi="Arial" w:cs="Arial"/>
+          <w:bCs/>
+        </w:rPr>
+      </w:pPr>
+      <w:r>
+        <w:rPr>
+          <w:rFonts w:ascii="Arial" w:hAnsi="Arial" w:cs="Arial"/>
+          <w:bCs/>
+        </w:rPr>
+        <w:t>) ENGINE=</w:t>
+      </w:r>
+      <w:proofErr w:type="spellStart"/>
+      <w:r>
+        <w:rPr>
+          <w:rFonts w:ascii="Arial" w:hAnsi="Arial" w:cs="Arial"/>
+          <w:bCs/>
+        </w:rPr>
+        <w:t>InnoDB</w:t>
+      </w:r>
+      <w:proofErr w:type="spellEnd"/>
+      <w:r>
+        <w:rPr>
+          <w:rFonts w:ascii="Arial" w:hAnsi="Arial" w:cs="Arial"/>
+          <w:bCs/>
+        </w:rPr>
+        <w:t>;</w:t>
+      </w:r>
+    </w:p>
+    <w:p>
+      <w:pPr>
+        <w:rPr>
+          <w:rFonts w:ascii="Arial" w:hAnsi="Arial" w:cs="Arial"/>
+          <w:bCs/>
+        </w:rPr>
+      </w:pPr>
+    </w:p>
+    <w:p>
+      <w:pPr>
+        <w:rPr>
+          <w:rFonts w:ascii="Arial" w:hAnsi="Arial" w:cs="Arial"/>
+          <w:bCs/>
+        </w:rPr>
+      </w:pPr>
+      <w:r>
+        <w:rPr>
+          <w:rFonts w:ascii="Arial" w:hAnsi="Arial" w:cs="Arial"/>
+          <w:bCs/>
+        </w:rPr>
+        <w:t>-- ------------------------------------------------------------</w:t>
+      </w:r>
+    </w:p>
+    <w:p>
+      <w:pPr>
+        <w:rPr>
+          <w:rFonts w:ascii="Arial" w:hAnsi="Arial" w:cs="Arial"/>
+          <w:bCs/>
+        </w:rPr>
+      </w:pPr>
+      <w:r>
+        <w:rPr>
+          <w:rFonts w:ascii="Arial" w:hAnsi="Arial" w:cs="Arial"/>
+          <w:bCs/>
+        </w:rPr>
+        <w:t>-- TABLA: Pedidos</w:t>
+      </w:r>
+    </w:p>
+    <w:p>
+      <w:pPr>
+        <w:rPr>
+          <w:rFonts w:ascii="Arial" w:hAnsi="Arial" w:cs="Arial"/>
+          <w:bCs/>
+        </w:rPr>
+      </w:pPr>
+      <w:r>
+        <w:rPr>
+          <w:rFonts w:ascii="Arial" w:hAnsi="Arial" w:cs="Arial"/>
+          <w:bCs/>
+        </w:rPr>
+        <w:t>-- ------------------------------------------------------------</w:t>
+      </w:r>
+    </w:p>
+    <w:p>
+      <w:pPr>
+        <w:rPr>
+          <w:rFonts w:ascii="Arial" w:hAnsi="Arial" w:cs="Arial"/>
+          <w:bCs/>
+        </w:rPr>
+      </w:pPr>
+      <w:r>
+        <w:rPr>
+          <w:rFonts w:ascii="Arial" w:hAnsi="Arial" w:cs="Arial"/>
+          <w:bCs/>
+        </w:rPr>
+        <w:t>CREATE TABLE Pedidos (</w:t>
+      </w:r>
+    </w:p>
+    <w:p>
+      <w:pPr>
+        <w:rPr>
+          <w:rFonts w:ascii="Arial" w:hAnsi="Arial" w:cs="Arial"/>
+          <w:bCs/>
+        </w:rPr>
+      </w:pPr>
+      <w:r>
+        <w:rPr>
+          <w:rFonts w:ascii="Arial" w:hAnsi="Arial" w:cs="Arial"/>
+          <w:bCs/>
+        </w:rPr>
+        <w:t xml:space="preserve">    </w:t>
+      </w:r>
+      <w:proofErr w:type="spellStart"/>
+      <w:r>
+        <w:rPr>
+          <w:rFonts w:ascii="Arial" w:hAnsi="Arial" w:cs="Arial"/>
+          <w:bCs/>
+        </w:rPr>
+        <w:t>idPedido</w:t>
+      </w:r>
+      <w:proofErr w:type="spellEnd"/>
+      <w:r>
+        <w:rPr>
+          <w:rFonts w:ascii="Arial" w:hAnsi="Arial" w:cs="Arial"/>
+          <w:bCs/>
+        </w:rPr>
+        <w:t xml:space="preserve">        INT AUTO_INCREMENT PRIMARY KEY,</w:t>
+      </w:r>
+    </w:p>
+    <w:p>
+      <w:pPr>
+        <w:rPr>
+          <w:rFonts w:ascii="Arial" w:hAnsi="Arial" w:cs="Arial"/>
+          <w:bCs/>
+        </w:rPr>
+      </w:pPr>
+      <w:r>
+        <w:rPr>
+          <w:rFonts w:ascii="Arial" w:hAnsi="Arial" w:cs="Arial"/>
+          <w:bCs/>
+        </w:rPr>
+        <w:t xml:space="preserve">    </w:t>
+      </w:r>
+      <w:proofErr w:type="spellStart"/>
+      <w:r>
+        <w:rPr>
+          <w:rFonts w:ascii="Arial" w:hAnsi="Arial" w:cs="Arial"/>
+          <w:bCs/>
+        </w:rPr>
+        <w:t>Descripcion</w:t>
+      </w:r>
+      <w:proofErr w:type="spellEnd"/>
+      <w:r>
+        <w:rPr>
+          <w:rFonts w:ascii="Arial" w:hAnsi="Arial" w:cs="Arial"/>
+          <w:bCs/>
+        </w:rPr>
+        <w:t xml:space="preserve">     </w:t>
+      </w:r>
+      <w:proofErr w:type="gramStart"/>
+      <w:r>
+        <w:rPr>
+          <w:rFonts w:ascii="Arial" w:hAnsi="Arial" w:cs="Arial"/>
+          <w:bCs/>
+        </w:rPr>
+        <w:t>VARCHAR(</w:t>
+      </w:r>
+      <w:proofErr w:type="gramEnd"/>
+      <w:r>
+        <w:rPr>
+          <w:rFonts w:ascii="Arial" w:hAnsi="Arial" w:cs="Arial"/>
+          <w:bCs/>
+        </w:rPr>
+        <w:t>300),</w:t>
+      </w:r>
+    </w:p>
+    <w:p>
+      <w:pPr>
+        <w:rPr>
+          <w:rFonts w:ascii="Arial" w:hAnsi="Arial" w:cs="Arial"/>
+          <w:bCs/>
+        </w:rPr>
+      </w:pPr>
+      <w:r>
+        <w:rPr>
+          <w:rFonts w:ascii="Arial" w:hAnsi="Arial" w:cs="Arial"/>
+          <w:bCs/>
+        </w:rPr>
+        <w:t xml:space="preserve">    Fecha           DATETIME DEFAULT CURRENT_TIMESTAMP,</w:t>
+      </w:r>
+    </w:p>
+    <w:p>
+      <w:pPr>
+        <w:rPr>
+          <w:rFonts w:ascii="Arial" w:hAnsi="Arial" w:cs="Arial"/>
+          <w:bCs/>
+        </w:rPr>
+      </w:pPr>
+      <w:r>
+        <w:rPr>
+          <w:rFonts w:ascii="Arial" w:hAnsi="Arial" w:cs="Arial"/>
+          <w:bCs/>
+        </w:rPr>
+        <w:t xml:space="preserve">    Estado          </w:t>
+      </w:r>
+      <w:proofErr w:type="gramStart"/>
+      <w:r>
+        <w:rPr>
+          <w:rFonts w:ascii="Arial" w:hAnsi="Arial" w:cs="Arial"/>
+          <w:bCs/>
+        </w:rPr>
+        <w:t>ENUM(</w:t>
+      </w:r>
+      <w:proofErr w:type="gramEnd"/>
+      <w:r>
+        <w:rPr>
+          <w:rFonts w:ascii="Arial" w:hAnsi="Arial" w:cs="Arial"/>
+          <w:bCs/>
+        </w:rPr>
+        <w:t>'Pendiente', 'Confirmado', 'Cancelado') DEFAULT 'Pendiente',</w:t>
+      </w:r>
+    </w:p>
+    <w:p>
+      <w:pPr>
+        <w:rPr>
+          <w:rFonts w:ascii="Arial" w:hAnsi="Arial" w:cs="Arial"/>
+          <w:bCs/>
+        </w:rPr>
+      </w:pPr>
+      <w:r>
+        <w:rPr>
+          <w:rFonts w:ascii="Arial" w:hAnsi="Arial" w:cs="Arial"/>
+          <w:bCs/>
+        </w:rPr>
+        <w:t xml:space="preserve">    </w:t>
+      </w:r>
+      <w:proofErr w:type="spellStart"/>
+      <w:r>
+        <w:rPr>
+          <w:rFonts w:ascii="Arial" w:hAnsi="Arial" w:cs="Arial"/>
+          <w:bCs/>
+        </w:rPr>
+        <w:t>idSeleccion</w:t>
+      </w:r>
+      <w:proofErr w:type="spellEnd"/>
+      <w:r>
+        <w:rPr>
+          <w:rFonts w:ascii="Arial" w:hAnsi="Arial" w:cs="Arial"/>
+          <w:bCs/>
+        </w:rPr>
+        <w:t xml:space="preserve">     INT,</w:t>
+      </w:r>
+    </w:p>
+    <w:p>
+      <w:pPr>
+        <w:rPr>
+          <w:rFonts w:ascii="Arial" w:hAnsi="Arial" w:cs="Arial"/>
+          <w:bCs/>
+        </w:rPr>
+      </w:pPr>
+      <w:r>
+        <w:rPr>
+          <w:rFonts w:ascii="Arial" w:hAnsi="Arial" w:cs="Arial"/>
+          <w:bCs/>
+        </w:rPr>
+        <w:t xml:space="preserve">    </w:t>
+      </w:r>
+      <w:proofErr w:type="spellStart"/>
+      <w:r>
+        <w:rPr>
+          <w:rFonts w:ascii="Arial" w:hAnsi="Arial" w:cs="Arial"/>
+          <w:bCs/>
+        </w:rPr>
+        <w:t>NombreUsuario</w:t>
+      </w:r>
+      <w:proofErr w:type="spellEnd"/>
+      <w:r>
+        <w:rPr>
+          <w:rFonts w:ascii="Arial" w:hAnsi="Arial" w:cs="Arial"/>
+          <w:bCs/>
+        </w:rPr>
+        <w:t xml:space="preserve">   </w:t>
+      </w:r>
+      <w:proofErr w:type="gramStart"/>
+      <w:r>
+        <w:rPr>
+          <w:rFonts w:ascii="Arial" w:hAnsi="Arial" w:cs="Arial"/>
+          <w:bCs/>
+        </w:rPr>
+        <w:t>VARCHAR(</w:t>
+      </w:r>
+      <w:proofErr w:type="gramEnd"/>
+      <w:r>
+        <w:rPr>
+          <w:rFonts w:ascii="Arial" w:hAnsi="Arial" w:cs="Arial"/>
+          <w:bCs/>
+        </w:rPr>
+        <w:t>100),</w:t>
+      </w:r>
+    </w:p>
+    <w:p>
+      <w:pPr>
+        <w:rPr>
+          <w:rFonts w:ascii="Arial" w:hAnsi="Arial" w:cs="Arial"/>
+          <w:bCs/>
+        </w:rPr>
+      </w:pPr>
+      <w:r>
+        <w:rPr>
+          <w:rFonts w:ascii="Arial" w:hAnsi="Arial" w:cs="Arial"/>
+          <w:bCs/>
+        </w:rPr>
+        <w:t xml:space="preserve">    CONSTRAINT </w:t>
+      </w:r>
+      <w:proofErr w:type="spellStart"/>
+      <w:r>
+        <w:rPr>
+          <w:rFonts w:ascii="Arial" w:hAnsi="Arial" w:cs="Arial"/>
+          <w:bCs/>
+        </w:rPr>
+        <w:t>fk_ped_menu</w:t>
+      </w:r>
+      <w:proofErr w:type="spellEnd"/>
+      <w:r>
+        <w:rPr>
+          <w:rFonts w:ascii="Arial" w:hAnsi="Arial" w:cs="Arial"/>
+          <w:bCs/>
+        </w:rPr>
+        <w:t xml:space="preserve">      FOREIGN KEY (</w:t>
+      </w:r>
+      <w:proofErr w:type="spellStart"/>
+      <w:proofErr w:type="gramStart"/>
+      <w:r>
+        <w:rPr>
+          <w:rFonts w:ascii="Arial" w:hAnsi="Arial" w:cs="Arial"/>
+          <w:bCs/>
+        </w:rPr>
+        <w:t>idSeleccion</w:t>
+      </w:r>
+      <w:proofErr w:type="spellEnd"/>
+      <w:r>
+        <w:rPr>
+          <w:rFonts w:ascii="Arial" w:hAnsi="Arial" w:cs="Arial"/>
+          <w:bCs/>
+        </w:rPr>
+        <w:t xml:space="preserve">)   </w:t>
+      </w:r>
+      <w:proofErr w:type="gramEnd"/>
+      <w:r>
+        <w:rPr>
+          <w:rFonts w:ascii="Arial" w:hAnsi="Arial" w:cs="Arial"/>
+          <w:bCs/>
+        </w:rPr>
+        <w:t xml:space="preserve">REFERENCES </w:t>
+      </w:r>
+      <w:proofErr w:type="spellStart"/>
+      <w:r>
+        <w:rPr>
+          <w:rFonts w:ascii="Arial" w:hAnsi="Arial" w:cs="Arial"/>
+          <w:bCs/>
+        </w:rPr>
+        <w:t>Menu</w:t>
+      </w:r>
+      <w:proofErr w:type="spellEnd"/>
+      <w:r>
+        <w:rPr>
+          <w:rFonts w:ascii="Arial" w:hAnsi="Arial" w:cs="Arial"/>
+          <w:bCs/>
+        </w:rPr>
+        <w:t>(</w:t>
+      </w:r>
+      <w:proofErr w:type="spellStart"/>
+      <w:r>
+        <w:rPr>
+          <w:rFonts w:ascii="Arial" w:hAnsi="Arial" w:cs="Arial"/>
+          <w:bCs/>
+        </w:rPr>
+        <w:t>IdSeleccion</w:t>
+      </w:r>
+      <w:proofErr w:type="spellEnd"/>
+      <w:r>
+        <w:rPr>
+          <w:rFonts w:ascii="Arial" w:hAnsi="Arial" w:cs="Arial"/>
+          <w:bCs/>
+        </w:rPr>
+        <w:t>),</w:t>
+      </w:r>
+    </w:p>
+    <w:p>
+      <w:pPr>
+        <w:rPr>
+          <w:rFonts w:ascii="Arial" w:hAnsi="Arial" w:cs="Arial"/>
+          <w:bCs/>
+        </w:rPr>
+      </w:pPr>
+      <w:r>
+        <w:rPr>
+          <w:rFonts w:ascii="Arial" w:hAnsi="Arial" w:cs="Arial"/>
+          <w:bCs/>
+        </w:rPr>
+        <w:t xml:space="preserve">    CONSTRAINT </w:t>
+      </w:r>
+      <w:proofErr w:type="spellStart"/>
+      <w:r>
+        <w:rPr>
+          <w:rFonts w:ascii="Arial" w:hAnsi="Arial" w:cs="Arial"/>
+          <w:bCs/>
+        </w:rPr>
+        <w:t>fk_ped_usuario</w:t>
+      </w:r>
+      <w:proofErr w:type="spellEnd"/>
+      <w:r>
+        <w:rPr>
+          <w:rFonts w:ascii="Arial" w:hAnsi="Arial" w:cs="Arial"/>
+          <w:bCs/>
+        </w:rPr>
+        <w:t xml:space="preserve">   FOREIGN KEY (</w:t>
+      </w:r>
+      <w:proofErr w:type="spellStart"/>
+      <w:r>
+        <w:rPr>
+          <w:rFonts w:ascii="Arial" w:hAnsi="Arial" w:cs="Arial"/>
+          <w:bCs/>
+        </w:rPr>
+        <w:t>NombreUsuario</w:t>
+      </w:r>
+      <w:proofErr w:type="spellEnd"/>
+      <w:r>
+        <w:rPr>
+          <w:rFonts w:ascii="Arial" w:hAnsi="Arial" w:cs="Arial"/>
+          <w:bCs/>
+        </w:rPr>
+        <w:t>) REFERENCES Usuario(</w:t>
+      </w:r>
+      <w:proofErr w:type="spellStart"/>
+      <w:r>
+        <w:rPr>
+          <w:rFonts w:ascii="Arial" w:hAnsi="Arial" w:cs="Arial"/>
+          <w:bCs/>
+        </w:rPr>
+        <w:t>NombreUsuario</w:t>
+      </w:r>
+      <w:proofErr w:type="spellEnd"/>
+      <w:r>
+        <w:rPr>
+          <w:rFonts w:ascii="Arial" w:hAnsi="Arial" w:cs="Arial"/>
+          <w:bCs/>
+        </w:rPr>
+        <w:t>)</w:t>
+      </w:r>
+    </w:p>
+    <w:p>
+      <w:pPr>
+        <w:rPr>
+          <w:rFonts w:ascii="Arial" w:hAnsi="Arial" w:cs="Arial"/>
+          <w:bCs/>
+        </w:rPr>
+      </w:pPr>
+      <w:r>
+        <w:rPr>
+          <w:rFonts w:ascii="Arial" w:hAnsi="Arial" w:cs="Arial"/>
+          <w:bCs/>
+        </w:rPr>
+        <w:t>) ENGINE=</w:t>
+      </w:r>
+      <w:proofErr w:type="spellStart"/>
+      <w:r>
+        <w:rPr>
+          <w:rFonts w:ascii="Arial" w:hAnsi="Arial" w:cs="Arial"/>
+          <w:bCs/>
+        </w:rPr>
+        <w:t>InnoDB</w:t>
+      </w:r>
+      <w:proofErr w:type="spellEnd"/>
+      <w:r>
+        <w:rPr>
+          <w:rFonts w:ascii="Arial" w:hAnsi="Arial" w:cs="Arial"/>
+          <w:bCs/>
+        </w:rPr>
+        <w:t>;</w:t>
+      </w:r>
+    </w:p>
+    <w:p>
+      <w:pPr>
+        <w:rPr>
+          <w:rFonts w:ascii="Arial" w:hAnsi="Arial" w:cs="Arial"/>
+          <w:bCs/>
+        </w:rPr>
+      </w:pPr>
+    </w:p>
+    <w:p>
+      <w:pPr>
+        <w:rPr>
+          <w:rFonts w:ascii="Arial" w:hAnsi="Arial" w:cs="Arial"/>
+          <w:bCs/>
+        </w:rPr>
+      </w:pPr>
+      <w:r>
+        <w:rPr>
+          <w:rFonts w:ascii="Arial" w:hAnsi="Arial" w:cs="Arial"/>
+          <w:bCs/>
+        </w:rPr>
+        <w:t>-- ------------------------------------------------------------</w:t>
+      </w:r>
+    </w:p>
+    <w:p>
+      <w:pPr>
+        <w:rPr>
+          <w:rFonts w:ascii="Arial" w:hAnsi="Arial" w:cs="Arial"/>
+          <w:bCs/>
+        </w:rPr>
+      </w:pPr>
+      <w:r>
+        <w:rPr>
+          <w:rFonts w:ascii="Arial" w:hAnsi="Arial" w:cs="Arial"/>
+          <w:bCs/>
+        </w:rPr>
+        <w:t xml:space="preserve">-- TABLA: </w:t>
+      </w:r>
+      <w:proofErr w:type="spellStart"/>
+      <w:r>
+        <w:rPr>
+          <w:rFonts w:ascii="Arial" w:hAnsi="Arial" w:cs="Arial"/>
+          <w:bCs/>
+        </w:rPr>
+        <w:t>Facturacion</w:t>
+      </w:r>
+      <w:proofErr w:type="spellEnd"/>
+    </w:p>
+    <w:p>
+      <w:pPr>
+        <w:rPr>
+          <w:rFonts w:ascii="Arial" w:hAnsi="Arial" w:cs="Arial"/>
+          <w:bCs/>
+        </w:rPr>
+      </w:pPr>
+      <w:r>
+        <w:rPr>
+          <w:rFonts w:ascii="Arial" w:hAnsi="Arial" w:cs="Arial"/>
+          <w:bCs/>
+        </w:rPr>
+        <w:t>-- ------------------------------------------------------------</w:t>
+      </w:r>
+    </w:p>
+    <w:p>
+      <w:pPr>
+        <w:rPr>
+          <w:rFonts w:ascii="Arial" w:hAnsi="Arial" w:cs="Arial"/>
+          <w:bCs/>
+        </w:rPr>
+      </w:pPr>
+      <w:r>
+        <w:rPr>
+          <w:rFonts w:ascii="Arial" w:hAnsi="Arial" w:cs="Arial"/>
+          <w:bCs/>
+        </w:rPr>
+        <w:t xml:space="preserve">CREATE TABLE </w:t>
+      </w:r>
+      <w:proofErr w:type="spellStart"/>
+      <w:r>
+        <w:rPr>
+          <w:rFonts w:ascii="Arial" w:hAnsi="Arial" w:cs="Arial"/>
+          <w:bCs/>
+        </w:rPr>
+        <w:t>Facturacion</w:t>
+      </w:r>
+      <w:proofErr w:type="spellEnd"/>
+      <w:r>
+        <w:rPr>
+          <w:rFonts w:ascii="Arial" w:hAnsi="Arial" w:cs="Arial"/>
+          <w:bCs/>
+        </w:rPr>
+        <w:t xml:space="preserve"> (</w:t>
+      </w:r>
+    </w:p>
+    <w:p>
+      <w:pPr>
+        <w:rPr>
+          <w:rFonts w:ascii="Arial" w:hAnsi="Arial" w:cs="Arial"/>
+          <w:bCs/>
+        </w:rPr>
+      </w:pPr>
+      <w:r>
+        <w:rPr>
+          <w:rFonts w:ascii="Arial" w:hAnsi="Arial" w:cs="Arial"/>
+          <w:bCs/>
+        </w:rPr>
+        <w:t xml:space="preserve">    </w:t>
+      </w:r>
+      <w:proofErr w:type="spellStart"/>
+      <w:r>
+        <w:rPr>
+          <w:rFonts w:ascii="Arial" w:hAnsi="Arial" w:cs="Arial"/>
+          <w:bCs/>
+        </w:rPr>
+        <w:t>idFactura</w:t>
+      </w:r>
+      <w:proofErr w:type="spellEnd"/>
+      <w:r>
+        <w:rPr>
+          <w:rFonts w:ascii="Arial" w:hAnsi="Arial" w:cs="Arial"/>
+          <w:bCs/>
+        </w:rPr>
+        <w:t xml:space="preserve">       INT AUTO_INCREMENT PRIMARY KEY,</w:t>
+      </w:r>
+    </w:p>
+    <w:p>
+      <w:pPr>
+        <w:rPr>
+          <w:rFonts w:ascii="Arial" w:hAnsi="Arial" w:cs="Arial"/>
+          <w:bCs/>
+        </w:rPr>
+      </w:pPr>
+      <w:r>
+        <w:rPr>
+          <w:rFonts w:ascii="Arial" w:hAnsi="Arial" w:cs="Arial"/>
+          <w:bCs/>
+        </w:rPr>
+        <w:t xml:space="preserve">    </w:t>
+      </w:r>
+      <w:proofErr w:type="spellStart"/>
+      <w:r>
+        <w:rPr>
+          <w:rFonts w:ascii="Arial" w:hAnsi="Arial" w:cs="Arial"/>
+          <w:bCs/>
+        </w:rPr>
+        <w:t>SubTotal</w:t>
+      </w:r>
+      <w:proofErr w:type="spellEnd"/>
+      <w:r>
+        <w:rPr>
+          <w:rFonts w:ascii="Arial" w:hAnsi="Arial" w:cs="Arial"/>
+          <w:bCs/>
+        </w:rPr>
+        <w:t xml:space="preserve">        </w:t>
+      </w:r>
+      <w:proofErr w:type="gramStart"/>
+      <w:r>
+        <w:rPr>
+          <w:rFonts w:ascii="Arial" w:hAnsi="Arial" w:cs="Arial"/>
+          <w:bCs/>
+        </w:rPr>
+        <w:t>DECIMAL(</w:t>
+      </w:r>
+      <w:proofErr w:type="gramEnd"/>
+      <w:r>
+        <w:rPr>
+          <w:rFonts w:ascii="Arial" w:hAnsi="Arial" w:cs="Arial"/>
+          <w:bCs/>
+        </w:rPr>
+        <w:t>10, 2) NOT NULL DEFAULT 0.00,</w:t>
+      </w:r>
+    </w:p>
+    <w:p>
+      <w:pPr>
+        <w:rPr>
+          <w:rFonts w:ascii="Arial" w:hAnsi="Arial" w:cs="Arial"/>
+          <w:bCs/>
+        </w:rPr>
+      </w:pPr>
+      <w:r>
+        <w:rPr>
+          <w:rFonts w:ascii="Arial" w:hAnsi="Arial" w:cs="Arial"/>
+          <w:bCs/>
+        </w:rPr>
+        <w:t xml:space="preserve">    Descuento       </w:t>
+      </w:r>
+      <w:proofErr w:type="gramStart"/>
+      <w:r>
+        <w:rPr>
+          <w:rFonts w:ascii="Arial" w:hAnsi="Arial" w:cs="Arial"/>
+          <w:bCs/>
+        </w:rPr>
+        <w:t>DECIMAL(</w:t>
+      </w:r>
+      <w:proofErr w:type="gramEnd"/>
+      <w:r>
+        <w:rPr>
+          <w:rFonts w:ascii="Arial" w:hAnsi="Arial" w:cs="Arial"/>
+          <w:bCs/>
+        </w:rPr>
+        <w:t>10, 2) NOT NULL DEFAULT 0.00,</w:t>
+      </w:r>
+    </w:p>
+    <w:p>
+      <w:pPr>
+        <w:rPr>
+          <w:rFonts w:ascii="Arial" w:hAnsi="Arial" w:cs="Arial"/>
+          <w:bCs/>
+        </w:rPr>
+      </w:pPr>
+      <w:r>
+        <w:rPr>
+          <w:rFonts w:ascii="Arial" w:hAnsi="Arial" w:cs="Arial"/>
+          <w:bCs/>
+        </w:rPr>
+        <w:t xml:space="preserve">    Total           </w:t>
+      </w:r>
+      <w:proofErr w:type="gramStart"/>
+      <w:r>
+        <w:rPr>
+          <w:rFonts w:ascii="Arial" w:hAnsi="Arial" w:cs="Arial"/>
+          <w:bCs/>
+        </w:rPr>
+        <w:t>DECIMAL(</w:t>
+      </w:r>
+      <w:proofErr w:type="gramEnd"/>
+      <w:r>
+        <w:rPr>
+          <w:rFonts w:ascii="Arial" w:hAnsi="Arial" w:cs="Arial"/>
+          <w:bCs/>
+        </w:rPr>
+        <w:t>10, 2) NOT NULL DEFAULT 0.00,</w:t>
+      </w:r>
+    </w:p>
+    <w:p>
+      <w:pPr>
+        <w:rPr>
+          <w:rFonts w:ascii="Arial" w:hAnsi="Arial" w:cs="Arial"/>
+          <w:bCs/>
+        </w:rPr>
+      </w:pPr>
+      <w:r>
+        <w:rPr>
+          <w:rFonts w:ascii="Arial" w:hAnsi="Arial" w:cs="Arial"/>
+          <w:bCs/>
+        </w:rPr>
+        <w:t xml:space="preserve">    </w:t>
+      </w:r>
+      <w:proofErr w:type="spellStart"/>
+      <w:r>
+        <w:rPr>
+          <w:rFonts w:ascii="Arial" w:hAnsi="Arial" w:cs="Arial"/>
+          <w:bCs/>
+        </w:rPr>
+        <w:t>NombreUsuario</w:t>
+      </w:r>
+      <w:proofErr w:type="spellEnd"/>
+      <w:r>
+        <w:rPr>
+          <w:rFonts w:ascii="Arial" w:hAnsi="Arial" w:cs="Arial"/>
+          <w:bCs/>
+        </w:rPr>
+        <w:t xml:space="preserve">   </w:t>
+      </w:r>
+      <w:proofErr w:type="gramStart"/>
+      <w:r>
+        <w:rPr>
+          <w:rFonts w:ascii="Arial" w:hAnsi="Arial" w:cs="Arial"/>
+          <w:bCs/>
+        </w:rPr>
+        <w:t>VARCHAR(</w:t>
+      </w:r>
+      <w:proofErr w:type="gramEnd"/>
+      <w:r>
+        <w:rPr>
+          <w:rFonts w:ascii="Arial" w:hAnsi="Arial" w:cs="Arial"/>
+          <w:bCs/>
+        </w:rPr>
+        <w:t>100),</w:t>
+      </w:r>
+    </w:p>
+    <w:p>
+      <w:pPr>
+        <w:rPr>
+          <w:rFonts w:ascii="Arial" w:hAnsi="Arial" w:cs="Arial"/>
+          <w:bCs/>
+        </w:rPr>
+      </w:pPr>
+      <w:r>
+        <w:rPr>
+          <w:rFonts w:ascii="Arial" w:hAnsi="Arial" w:cs="Arial"/>
+          <w:bCs/>
+        </w:rPr>
+        <w:t xml:space="preserve">    </w:t>
+      </w:r>
+      <w:proofErr w:type="spellStart"/>
+      <w:r>
+        <w:rPr>
+          <w:rFonts w:ascii="Arial" w:hAnsi="Arial" w:cs="Arial"/>
+          <w:bCs/>
+        </w:rPr>
+        <w:t>IdPedido</w:t>
+      </w:r>
+      <w:proofErr w:type="spellEnd"/>
+      <w:r>
+        <w:rPr>
+          <w:rFonts w:ascii="Arial" w:hAnsi="Arial" w:cs="Arial"/>
+          <w:bCs/>
+        </w:rPr>
+        <w:t xml:space="preserve">        INT,</w:t>
+      </w:r>
+    </w:p>
+    <w:p>
+      <w:pPr>
+        <w:rPr>
+          <w:rFonts w:ascii="Arial" w:hAnsi="Arial" w:cs="Arial"/>
+          <w:bCs/>
+        </w:rPr>
+      </w:pPr>
+      <w:r>
+        <w:rPr>
+          <w:rFonts w:ascii="Arial" w:hAnsi="Arial" w:cs="Arial"/>
+          <w:bCs/>
+        </w:rPr>
+        <w:t xml:space="preserve">    CONSTRAINT </w:t>
+      </w:r>
+      <w:proofErr w:type="spellStart"/>
+      <w:r>
+        <w:rPr>
+          <w:rFonts w:ascii="Arial" w:hAnsi="Arial" w:cs="Arial"/>
+          <w:bCs/>
+        </w:rPr>
+        <w:t>fk_fact_</w:t>
+      </w:r>
+      <w:proofErr w:type="gramStart"/>
+      <w:r>
+        <w:rPr>
+          <w:rFonts w:ascii="Arial" w:hAnsi="Arial" w:cs="Arial"/>
+          <w:bCs/>
+        </w:rPr>
+        <w:t>usuario</w:t>
+      </w:r>
+      <w:proofErr w:type="spellEnd"/>
+      <w:r>
+        <w:rPr>
+          <w:rFonts w:ascii="Arial" w:hAnsi="Arial" w:cs="Arial"/>
+          <w:bCs/>
+        </w:rPr>
+        <w:t xml:space="preserve">  FOREIGN</w:t>
+      </w:r>
+      <w:proofErr w:type="gramEnd"/>
+      <w:r>
+        <w:rPr>
+          <w:rFonts w:ascii="Arial" w:hAnsi="Arial" w:cs="Arial"/>
+          <w:bCs/>
+        </w:rPr>
+        <w:t xml:space="preserve"> KEY (</w:t>
+      </w:r>
+      <w:proofErr w:type="spellStart"/>
+      <w:r>
+        <w:rPr>
+          <w:rFonts w:ascii="Arial" w:hAnsi="Arial" w:cs="Arial"/>
+          <w:bCs/>
+        </w:rPr>
+        <w:t>NombreUsuario</w:t>
+      </w:r>
+      <w:proofErr w:type="spellEnd"/>
+      <w:r>
+        <w:rPr>
+          <w:rFonts w:ascii="Arial" w:hAnsi="Arial" w:cs="Arial"/>
+          <w:bCs/>
+        </w:rPr>
+        <w:t>) REFERENCES Usuario(</w:t>
+      </w:r>
+      <w:proofErr w:type="spellStart"/>
+      <w:r>
+        <w:rPr>
+          <w:rFonts w:ascii="Arial" w:hAnsi="Arial" w:cs="Arial"/>
+          <w:bCs/>
+        </w:rPr>
+        <w:t>NombreUsuario</w:t>
+      </w:r>
+      <w:proofErr w:type="spellEnd"/>
+      <w:r>
+        <w:rPr>
+          <w:rFonts w:ascii="Arial" w:hAnsi="Arial" w:cs="Arial"/>
+          <w:bCs/>
+        </w:rPr>
+        <w:t>),</w:t>
+      </w:r>
+    </w:p>
+    <w:p>
+      <w:pPr>
+        <w:rPr>
+          <w:rFonts w:ascii="Arial" w:hAnsi="Arial" w:cs="Arial"/>
+          <w:bCs/>
+        </w:rPr>
+      </w:pPr>
+      <w:r>
+        <w:rPr>
+          <w:rFonts w:ascii="Arial" w:hAnsi="Arial" w:cs="Arial"/>
+          <w:bCs/>
+        </w:rPr>
+        <w:t xml:space="preserve">    CONSTRAINT </w:t>
+      </w:r>
+      <w:proofErr w:type="spellStart"/>
+      <w:r>
+        <w:rPr>
+          <w:rFonts w:ascii="Arial" w:hAnsi="Arial" w:cs="Arial"/>
+          <w:bCs/>
+        </w:rPr>
+        <w:t>fk_fact_pedido</w:t>
+      </w:r>
+      <w:proofErr w:type="spellEnd"/>
+      <w:r>
+        <w:rPr>
+          <w:rFonts w:ascii="Arial" w:hAnsi="Arial" w:cs="Arial"/>
+          <w:bCs/>
+        </w:rPr>
+        <w:t xml:space="preserve">   FOREIGN KEY (</w:t>
+      </w:r>
+      <w:proofErr w:type="spellStart"/>
+      <w:proofErr w:type="gramStart"/>
+      <w:r>
+        <w:rPr>
+          <w:rFonts w:ascii="Arial" w:hAnsi="Arial" w:cs="Arial"/>
+          <w:bCs/>
+        </w:rPr>
+        <w:t>IdPedido</w:t>
+      </w:r>
+      <w:proofErr w:type="spellEnd"/>
+      <w:r>
+        <w:rPr>
+          <w:rFonts w:ascii="Arial" w:hAnsi="Arial" w:cs="Arial"/>
+          <w:bCs/>
+        </w:rPr>
+        <w:t xml:space="preserve">)   </w:t>
+      </w:r>
+      <w:proofErr w:type="gramEnd"/>
+      <w:r>
+        <w:rPr>
+          <w:rFonts w:ascii="Arial" w:hAnsi="Arial" w:cs="Arial"/>
+          <w:bCs/>
+        </w:rPr>
+        <w:t xml:space="preserve">   REFERENCES Pedidos(</w:t>
+      </w:r>
+      <w:proofErr w:type="spellStart"/>
+      <w:r>
+        <w:rPr>
+          <w:rFonts w:ascii="Arial" w:hAnsi="Arial" w:cs="Arial"/>
+          <w:bCs/>
+        </w:rPr>
+        <w:t>idPedido</w:t>
+      </w:r>
+      <w:proofErr w:type="spellEnd"/>
+      <w:r>
+        <w:rPr>
+          <w:rFonts w:ascii="Arial" w:hAnsi="Arial" w:cs="Arial"/>
+          <w:bCs/>
+        </w:rPr>
+        <w:t>)</w:t>
+      </w:r>
+    </w:p>
+    <w:p>
+      <w:pPr>
+        <w:rPr>
+          <w:rFonts w:ascii="Arial" w:hAnsi="Arial" w:cs="Arial"/>
+          <w:bCs/>
+        </w:rPr>
+      </w:pPr>
+      <w:r>
+        <w:rPr>
+          <w:rFonts w:ascii="Arial" w:hAnsi="Arial" w:cs="Arial"/>
+          <w:bCs/>
+        </w:rPr>
+        <w:t>) ENGINE=</w:t>
+      </w:r>
+      <w:proofErr w:type="spellStart"/>
+      <w:r>
+        <w:rPr>
+          <w:rFonts w:ascii="Arial" w:hAnsi="Arial" w:cs="Arial"/>
+          <w:bCs/>
+        </w:rPr>
+        <w:t>InnoDB</w:t>
+      </w:r>
+      <w:proofErr w:type="spellEnd"/>
+      <w:r>
+        <w:rPr>
+          <w:rFonts w:ascii="Arial" w:hAnsi="Arial" w:cs="Arial"/>
+          <w:bCs/>
+        </w:rPr>
+        <w:t>;</w:t>
+      </w:r>
+    </w:p>
+    <w:p>
+      <w:pPr>
+        <w:rPr>
+          <w:rFonts w:ascii="Arial" w:hAnsi="Arial" w:cs="Arial"/>
+          <w:bCs/>
+        </w:rPr>
+      </w:pPr>
+    </w:p>
+    <w:p>
+      <w:pPr>
+        <w:rPr>
+          <w:rFonts w:ascii="Arial" w:hAnsi="Arial" w:cs="Arial"/>
+          <w:bCs/>
+        </w:rPr>
+      </w:pPr>
+      <w:r>
+        <w:rPr>
+          <w:rFonts w:ascii="Arial" w:hAnsi="Arial" w:cs="Arial"/>
+          <w:bCs/>
+        </w:rPr>
+        <w:t>-- ============================================================</w:t>
+      </w:r>
+    </w:p>
+    <w:p>
+      <w:pPr>
+        <w:rPr>
+          <w:rFonts w:ascii="Arial" w:hAnsi="Arial" w:cs="Arial"/>
+          <w:bCs/>
+        </w:rPr>
+      </w:pPr>
+      <w:r>
+        <w:rPr>
+          <w:rFonts w:ascii="Arial" w:hAnsi="Arial" w:cs="Arial"/>
+          <w:bCs/>
+        </w:rPr>
+        <w:t>-- DATOS DE PRUEBA</w:t>
+      </w:r>
+    </w:p>
+    <w:p>
+      <w:pPr>
+        <w:rPr>
+          <w:rFonts w:ascii="Arial" w:hAnsi="Arial" w:cs="Arial"/>
+          <w:bCs/>
+        </w:rPr>
+      </w:pPr>
+      <w:r>
+        <w:rPr>
+          <w:rFonts w:ascii="Arial" w:hAnsi="Arial" w:cs="Arial"/>
+          <w:bCs/>
+        </w:rPr>
+        <w:t>-- ============================================================</w:t>
+      </w:r>
+    </w:p>
+    <w:p>
+      <w:pPr>
+        <w:rPr>
+          <w:rFonts w:ascii="Arial" w:hAnsi="Arial" w:cs="Arial"/>
+          <w:bCs/>
+        </w:rPr>
+      </w:pPr>
+    </w:p>
+    <w:p>
+      <w:pPr>
+        <w:rPr>
+          <w:rFonts w:ascii="Arial" w:hAnsi="Arial" w:cs="Arial"/>
+          <w:bCs/>
+        </w:rPr>
+      </w:pPr>
+      <w:r>
+        <w:rPr>
+          <w:rFonts w:ascii="Arial" w:hAnsi="Arial" w:cs="Arial"/>
+          <w:bCs/>
+        </w:rPr>
+        <w:t>INSERT INTO Usuario (</w:t>
+      </w:r>
+      <w:proofErr w:type="spellStart"/>
+      <w:r>
+        <w:rPr>
+          <w:rFonts w:ascii="Arial" w:hAnsi="Arial" w:cs="Arial"/>
+          <w:bCs/>
+        </w:rPr>
+        <w:t>NombreUsuario</w:t>
+      </w:r>
+      <w:proofErr w:type="spellEnd"/>
+      <w:r>
+        <w:rPr>
+          <w:rFonts w:ascii="Arial" w:hAnsi="Arial" w:cs="Arial"/>
+          <w:bCs/>
+        </w:rPr>
+        <w:t xml:space="preserve">, </w:t>
+      </w:r>
+      <w:proofErr w:type="spellStart"/>
+      <w:r>
+        <w:rPr>
+          <w:rFonts w:ascii="Arial" w:hAnsi="Arial" w:cs="Arial"/>
+          <w:bCs/>
+        </w:rPr>
+        <w:t>Direccion</w:t>
+      </w:r>
+      <w:proofErr w:type="spellEnd"/>
+      <w:r>
+        <w:rPr>
+          <w:rFonts w:ascii="Arial" w:hAnsi="Arial" w:cs="Arial"/>
+          <w:bCs/>
+        </w:rPr>
+        <w:t xml:space="preserve">, </w:t>
+      </w:r>
+      <w:proofErr w:type="spellStart"/>
+      <w:r>
+        <w:rPr>
+          <w:rFonts w:ascii="Arial" w:hAnsi="Arial" w:cs="Arial"/>
+          <w:bCs/>
+        </w:rPr>
+        <w:t>Telefono</w:t>
+      </w:r>
+      <w:proofErr w:type="spellEnd"/>
+      <w:r>
+        <w:rPr>
+          <w:rFonts w:ascii="Arial" w:hAnsi="Arial" w:cs="Arial"/>
+          <w:bCs/>
+        </w:rPr>
+        <w:t>) VALUES</w:t>
+      </w:r>
+    </w:p>
+    <w:p>
+      <w:pPr>
+        <w:rPr>
+          <w:rFonts w:ascii="Arial" w:hAnsi="Arial" w:cs="Arial"/>
+          <w:bCs/>
+        </w:rPr>
+      </w:pPr>
+      <w:r>
+        <w:rPr>
+          <w:rFonts w:ascii="Arial" w:hAnsi="Arial" w:cs="Arial"/>
+          <w:bCs/>
+        </w:rPr>
+        <w:t>('Valery Ramos</w:t>
+      </w:r>
+      <w:proofErr w:type="gramStart"/>
+      <w:r>
+        <w:rPr>
+          <w:rFonts w:ascii="Arial" w:hAnsi="Arial" w:cs="Arial"/>
+          <w:bCs/>
+        </w:rPr>
+        <w:t>',  '</w:t>
+      </w:r>
+      <w:proofErr w:type="gramEnd"/>
+      <w:r>
+        <w:rPr>
+          <w:rFonts w:ascii="Arial" w:hAnsi="Arial" w:cs="Arial"/>
+          <w:bCs/>
+        </w:rPr>
+        <w:t>Calle 10 #5-20, Bucaramanga', '3001234567'),</w:t>
+      </w:r>
+    </w:p>
+    <w:p>
+      <w:pPr>
+        <w:rPr>
+          <w:rFonts w:ascii="Arial" w:hAnsi="Arial" w:cs="Arial"/>
+          <w:bCs/>
+        </w:rPr>
+      </w:pPr>
+      <w:r>
+        <w:rPr>
+          <w:rFonts w:ascii="Arial" w:hAnsi="Arial" w:cs="Arial"/>
+          <w:bCs/>
+        </w:rPr>
+        <w:t>('Danna Rivero</w:t>
+      </w:r>
+      <w:proofErr w:type="gramStart"/>
+      <w:r>
+        <w:rPr>
+          <w:rFonts w:ascii="Arial" w:hAnsi="Arial" w:cs="Arial"/>
+          <w:bCs/>
+        </w:rPr>
+        <w:t>',  '</w:t>
+      </w:r>
+      <w:proofErr w:type="gramEnd"/>
+      <w:r>
+        <w:rPr>
+          <w:rFonts w:ascii="Arial" w:hAnsi="Arial" w:cs="Arial"/>
+          <w:bCs/>
+        </w:rPr>
+        <w:t>Carrera 15 #8-45, Bucaramanga', '3109876543'),</w:t>
+      </w:r>
+    </w:p>
+    <w:p>
+      <w:pPr>
+        <w:rPr>
+          <w:rFonts w:ascii="Arial" w:hAnsi="Arial" w:cs="Arial"/>
+          <w:bCs/>
+        </w:rPr>
+      </w:pPr>
+      <w:r>
+        <w:rPr>
+          <w:rFonts w:ascii="Arial" w:hAnsi="Arial" w:cs="Arial"/>
+          <w:bCs/>
+        </w:rPr>
+        <w:t xml:space="preserve">('Carlos </w:t>
+      </w:r>
+      <w:proofErr w:type="spellStart"/>
+      <w:r>
+        <w:rPr>
+          <w:rFonts w:ascii="Arial" w:hAnsi="Arial" w:cs="Arial"/>
+          <w:bCs/>
+        </w:rPr>
+        <w:t>Perez</w:t>
+      </w:r>
+      <w:proofErr w:type="spellEnd"/>
+      <w:proofErr w:type="gramStart"/>
+      <w:r>
+        <w:rPr>
+          <w:rFonts w:ascii="Arial" w:hAnsi="Arial" w:cs="Arial"/>
+          <w:bCs/>
+        </w:rPr>
+        <w:t>',  '</w:t>
+      </w:r>
+      <w:proofErr w:type="gramEnd"/>
+      <w:r>
+        <w:rPr>
+          <w:rFonts w:ascii="Arial" w:hAnsi="Arial" w:cs="Arial"/>
+          <w:bCs/>
+        </w:rPr>
+        <w:t>Av. Los Estudiantes #3-10', '3201112233');</w:t>
+      </w:r>
+    </w:p>
+    <w:p>
+      <w:pPr>
+        <w:rPr>
+          <w:rFonts w:ascii="Arial" w:hAnsi="Arial" w:cs="Arial"/>
+          <w:bCs/>
+        </w:rPr>
+      </w:pPr>
+    </w:p>
+    <w:p>
+      <w:pPr>
+        <w:rPr>
+          <w:rFonts w:ascii="Arial" w:hAnsi="Arial" w:cs="Arial"/>
+          <w:bCs/>
+        </w:rPr>
+      </w:pPr>
+      <w:r>
+        <w:rPr>
+          <w:rFonts w:ascii="Arial" w:hAnsi="Arial" w:cs="Arial"/>
+          <w:bCs/>
+        </w:rPr>
+        <w:t xml:space="preserve">INSERT INTO Salsas (Mayonesa, </w:t>
+      </w:r>
+      <w:proofErr w:type="spellStart"/>
+      <w:r>
+        <w:rPr>
+          <w:rFonts w:ascii="Arial" w:hAnsi="Arial" w:cs="Arial"/>
+          <w:bCs/>
+        </w:rPr>
+        <w:t>Ketchup</w:t>
+      </w:r>
+      <w:proofErr w:type="spellEnd"/>
+      <w:r>
+        <w:rPr>
+          <w:rFonts w:ascii="Arial" w:hAnsi="Arial" w:cs="Arial"/>
+          <w:bCs/>
+        </w:rPr>
+        <w:t>, Tratara, Piña, BBQ) VALUES</w:t>
+      </w:r>
+    </w:p>
+    <w:p>
+      <w:pPr>
+        <w:rPr>
+          <w:rFonts w:ascii="Arial" w:hAnsi="Arial" w:cs="Arial"/>
+          <w:bCs/>
+        </w:rPr>
+      </w:pPr>
+      <w:r>
+        <w:rPr>
+          <w:rFonts w:ascii="Arial" w:hAnsi="Arial" w:cs="Arial"/>
+          <w:bCs/>
+        </w:rPr>
+        <w:t>(</w:t>
+      </w:r>
+      <w:proofErr w:type="gramStart"/>
+      <w:r>
+        <w:rPr>
+          <w:rFonts w:ascii="Arial" w:hAnsi="Arial" w:cs="Arial"/>
+          <w:bCs/>
+        </w:rPr>
+        <w:t>TRUE,  TRUE</w:t>
+      </w:r>
+      <w:proofErr w:type="gramEnd"/>
+      <w:r>
+        <w:rPr>
+          <w:rFonts w:ascii="Arial" w:hAnsi="Arial" w:cs="Arial"/>
+          <w:bCs/>
+        </w:rPr>
+        <w:t>,  FALSE, FALSE, FALSE),</w:t>
+      </w:r>
+    </w:p>
+    <w:p>
+      <w:pPr>
+        <w:rPr>
+          <w:rFonts w:ascii="Arial" w:hAnsi="Arial" w:cs="Arial"/>
+          <w:bCs/>
+        </w:rPr>
+      </w:pPr>
+      <w:r>
+        <w:rPr>
+          <w:rFonts w:ascii="Arial" w:hAnsi="Arial" w:cs="Arial"/>
+          <w:bCs/>
+        </w:rPr>
+        <w:t>(</w:t>
+      </w:r>
+      <w:proofErr w:type="gramStart"/>
+      <w:r>
+        <w:rPr>
+          <w:rFonts w:ascii="Arial" w:hAnsi="Arial" w:cs="Arial"/>
+          <w:bCs/>
+        </w:rPr>
+        <w:t>TRUE,  FALSE</w:t>
+      </w:r>
+      <w:proofErr w:type="gramEnd"/>
+      <w:r>
+        <w:rPr>
+          <w:rFonts w:ascii="Arial" w:hAnsi="Arial" w:cs="Arial"/>
+          <w:bCs/>
+        </w:rPr>
+        <w:t>, TRUE,  FALSE, FALSE),</w:t>
+      </w:r>
+    </w:p>
+    <w:p>
+      <w:pPr>
+        <w:rPr>
+          <w:rFonts w:ascii="Arial" w:hAnsi="Arial" w:cs="Arial"/>
+          <w:bCs/>
+        </w:rPr>
+      </w:pPr>
+      <w:r>
+        <w:rPr>
+          <w:rFonts w:ascii="Arial" w:hAnsi="Arial" w:cs="Arial"/>
+          <w:bCs/>
+        </w:rPr>
+        <w:t xml:space="preserve">(FALSE, </w:t>
+      </w:r>
+      <w:proofErr w:type="gramStart"/>
+      <w:r>
+        <w:rPr>
+          <w:rFonts w:ascii="Arial" w:hAnsi="Arial" w:cs="Arial"/>
+          <w:bCs/>
+        </w:rPr>
+        <w:t>TRUE,  FALSE</w:t>
+      </w:r>
+      <w:proofErr w:type="gramEnd"/>
+      <w:r>
+        <w:rPr>
+          <w:rFonts w:ascii="Arial" w:hAnsi="Arial" w:cs="Arial"/>
+          <w:bCs/>
+        </w:rPr>
+        <w:t>, FALSE, TRUE),</w:t>
+      </w:r>
+    </w:p>
+    <w:p>
+      <w:pPr>
+        <w:rPr>
+          <w:rFonts w:ascii="Arial" w:hAnsi="Arial" w:cs="Arial"/>
+          <w:bCs/>
+        </w:rPr>
+      </w:pPr>
+      <w:r>
+        <w:rPr>
+          <w:rFonts w:ascii="Arial" w:hAnsi="Arial" w:cs="Arial"/>
+          <w:bCs/>
+        </w:rPr>
+        <w:t>(</w:t>
+      </w:r>
+      <w:proofErr w:type="gramStart"/>
+      <w:r>
+        <w:rPr>
+          <w:rFonts w:ascii="Arial" w:hAnsi="Arial" w:cs="Arial"/>
+          <w:bCs/>
+        </w:rPr>
+        <w:t>TRUE,  TRUE</w:t>
+      </w:r>
+      <w:proofErr w:type="gramEnd"/>
+      <w:r>
+        <w:rPr>
+          <w:rFonts w:ascii="Arial" w:hAnsi="Arial" w:cs="Arial"/>
+          <w:bCs/>
+        </w:rPr>
+        <w:t>,  FALSE, TRUE,  FALSE);</w:t>
+      </w:r>
+    </w:p>
+    <w:p>
+      <w:pPr>
+        <w:rPr>
+          <w:rFonts w:ascii="Arial" w:hAnsi="Arial" w:cs="Arial"/>
+          <w:bCs/>
+        </w:rPr>
+      </w:pPr>
+    </w:p>
+    <w:p>
+      <w:pPr>
+        <w:rPr>
+          <w:rFonts w:ascii="Arial" w:hAnsi="Arial" w:cs="Arial"/>
+          <w:bCs/>
+        </w:rPr>
+      </w:pPr>
+      <w:r>
+        <w:rPr>
+          <w:rFonts w:ascii="Arial" w:hAnsi="Arial" w:cs="Arial"/>
+          <w:bCs/>
+        </w:rPr>
+        <w:t xml:space="preserve">INSERT INTO Adicionales (Queso, Chorizo, Tocineta, </w:t>
+      </w:r>
+      <w:proofErr w:type="spellStart"/>
+      <w:r>
+        <w:rPr>
+          <w:rFonts w:ascii="Arial" w:hAnsi="Arial" w:cs="Arial"/>
+          <w:bCs/>
+        </w:rPr>
+        <w:t>PapasFrancesas</w:t>
+      </w:r>
+      <w:proofErr w:type="spellEnd"/>
+      <w:r>
+        <w:rPr>
+          <w:rFonts w:ascii="Arial" w:hAnsi="Arial" w:cs="Arial"/>
+          <w:bCs/>
+        </w:rPr>
+        <w:t>) VALUES</w:t>
+      </w:r>
+    </w:p>
+    <w:p>
+      <w:pPr>
+        <w:rPr>
+          <w:rFonts w:ascii="Arial" w:hAnsi="Arial" w:cs="Arial"/>
+          <w:bCs/>
+        </w:rPr>
+      </w:pPr>
+      <w:r>
+        <w:rPr>
+          <w:rFonts w:ascii="Arial" w:hAnsi="Arial" w:cs="Arial"/>
+          <w:bCs/>
+        </w:rPr>
+        <w:t>(</w:t>
+      </w:r>
+      <w:proofErr w:type="gramStart"/>
+      <w:r>
+        <w:rPr>
+          <w:rFonts w:ascii="Arial" w:hAnsi="Arial" w:cs="Arial"/>
+          <w:bCs/>
+        </w:rPr>
+        <w:t>TRUE,  FALSE</w:t>
+      </w:r>
+      <w:proofErr w:type="gramEnd"/>
+      <w:r>
+        <w:rPr>
+          <w:rFonts w:ascii="Arial" w:hAnsi="Arial" w:cs="Arial"/>
+          <w:bCs/>
+        </w:rPr>
+        <w:t>, TRUE,  FALSE),</w:t>
+      </w:r>
+    </w:p>
+    <w:p>
+      <w:pPr>
+        <w:rPr>
+          <w:rFonts w:ascii="Arial" w:hAnsi="Arial" w:cs="Arial"/>
+          <w:bCs/>
+        </w:rPr>
+      </w:pPr>
+      <w:r>
+        <w:rPr>
+          <w:rFonts w:ascii="Arial" w:hAnsi="Arial" w:cs="Arial"/>
+          <w:bCs/>
+        </w:rPr>
+        <w:t xml:space="preserve">(FALSE, </w:t>
+      </w:r>
+      <w:proofErr w:type="gramStart"/>
+      <w:r>
+        <w:rPr>
+          <w:rFonts w:ascii="Arial" w:hAnsi="Arial" w:cs="Arial"/>
+          <w:bCs/>
+        </w:rPr>
+        <w:t>TRUE,  FALSE</w:t>
+      </w:r>
+      <w:proofErr w:type="gramEnd"/>
+      <w:r>
+        <w:rPr>
+          <w:rFonts w:ascii="Arial" w:hAnsi="Arial" w:cs="Arial"/>
+          <w:bCs/>
+        </w:rPr>
+        <w:t>, TRUE),</w:t>
+      </w:r>
+    </w:p>
+    <w:p>
+      <w:pPr>
+        <w:rPr>
+          <w:rFonts w:ascii="Arial" w:hAnsi="Arial" w:cs="Arial"/>
+          <w:bCs/>
+        </w:rPr>
+      </w:pPr>
+      <w:r>
+        <w:rPr>
+          <w:rFonts w:ascii="Arial" w:hAnsi="Arial" w:cs="Arial"/>
+          <w:bCs/>
+        </w:rPr>
+        <w:t>(</w:t>
+      </w:r>
+      <w:proofErr w:type="gramStart"/>
+      <w:r>
+        <w:rPr>
+          <w:rFonts w:ascii="Arial" w:hAnsi="Arial" w:cs="Arial"/>
+          <w:bCs/>
+        </w:rPr>
+        <w:t>TRUE,  TRUE</w:t>
+      </w:r>
+      <w:proofErr w:type="gramEnd"/>
+      <w:r>
+        <w:rPr>
+          <w:rFonts w:ascii="Arial" w:hAnsi="Arial" w:cs="Arial"/>
+          <w:bCs/>
+        </w:rPr>
+        <w:t>,  FALSE, FALSE),</w:t>
+      </w:r>
+    </w:p>
+    <w:p>
+      <w:pPr>
+        <w:rPr>
+          <w:rFonts w:ascii="Arial" w:hAnsi="Arial" w:cs="Arial"/>
+          <w:bCs/>
+        </w:rPr>
+      </w:pPr>
+      <w:r>
+        <w:rPr>
+          <w:rFonts w:ascii="Arial" w:hAnsi="Arial" w:cs="Arial"/>
+          <w:bCs/>
+        </w:rPr>
+        <w:t>(FALSE, FALSE, FALSE, TRUE);</w:t>
+      </w:r>
+    </w:p>
+    <w:p>
+      <w:pPr>
+        <w:rPr>
+          <w:rFonts w:ascii="Arial" w:hAnsi="Arial" w:cs="Arial"/>
+          <w:bCs/>
+        </w:rPr>
+      </w:pPr>
+    </w:p>
+    <w:p>
+      <w:pPr>
+        <w:rPr>
+          <w:rFonts w:ascii="Arial" w:hAnsi="Arial" w:cs="Arial"/>
+          <w:bCs/>
+        </w:rPr>
+      </w:pPr>
+      <w:r>
+        <w:rPr>
+          <w:rFonts w:ascii="Arial" w:hAnsi="Arial" w:cs="Arial"/>
+          <w:bCs/>
+        </w:rPr>
+        <w:t xml:space="preserve">INSERT INTO Hamburguesa (lechuga, tomate, pan, carne, </w:t>
+      </w:r>
+      <w:proofErr w:type="spellStart"/>
+      <w:r>
+        <w:rPr>
+          <w:rFonts w:ascii="Arial" w:hAnsi="Arial" w:cs="Arial"/>
+          <w:bCs/>
+        </w:rPr>
+        <w:t>idSalsa</w:t>
+      </w:r>
+      <w:proofErr w:type="spellEnd"/>
+      <w:r>
+        <w:rPr>
+          <w:rFonts w:ascii="Arial" w:hAnsi="Arial" w:cs="Arial"/>
+          <w:bCs/>
+        </w:rPr>
+        <w:t xml:space="preserve">, </w:t>
+      </w:r>
+      <w:proofErr w:type="spellStart"/>
+      <w:r>
+        <w:rPr>
+          <w:rFonts w:ascii="Arial" w:hAnsi="Arial" w:cs="Arial"/>
+          <w:bCs/>
+        </w:rPr>
+        <w:t>idAdicional</w:t>
+      </w:r>
+      <w:proofErr w:type="spellEnd"/>
+      <w:r>
+        <w:rPr>
+          <w:rFonts w:ascii="Arial" w:hAnsi="Arial" w:cs="Arial"/>
+          <w:bCs/>
+        </w:rPr>
+        <w:t>) VALUES</w:t>
+      </w:r>
+    </w:p>
+    <w:p>
+      <w:pPr>
+        <w:rPr>
+          <w:rFonts w:ascii="Arial" w:hAnsi="Arial" w:cs="Arial"/>
+          <w:bCs/>
+        </w:rPr>
+      </w:pPr>
+      <w:r>
+        <w:rPr>
+          <w:rFonts w:ascii="Arial" w:hAnsi="Arial" w:cs="Arial"/>
+          <w:bCs/>
+        </w:rPr>
+        <w:t>(</w:t>
+      </w:r>
+      <w:proofErr w:type="gramStart"/>
+      <w:r>
+        <w:rPr>
+          <w:rFonts w:ascii="Arial" w:hAnsi="Arial" w:cs="Arial"/>
+          <w:bCs/>
+        </w:rPr>
+        <w:t>TRUE,  TRUE</w:t>
+      </w:r>
+      <w:proofErr w:type="gramEnd"/>
+      <w:r>
+        <w:rPr>
+          <w:rFonts w:ascii="Arial" w:hAnsi="Arial" w:cs="Arial"/>
+          <w:bCs/>
+        </w:rPr>
+        <w:t>,  TRUE, TRUE, 1, 1),</w:t>
+      </w:r>
+    </w:p>
+    <w:p>
+      <w:pPr>
+        <w:rPr>
+          <w:rFonts w:ascii="Arial" w:hAnsi="Arial" w:cs="Arial"/>
+          <w:bCs/>
+        </w:rPr>
+      </w:pPr>
+      <w:r>
+        <w:rPr>
+          <w:rFonts w:ascii="Arial" w:hAnsi="Arial" w:cs="Arial"/>
+          <w:bCs/>
+        </w:rPr>
+        <w:t xml:space="preserve">(FALSE, </w:t>
+      </w:r>
+      <w:proofErr w:type="gramStart"/>
+      <w:r>
+        <w:rPr>
+          <w:rFonts w:ascii="Arial" w:hAnsi="Arial" w:cs="Arial"/>
+          <w:bCs/>
+        </w:rPr>
+        <w:t>TRUE,  TRUE</w:t>
+      </w:r>
+      <w:proofErr w:type="gramEnd"/>
+      <w:r>
+        <w:rPr>
+          <w:rFonts w:ascii="Arial" w:hAnsi="Arial" w:cs="Arial"/>
+          <w:bCs/>
+        </w:rPr>
+        <w:t>, TRUE, 2, 2),</w:t>
+      </w:r>
+    </w:p>
+    <w:p>
+      <w:pPr>
+        <w:rPr>
+          <w:rFonts w:ascii="Arial" w:hAnsi="Arial" w:cs="Arial"/>
+          <w:bCs/>
+        </w:rPr>
+      </w:pPr>
+      <w:r>
+        <w:rPr>
+          <w:rFonts w:ascii="Arial" w:hAnsi="Arial" w:cs="Arial"/>
+          <w:bCs/>
+        </w:rPr>
+        <w:t>(</w:t>
+      </w:r>
+      <w:proofErr w:type="gramStart"/>
+      <w:r>
+        <w:rPr>
+          <w:rFonts w:ascii="Arial" w:hAnsi="Arial" w:cs="Arial"/>
+          <w:bCs/>
+        </w:rPr>
+        <w:t>TRUE,  FALSE</w:t>
+      </w:r>
+      <w:proofErr w:type="gramEnd"/>
+      <w:r>
+        <w:rPr>
+          <w:rFonts w:ascii="Arial" w:hAnsi="Arial" w:cs="Arial"/>
+          <w:bCs/>
+        </w:rPr>
+        <w:t>, TRUE, TRUE, 3, 3);</w:t>
+      </w:r>
+    </w:p>
+    <w:p>
+      <w:pPr>
+        <w:rPr>
+          <w:rFonts w:ascii="Arial" w:hAnsi="Arial" w:cs="Arial"/>
+          <w:bCs/>
+        </w:rPr>
+      </w:pPr>
+    </w:p>
+    <w:p>
+      <w:pPr>
+        <w:rPr>
+          <w:rFonts w:ascii="Arial" w:hAnsi="Arial" w:cs="Arial"/>
+          <w:bCs/>
+        </w:rPr>
+      </w:pPr>
+      <w:r>
+        <w:rPr>
+          <w:rFonts w:ascii="Arial" w:hAnsi="Arial" w:cs="Arial"/>
+          <w:bCs/>
+        </w:rPr>
+        <w:t xml:space="preserve">INSERT INTO </w:t>
+      </w:r>
+      <w:proofErr w:type="spellStart"/>
+      <w:r>
+        <w:rPr>
+          <w:rFonts w:ascii="Arial" w:hAnsi="Arial" w:cs="Arial"/>
+          <w:bCs/>
+        </w:rPr>
+        <w:t>Perro_Caliente</w:t>
+      </w:r>
+      <w:proofErr w:type="spellEnd"/>
+      <w:r>
+        <w:rPr>
+          <w:rFonts w:ascii="Arial" w:hAnsi="Arial" w:cs="Arial"/>
+          <w:bCs/>
+        </w:rPr>
+        <w:t xml:space="preserve"> (Salchicha, </w:t>
+      </w:r>
+      <w:proofErr w:type="spellStart"/>
+      <w:r>
+        <w:rPr>
+          <w:rFonts w:ascii="Arial" w:hAnsi="Arial" w:cs="Arial"/>
+          <w:bCs/>
+        </w:rPr>
+        <w:t>Pan_Perro</w:t>
+      </w:r>
+      <w:proofErr w:type="spellEnd"/>
+      <w:r>
+        <w:rPr>
+          <w:rFonts w:ascii="Arial" w:hAnsi="Arial" w:cs="Arial"/>
+          <w:bCs/>
+        </w:rPr>
+        <w:t xml:space="preserve">, </w:t>
+      </w:r>
+      <w:proofErr w:type="spellStart"/>
+      <w:r>
+        <w:rPr>
+          <w:rFonts w:ascii="Arial" w:hAnsi="Arial" w:cs="Arial"/>
+          <w:bCs/>
+        </w:rPr>
+        <w:t>idSalsa</w:t>
+      </w:r>
+      <w:proofErr w:type="spellEnd"/>
+      <w:r>
+        <w:rPr>
+          <w:rFonts w:ascii="Arial" w:hAnsi="Arial" w:cs="Arial"/>
+          <w:bCs/>
+        </w:rPr>
+        <w:t xml:space="preserve">, </w:t>
+      </w:r>
+      <w:proofErr w:type="spellStart"/>
+      <w:r>
+        <w:rPr>
+          <w:rFonts w:ascii="Arial" w:hAnsi="Arial" w:cs="Arial"/>
+          <w:bCs/>
+        </w:rPr>
+        <w:t>idAdicional</w:t>
+      </w:r>
+      <w:proofErr w:type="spellEnd"/>
+      <w:r>
+        <w:rPr>
+          <w:rFonts w:ascii="Arial" w:hAnsi="Arial" w:cs="Arial"/>
+          <w:bCs/>
+        </w:rPr>
+        <w:t>) VALUES</w:t>
+      </w:r>
+    </w:p>
+    <w:p>
+      <w:pPr>
+        <w:rPr>
+          <w:rFonts w:ascii="Arial" w:hAnsi="Arial" w:cs="Arial"/>
+          <w:bCs/>
+        </w:rPr>
+      </w:pPr>
+      <w:r>
+        <w:rPr>
+          <w:rFonts w:ascii="Arial" w:hAnsi="Arial" w:cs="Arial"/>
+          <w:bCs/>
+        </w:rPr>
+        <w:t>(TRUE, TRUE, 1, 2),</w:t>
+      </w:r>
+    </w:p>
+    <w:p>
+      <w:pPr>
+        <w:rPr>
+          <w:rFonts w:ascii="Arial" w:hAnsi="Arial" w:cs="Arial"/>
+          <w:bCs/>
+        </w:rPr>
+      </w:pPr>
+      <w:r>
+        <w:rPr>
+          <w:rFonts w:ascii="Arial" w:hAnsi="Arial" w:cs="Arial"/>
+          <w:bCs/>
+        </w:rPr>
+        <w:t>(TRUE, TRUE, 4, 4);</w:t>
+      </w:r>
+    </w:p>
+    <w:p>
+      <w:pPr>
+        <w:rPr>
+          <w:rFonts w:ascii="Arial" w:hAnsi="Arial" w:cs="Arial"/>
+          <w:bCs/>
+        </w:rPr>
+      </w:pPr>
+    </w:p>
+    <w:p>
+      <w:pPr>
+        <w:rPr>
+          <w:rFonts w:ascii="Arial" w:hAnsi="Arial" w:cs="Arial"/>
+          <w:bCs/>
+        </w:rPr>
+      </w:pPr>
+      <w:r>
+        <w:rPr>
+          <w:rFonts w:ascii="Arial" w:hAnsi="Arial" w:cs="Arial"/>
+          <w:bCs/>
+        </w:rPr>
+        <w:t xml:space="preserve">INSERT INTO </w:t>
+      </w:r>
+      <w:proofErr w:type="spellStart"/>
+      <w:r>
+        <w:rPr>
+          <w:rFonts w:ascii="Arial" w:hAnsi="Arial" w:cs="Arial"/>
+          <w:bCs/>
+        </w:rPr>
+        <w:t>Salchipapa</w:t>
+      </w:r>
+      <w:proofErr w:type="spellEnd"/>
+      <w:r>
+        <w:rPr>
+          <w:rFonts w:ascii="Arial" w:hAnsi="Arial" w:cs="Arial"/>
+          <w:bCs/>
+        </w:rPr>
+        <w:t xml:space="preserve"> (Tamaño, </w:t>
+      </w:r>
+      <w:proofErr w:type="spellStart"/>
+      <w:r>
+        <w:rPr>
+          <w:rFonts w:ascii="Arial" w:hAnsi="Arial" w:cs="Arial"/>
+          <w:bCs/>
+        </w:rPr>
+        <w:t>idSalsa</w:t>
+      </w:r>
+      <w:proofErr w:type="spellEnd"/>
+      <w:r>
+        <w:rPr>
+          <w:rFonts w:ascii="Arial" w:hAnsi="Arial" w:cs="Arial"/>
+          <w:bCs/>
+        </w:rPr>
+        <w:t xml:space="preserve">, </w:t>
+      </w:r>
+      <w:proofErr w:type="spellStart"/>
+      <w:r>
+        <w:rPr>
+          <w:rFonts w:ascii="Arial" w:hAnsi="Arial" w:cs="Arial"/>
+          <w:bCs/>
+        </w:rPr>
+        <w:t>idAdicional</w:t>
+      </w:r>
+      <w:proofErr w:type="spellEnd"/>
+      <w:r>
+        <w:rPr>
+          <w:rFonts w:ascii="Arial" w:hAnsi="Arial" w:cs="Arial"/>
+          <w:bCs/>
+        </w:rPr>
+        <w:t>) VALUES</w:t>
+      </w:r>
+    </w:p>
+    <w:p>
+      <w:pPr>
+        <w:rPr>
+          <w:rFonts w:ascii="Arial" w:hAnsi="Arial" w:cs="Arial"/>
+          <w:bCs/>
+        </w:rPr>
+      </w:pPr>
+      <w:r>
+        <w:rPr>
+          <w:rFonts w:ascii="Arial" w:hAnsi="Arial" w:cs="Arial"/>
+          <w:bCs/>
+        </w:rPr>
+        <w:t>('Grande</w:t>
+      </w:r>
+      <w:proofErr w:type="gramStart"/>
+      <w:r>
+        <w:rPr>
+          <w:rFonts w:ascii="Arial" w:hAnsi="Arial" w:cs="Arial"/>
+          <w:bCs/>
+        </w:rPr>
+        <w:t>',  2</w:t>
+      </w:r>
+      <w:proofErr w:type="gramEnd"/>
+      <w:r>
+        <w:rPr>
+          <w:rFonts w:ascii="Arial" w:hAnsi="Arial" w:cs="Arial"/>
+          <w:bCs/>
+        </w:rPr>
+        <w:t>, 1),</w:t>
+      </w:r>
+    </w:p>
+    <w:p>
+      <w:pPr>
+        <w:rPr>
+          <w:rFonts w:ascii="Arial" w:hAnsi="Arial" w:cs="Arial"/>
+          <w:bCs/>
+        </w:rPr>
+      </w:pPr>
+      <w:r>
+        <w:rPr>
+          <w:rFonts w:ascii="Arial" w:hAnsi="Arial" w:cs="Arial"/>
+          <w:bCs/>
+        </w:rPr>
+        <w:t>('Mediano', 1, 3),</w:t>
+      </w:r>
+    </w:p>
+    <w:p>
+      <w:pPr>
+        <w:rPr>
+          <w:rFonts w:ascii="Arial" w:hAnsi="Arial" w:cs="Arial"/>
+          <w:bCs/>
+        </w:rPr>
+      </w:pPr>
+      <w:r>
+        <w:rPr>
+          <w:rFonts w:ascii="Arial" w:hAnsi="Arial" w:cs="Arial"/>
+          <w:bCs/>
+        </w:rPr>
+        <w:t>('Pequeño', 3, 4);</w:t>
+      </w:r>
+    </w:p>
+    <w:p>
+      <w:pPr>
+        <w:rPr>
+          <w:rFonts w:ascii="Arial" w:hAnsi="Arial" w:cs="Arial"/>
+          <w:bCs/>
+        </w:rPr>
+      </w:pPr>
+    </w:p>
+    <w:p>
+      <w:pPr>
+        <w:rPr>
+          <w:rFonts w:ascii="Arial" w:hAnsi="Arial" w:cs="Arial"/>
+          <w:bCs/>
+        </w:rPr>
+      </w:pPr>
+      <w:r>
+        <w:rPr>
+          <w:rFonts w:ascii="Arial" w:hAnsi="Arial" w:cs="Arial"/>
+          <w:bCs/>
+        </w:rPr>
+        <w:t xml:space="preserve">INSERT INTO </w:t>
+      </w:r>
+      <w:proofErr w:type="spellStart"/>
+      <w:r>
+        <w:rPr>
+          <w:rFonts w:ascii="Arial" w:hAnsi="Arial" w:cs="Arial"/>
+          <w:bCs/>
+        </w:rPr>
+        <w:t>Menu</w:t>
+      </w:r>
+      <w:proofErr w:type="spellEnd"/>
+      <w:r>
+        <w:rPr>
+          <w:rFonts w:ascii="Arial" w:hAnsi="Arial" w:cs="Arial"/>
+          <w:bCs/>
+        </w:rPr>
+        <w:t xml:space="preserve"> (</w:t>
+      </w:r>
+      <w:proofErr w:type="spellStart"/>
+      <w:r>
+        <w:rPr>
+          <w:rFonts w:ascii="Arial" w:hAnsi="Arial" w:cs="Arial"/>
+          <w:bCs/>
+        </w:rPr>
+        <w:t>idhamburguesa</w:t>
+      </w:r>
+      <w:proofErr w:type="spellEnd"/>
+      <w:r>
+        <w:rPr>
+          <w:rFonts w:ascii="Arial" w:hAnsi="Arial" w:cs="Arial"/>
+          <w:bCs/>
+        </w:rPr>
+        <w:t xml:space="preserve">, </w:t>
+      </w:r>
+      <w:proofErr w:type="spellStart"/>
+      <w:r>
+        <w:rPr>
+          <w:rFonts w:ascii="Arial" w:hAnsi="Arial" w:cs="Arial"/>
+          <w:bCs/>
+        </w:rPr>
+        <w:t>idPerro</w:t>
+      </w:r>
+      <w:proofErr w:type="spellEnd"/>
+      <w:r>
+        <w:rPr>
+          <w:rFonts w:ascii="Arial" w:hAnsi="Arial" w:cs="Arial"/>
+          <w:bCs/>
+        </w:rPr>
+        <w:t xml:space="preserve">, </w:t>
+      </w:r>
+      <w:proofErr w:type="spellStart"/>
+      <w:r>
+        <w:rPr>
+          <w:rFonts w:ascii="Arial" w:hAnsi="Arial" w:cs="Arial"/>
+          <w:bCs/>
+        </w:rPr>
+        <w:t>idSalchipapa</w:t>
+      </w:r>
+      <w:proofErr w:type="spellEnd"/>
+      <w:r>
+        <w:rPr>
+          <w:rFonts w:ascii="Arial" w:hAnsi="Arial" w:cs="Arial"/>
+          <w:bCs/>
+        </w:rPr>
+        <w:t>) VALUES</w:t>
+      </w:r>
+    </w:p>
+    <w:p>
+      <w:pPr>
+        <w:rPr>
+          <w:rFonts w:ascii="Arial" w:hAnsi="Arial" w:cs="Arial"/>
+          <w:bCs/>
+        </w:rPr>
+      </w:pPr>
+      <w:r>
+        <w:rPr>
+          <w:rFonts w:ascii="Arial" w:hAnsi="Arial" w:cs="Arial"/>
+          <w:bCs/>
+        </w:rPr>
+        <w:t>(1, NULL, NULL),</w:t>
+      </w:r>
+    </w:p>
+    <w:p>
+      <w:pPr>
+        <w:rPr>
+          <w:rFonts w:ascii="Arial" w:hAnsi="Arial" w:cs="Arial"/>
+          <w:bCs/>
+        </w:rPr>
+      </w:pPr>
+      <w:r>
+        <w:rPr>
+          <w:rFonts w:ascii="Arial" w:hAnsi="Arial" w:cs="Arial"/>
+          <w:bCs/>
+        </w:rPr>
+        <w:t>(2, NULL, NULL),</w:t>
+      </w:r>
+    </w:p>
+    <w:p>
+      <w:pPr>
+        <w:rPr>
+          <w:rFonts w:ascii="Arial" w:hAnsi="Arial" w:cs="Arial"/>
+          <w:bCs/>
+        </w:rPr>
+      </w:pPr>
+      <w:r>
+        <w:rPr>
+          <w:rFonts w:ascii="Arial" w:hAnsi="Arial" w:cs="Arial"/>
+          <w:bCs/>
+        </w:rPr>
+        <w:t>(NULL, 1, NULL),</w:t>
+      </w:r>
+    </w:p>
+    <w:p>
+      <w:pPr>
+        <w:rPr>
+          <w:rFonts w:ascii="Arial" w:hAnsi="Arial" w:cs="Arial"/>
+          <w:bCs/>
+        </w:rPr>
+      </w:pPr>
+      <w:r>
+        <w:rPr>
+          <w:rFonts w:ascii="Arial" w:hAnsi="Arial" w:cs="Arial"/>
+          <w:bCs/>
+        </w:rPr>
+        <w:t>(NULL, NULL, 1),</w:t>
+      </w:r>
+    </w:p>
+    <w:p>
+      <w:pPr>
+        <w:rPr>
+          <w:rFonts w:ascii="Arial" w:hAnsi="Arial" w:cs="Arial"/>
+          <w:bCs/>
+        </w:rPr>
+      </w:pPr>
+      <w:r>
+        <w:rPr>
+          <w:rFonts w:ascii="Arial" w:hAnsi="Arial" w:cs="Arial"/>
+          <w:bCs/>
+        </w:rPr>
+        <w:t>(NULL, NULL, 2);</w:t>
+      </w:r>
+    </w:p>
+    <w:p>
+      <w:pPr>
+        <w:rPr>
+          <w:rFonts w:ascii="Arial" w:hAnsi="Arial" w:cs="Arial"/>
+          <w:bCs/>
+        </w:rPr>
+      </w:pPr>
+    </w:p>
+    <w:p>
+      <w:pPr>
+        <w:rPr>
+          <w:rFonts w:ascii="Arial" w:hAnsi="Arial" w:cs="Arial"/>
+          <w:bCs/>
+        </w:rPr>
+      </w:pPr>
+      <w:r>
+        <w:rPr>
+          <w:rFonts w:ascii="Arial" w:hAnsi="Arial" w:cs="Arial"/>
+          <w:bCs/>
+        </w:rPr>
+        <w:t>INSERT INTO Pedidos (</w:t>
+      </w:r>
+      <w:proofErr w:type="spellStart"/>
+      <w:r>
+        <w:rPr>
+          <w:rFonts w:ascii="Arial" w:hAnsi="Arial" w:cs="Arial"/>
+          <w:bCs/>
+        </w:rPr>
+        <w:t>Descripcion</w:t>
+      </w:r>
+      <w:proofErr w:type="spellEnd"/>
+      <w:r>
+        <w:rPr>
+          <w:rFonts w:ascii="Arial" w:hAnsi="Arial" w:cs="Arial"/>
+          <w:bCs/>
+        </w:rPr>
+        <w:t xml:space="preserve">, Estado, </w:t>
+      </w:r>
+      <w:proofErr w:type="spellStart"/>
+      <w:r>
+        <w:rPr>
+          <w:rFonts w:ascii="Arial" w:hAnsi="Arial" w:cs="Arial"/>
+          <w:bCs/>
+        </w:rPr>
+        <w:t>idSeleccion</w:t>
+      </w:r>
+      <w:proofErr w:type="spellEnd"/>
+      <w:r>
+        <w:rPr>
+          <w:rFonts w:ascii="Arial" w:hAnsi="Arial" w:cs="Arial"/>
+          <w:bCs/>
+        </w:rPr>
+        <w:t xml:space="preserve">, </w:t>
+      </w:r>
+      <w:proofErr w:type="spellStart"/>
+      <w:r>
+        <w:rPr>
+          <w:rFonts w:ascii="Arial" w:hAnsi="Arial" w:cs="Arial"/>
+          <w:bCs/>
+        </w:rPr>
+        <w:t>NombreUsuario</w:t>
+      </w:r>
+      <w:proofErr w:type="spellEnd"/>
+      <w:r>
+        <w:rPr>
+          <w:rFonts w:ascii="Arial" w:hAnsi="Arial" w:cs="Arial"/>
+          <w:bCs/>
+        </w:rPr>
+        <w:t>) VALUES</w:t>
+      </w:r>
+    </w:p>
+    <w:p>
+      <w:pPr>
+        <w:rPr>
+          <w:rFonts w:ascii="Arial" w:hAnsi="Arial" w:cs="Arial"/>
+          <w:bCs/>
+        </w:rPr>
+      </w:pPr>
+      <w:r>
+        <w:rPr>
+          <w:rFonts w:ascii="Arial" w:hAnsi="Arial" w:cs="Arial"/>
+          <w:bCs/>
+        </w:rPr>
+        <w:t>('Hamburguesa con lechuga, tomate y tocineta</w:t>
+      </w:r>
+      <w:proofErr w:type="gramStart"/>
+      <w:r>
+        <w:rPr>
+          <w:rFonts w:ascii="Arial" w:hAnsi="Arial" w:cs="Arial"/>
+          <w:bCs/>
+        </w:rPr>
+        <w:t>',  '</w:t>
+      </w:r>
+      <w:proofErr w:type="gramEnd"/>
+      <w:r>
+        <w:rPr>
+          <w:rFonts w:ascii="Arial" w:hAnsi="Arial" w:cs="Arial"/>
+          <w:bCs/>
+        </w:rPr>
+        <w:t>Confirmado', 1, 'Valery Ramos'),</w:t>
+      </w:r>
+    </w:p>
+    <w:p>
+      <w:pPr>
+        <w:rPr>
+          <w:rFonts w:ascii="Arial" w:hAnsi="Arial" w:cs="Arial"/>
+          <w:bCs/>
+        </w:rPr>
+      </w:pPr>
+      <w:r>
+        <w:rPr>
+          <w:rFonts w:ascii="Arial" w:hAnsi="Arial" w:cs="Arial"/>
+          <w:bCs/>
+        </w:rPr>
+        <w:lastRenderedPageBreak/>
+        <w:t>('Hamburguesa sin lechuga con chorizo</w:t>
+      </w:r>
+      <w:proofErr w:type="gramStart"/>
+      <w:r>
+        <w:rPr>
+          <w:rFonts w:ascii="Arial" w:hAnsi="Arial" w:cs="Arial"/>
+          <w:bCs/>
+        </w:rPr>
+        <w:t xml:space="preserve">',   </w:t>
+      </w:r>
+      <w:proofErr w:type="gramEnd"/>
+      <w:r>
+        <w:rPr>
+          <w:rFonts w:ascii="Arial" w:hAnsi="Arial" w:cs="Arial"/>
+          <w:bCs/>
+        </w:rPr>
+        <w:t xml:space="preserve">      'Pendiente',  2, 'Danna Rivero'),</w:t>
+      </w:r>
+    </w:p>
+    <w:p>
+      <w:pPr>
+        <w:rPr>
+          <w:rFonts w:ascii="Arial" w:hAnsi="Arial" w:cs="Arial"/>
+          <w:bCs/>
+        </w:rPr>
+      </w:pPr>
+      <w:r>
+        <w:rPr>
+          <w:rFonts w:ascii="Arial" w:hAnsi="Arial" w:cs="Arial"/>
+          <w:bCs/>
+        </w:rPr>
+        <w:t xml:space="preserve">('Perro caliente con mayonesa y </w:t>
+      </w:r>
+      <w:proofErr w:type="spellStart"/>
+      <w:r>
+        <w:rPr>
+          <w:rFonts w:ascii="Arial" w:hAnsi="Arial" w:cs="Arial"/>
+          <w:bCs/>
+        </w:rPr>
+        <w:t>ketchup</w:t>
+      </w:r>
+      <w:proofErr w:type="spellEnd"/>
+      <w:proofErr w:type="gramStart"/>
+      <w:r>
+        <w:rPr>
+          <w:rFonts w:ascii="Arial" w:hAnsi="Arial" w:cs="Arial"/>
+          <w:bCs/>
+        </w:rPr>
+        <w:t xml:space="preserve">',   </w:t>
+      </w:r>
+      <w:proofErr w:type="gramEnd"/>
+      <w:r>
+        <w:rPr>
+          <w:rFonts w:ascii="Arial" w:hAnsi="Arial" w:cs="Arial"/>
+          <w:bCs/>
+        </w:rPr>
+        <w:t xml:space="preserve">    'Confirmado', 3, 'Valery Ramos'),</w:t>
+      </w:r>
+    </w:p>
+    <w:p>
+      <w:pPr>
+        <w:rPr>
+          <w:rFonts w:ascii="Arial" w:hAnsi="Arial" w:cs="Arial"/>
+          <w:bCs/>
+        </w:rPr>
+      </w:pPr>
+      <w:r>
+        <w:rPr>
+          <w:rFonts w:ascii="Arial" w:hAnsi="Arial" w:cs="Arial"/>
+          <w:bCs/>
+        </w:rPr>
+        <w:t>('</w:t>
+      </w:r>
+      <w:proofErr w:type="spellStart"/>
+      <w:r>
+        <w:rPr>
+          <w:rFonts w:ascii="Arial" w:hAnsi="Arial" w:cs="Arial"/>
+          <w:bCs/>
+        </w:rPr>
+        <w:t>Salchipapa</w:t>
+      </w:r>
+      <w:proofErr w:type="spellEnd"/>
+      <w:r>
+        <w:rPr>
+          <w:rFonts w:ascii="Arial" w:hAnsi="Arial" w:cs="Arial"/>
+          <w:bCs/>
+        </w:rPr>
+        <w:t xml:space="preserve"> grande con mayo y queso</w:t>
+      </w:r>
+      <w:proofErr w:type="gramStart"/>
+      <w:r>
+        <w:rPr>
+          <w:rFonts w:ascii="Arial" w:hAnsi="Arial" w:cs="Arial"/>
+          <w:bCs/>
+        </w:rPr>
+        <w:t xml:space="preserve">',   </w:t>
+      </w:r>
+      <w:proofErr w:type="gramEnd"/>
+      <w:r>
+        <w:rPr>
+          <w:rFonts w:ascii="Arial" w:hAnsi="Arial" w:cs="Arial"/>
+          <w:bCs/>
+        </w:rPr>
+        <w:t xml:space="preserve">       'Confirmado', 4, 'Carlos </w:t>
+      </w:r>
+      <w:proofErr w:type="spellStart"/>
+      <w:r>
+        <w:rPr>
+          <w:rFonts w:ascii="Arial" w:hAnsi="Arial" w:cs="Arial"/>
+          <w:bCs/>
+        </w:rPr>
+        <w:t>Perez</w:t>
+      </w:r>
+      <w:proofErr w:type="spellEnd"/>
+      <w:r>
+        <w:rPr>
+          <w:rFonts w:ascii="Arial" w:hAnsi="Arial" w:cs="Arial"/>
+          <w:bCs/>
+        </w:rPr>
+        <w:t>'),</w:t>
+      </w:r>
+    </w:p>
+    <w:p>
+      <w:pPr>
+        <w:rPr>
+          <w:rFonts w:ascii="Arial" w:hAnsi="Arial" w:cs="Arial"/>
+          <w:bCs/>
+        </w:rPr>
+      </w:pPr>
+      <w:r>
+        <w:rPr>
+          <w:rFonts w:ascii="Arial" w:hAnsi="Arial" w:cs="Arial"/>
+          <w:bCs/>
+        </w:rPr>
+        <w:t>('</w:t>
+      </w:r>
+      <w:proofErr w:type="spellStart"/>
+      <w:r>
+        <w:rPr>
+          <w:rFonts w:ascii="Arial" w:hAnsi="Arial" w:cs="Arial"/>
+          <w:bCs/>
+        </w:rPr>
+        <w:t>Salchipapa</w:t>
+      </w:r>
+      <w:proofErr w:type="spellEnd"/>
+      <w:r>
+        <w:rPr>
+          <w:rFonts w:ascii="Arial" w:hAnsi="Arial" w:cs="Arial"/>
+          <w:bCs/>
+        </w:rPr>
+        <w:t xml:space="preserve"> mediana</w:t>
+      </w:r>
+      <w:proofErr w:type="gramStart"/>
+      <w:r>
+        <w:rPr>
+          <w:rFonts w:ascii="Arial" w:hAnsi="Arial" w:cs="Arial"/>
+          <w:bCs/>
+        </w:rPr>
+        <w:t xml:space="preserve">',   </w:t>
+      </w:r>
+      <w:proofErr w:type="gramEnd"/>
+      <w:r>
+        <w:rPr>
+          <w:rFonts w:ascii="Arial" w:hAnsi="Arial" w:cs="Arial"/>
+          <w:bCs/>
+        </w:rPr>
+        <w:t xml:space="preserve">                       'Pendiente',  5, 'Danna Rivero');</w:t>
+      </w:r>
+    </w:p>
+    <w:p>
+      <w:pPr>
+        <w:rPr>
+          <w:rFonts w:ascii="Arial" w:hAnsi="Arial" w:cs="Arial"/>
+          <w:bCs/>
+        </w:rPr>
+      </w:pPr>
+    </w:p>
+    <w:p>
+      <w:pPr>
+        <w:rPr>
+          <w:rFonts w:ascii="Arial" w:hAnsi="Arial" w:cs="Arial"/>
+          <w:bCs/>
+        </w:rPr>
+      </w:pPr>
+      <w:r>
+        <w:rPr>
+          <w:rFonts w:ascii="Arial" w:hAnsi="Arial" w:cs="Arial"/>
+          <w:bCs/>
+        </w:rPr>
+        <w:t xml:space="preserve">INSERT INTO </w:t>
+      </w:r>
+      <w:proofErr w:type="spellStart"/>
+      <w:r>
+        <w:rPr>
+          <w:rFonts w:ascii="Arial" w:hAnsi="Arial" w:cs="Arial"/>
+          <w:bCs/>
+        </w:rPr>
+        <w:t>Facturacion</w:t>
+      </w:r>
+      <w:proofErr w:type="spellEnd"/>
+      <w:r>
+        <w:rPr>
+          <w:rFonts w:ascii="Arial" w:hAnsi="Arial" w:cs="Arial"/>
+          <w:bCs/>
+        </w:rPr>
+        <w:t xml:space="preserve"> (</w:t>
+      </w:r>
+      <w:proofErr w:type="spellStart"/>
+      <w:r>
+        <w:rPr>
+          <w:rFonts w:ascii="Arial" w:hAnsi="Arial" w:cs="Arial"/>
+          <w:bCs/>
+        </w:rPr>
+        <w:t>SubTotal</w:t>
+      </w:r>
+      <w:proofErr w:type="spellEnd"/>
+      <w:r>
+        <w:rPr>
+          <w:rFonts w:ascii="Arial" w:hAnsi="Arial" w:cs="Arial"/>
+          <w:bCs/>
+        </w:rPr>
+        <w:t xml:space="preserve">, Descuento, Total, </w:t>
+      </w:r>
+      <w:proofErr w:type="spellStart"/>
+      <w:r>
+        <w:rPr>
+          <w:rFonts w:ascii="Arial" w:hAnsi="Arial" w:cs="Arial"/>
+          <w:bCs/>
+        </w:rPr>
+        <w:t>NombreUsuario</w:t>
+      </w:r>
+      <w:proofErr w:type="spellEnd"/>
+      <w:r>
+        <w:rPr>
+          <w:rFonts w:ascii="Arial" w:hAnsi="Arial" w:cs="Arial"/>
+          <w:bCs/>
+        </w:rPr>
+        <w:t xml:space="preserve">, </w:t>
+      </w:r>
+      <w:proofErr w:type="spellStart"/>
+      <w:r>
+        <w:rPr>
+          <w:rFonts w:ascii="Arial" w:hAnsi="Arial" w:cs="Arial"/>
+          <w:bCs/>
+        </w:rPr>
+        <w:t>IdPedido</w:t>
+      </w:r>
+      <w:proofErr w:type="spellEnd"/>
+      <w:r>
+        <w:rPr>
+          <w:rFonts w:ascii="Arial" w:hAnsi="Arial" w:cs="Arial"/>
+          <w:bCs/>
+        </w:rPr>
+        <w:t>) VALUES</w:t>
+      </w:r>
+    </w:p>
+    <w:p>
+      <w:pPr>
+        <w:rPr>
+          <w:rFonts w:ascii="Arial" w:hAnsi="Arial" w:cs="Arial"/>
+          <w:bCs/>
+        </w:rPr>
+      </w:pPr>
+      <w:r>
+        <w:rPr>
+          <w:rFonts w:ascii="Arial" w:hAnsi="Arial" w:cs="Arial"/>
+          <w:bCs/>
+        </w:rPr>
+        <w:t>(15000.00, 0.00,    15000.00, 'Valery Ramos', 1),</w:t>
+      </w:r>
+    </w:p>
+    <w:p>
+      <w:pPr>
+        <w:rPr>
+          <w:rFonts w:ascii="Arial" w:hAnsi="Arial" w:cs="Arial"/>
+          <w:bCs/>
+        </w:rPr>
+      </w:pPr>
+      <w:r>
+        <w:rPr>
+          <w:rFonts w:ascii="Arial" w:hAnsi="Arial" w:cs="Arial"/>
+          <w:bCs/>
+        </w:rPr>
+        <w:t>(14000.00, 500.00</w:t>
+      </w:r>
+      <w:proofErr w:type="gramStart"/>
+      <w:r>
+        <w:rPr>
+          <w:rFonts w:ascii="Arial" w:hAnsi="Arial" w:cs="Arial"/>
+          <w:bCs/>
+        </w:rPr>
+        <w:t>,  13500.00</w:t>
+      </w:r>
+      <w:proofErr w:type="gramEnd"/>
+      <w:r>
+        <w:rPr>
+          <w:rFonts w:ascii="Arial" w:hAnsi="Arial" w:cs="Arial"/>
+          <w:bCs/>
+        </w:rPr>
+        <w:t>, 'Danna Rivero', 2),</w:t>
+      </w:r>
+    </w:p>
+    <w:p>
+      <w:pPr>
+        <w:rPr>
+          <w:rFonts w:ascii="Arial" w:hAnsi="Arial" w:cs="Arial"/>
+          <w:bCs/>
+        </w:rPr>
+      </w:pPr>
+      <w:r>
+        <w:rPr>
+          <w:rFonts w:ascii="Arial" w:hAnsi="Arial" w:cs="Arial"/>
+          <w:bCs/>
+        </w:rPr>
+        <w:t>(10000.00, 0.00,    10000.00, 'Valery Ramos', 3),</w:t>
+      </w:r>
+    </w:p>
+    <w:p>
+      <w:pPr>
+        <w:rPr>
+          <w:rFonts w:ascii="Arial" w:hAnsi="Arial" w:cs="Arial"/>
+          <w:bCs/>
+        </w:rPr>
+      </w:pPr>
+      <w:r>
+        <w:rPr>
+          <w:rFonts w:ascii="Arial" w:hAnsi="Arial" w:cs="Arial"/>
+          <w:bCs/>
+        </w:rPr>
+        <w:t xml:space="preserve">(12000.00, 0.00,    12000.00, 'Carlos </w:t>
+      </w:r>
+      <w:proofErr w:type="spellStart"/>
+      <w:r>
+        <w:rPr>
+          <w:rFonts w:ascii="Arial" w:hAnsi="Arial" w:cs="Arial"/>
+          <w:bCs/>
+        </w:rPr>
+        <w:t>Perez</w:t>
+      </w:r>
+      <w:proofErr w:type="spellEnd"/>
+      <w:r>
+        <w:rPr>
+          <w:rFonts w:ascii="Arial" w:hAnsi="Arial" w:cs="Arial"/>
+          <w:bCs/>
+        </w:rPr>
+        <w:t>', 4),</w:t>
+      </w:r>
+    </w:p>
+    <w:p>
+      <w:pPr>
+        <w:rPr>
+          <w:rFonts w:ascii="Arial" w:hAnsi="Arial" w:cs="Arial"/>
+          <w:bCs/>
+        </w:rPr>
+      </w:pPr>
+      <w:r>
+        <w:rPr>
+          <w:rFonts w:ascii="Arial" w:hAnsi="Arial" w:cs="Arial"/>
+          <w:bCs/>
+        </w:rPr>
+        <w:t>(8000.00</w:t>
+      </w:r>
+      <w:proofErr w:type="gramStart"/>
+      <w:r>
+        <w:rPr>
+          <w:rFonts w:ascii="Arial" w:hAnsi="Arial" w:cs="Arial"/>
+          <w:bCs/>
+        </w:rPr>
+        <w:t>,  1000.00</w:t>
+      </w:r>
+      <w:proofErr w:type="gramEnd"/>
+      <w:r>
+        <w:rPr>
+          <w:rFonts w:ascii="Arial" w:hAnsi="Arial" w:cs="Arial"/>
+          <w:bCs/>
+        </w:rPr>
+        <w:t>, 7000.00,  'Danna Rivero', 5);</w:t>
+      </w:r>
+    </w:p>
+    <w:p>
+      <w:pPr>
+        <w:rPr>
+          <w:rFonts w:ascii="Arial" w:hAnsi="Arial" w:cs="Arial"/>
+          <w:bCs/>
+        </w:rPr>
+      </w:pPr>
+    </w:p>
+    <w:p>
+      <w:pPr>
+        <w:rPr>
+          <w:rFonts w:ascii="Arial" w:hAnsi="Arial" w:cs="Arial"/>
+          <w:bCs/>
+        </w:rPr>
+      </w:pPr>
+      <w:r>
+        <w:rPr>
+          <w:rFonts w:ascii="Arial" w:hAnsi="Arial" w:cs="Arial"/>
+          <w:bCs/>
+        </w:rPr>
+        <w:t>-- ============================================================</w:t>
+      </w:r>
+    </w:p>
+    <w:p>
+      <w:pPr>
+        <w:rPr>
+          <w:rFonts w:ascii="Arial" w:hAnsi="Arial" w:cs="Arial"/>
+          <w:bCs/>
+        </w:rPr>
+      </w:pPr>
+      <w:r>
+        <w:rPr>
+          <w:rFonts w:ascii="Arial" w:hAnsi="Arial" w:cs="Arial"/>
+          <w:bCs/>
+        </w:rPr>
+        <w:t>-- CONSULTA DE VERIFICACIÓN</w:t>
+      </w:r>
+    </w:p>
+    <w:p>
+      <w:pPr>
+        <w:rPr>
+          <w:rFonts w:ascii="Arial" w:hAnsi="Arial" w:cs="Arial"/>
+          <w:bCs/>
+        </w:rPr>
+      </w:pPr>
+      <w:r>
+        <w:rPr>
+          <w:rFonts w:ascii="Arial" w:hAnsi="Arial" w:cs="Arial"/>
+          <w:bCs/>
+        </w:rPr>
+        <w:t>-- ============================================================</w:t>
+      </w:r>
+    </w:p>
+    <w:p>
+      <w:pPr>
+        <w:rPr>
+          <w:rFonts w:ascii="Arial" w:hAnsi="Arial" w:cs="Arial"/>
+          <w:bCs/>
+        </w:rPr>
+      </w:pPr>
+    </w:p>
+    <w:p>
+      <w:pPr>
+        <w:rPr>
+          <w:rFonts w:ascii="Arial" w:hAnsi="Arial" w:cs="Arial"/>
+          <w:bCs/>
+        </w:rPr>
+      </w:pPr>
+      <w:r>
+        <w:rPr>
+          <w:rFonts w:ascii="Arial" w:hAnsi="Arial" w:cs="Arial"/>
+          <w:bCs/>
+        </w:rPr>
+        <w:t xml:space="preserve">SELECT </w:t>
+      </w:r>
+    </w:p>
+    <w:p>
+      <w:pPr>
+        <w:rPr>
+          <w:rFonts w:ascii="Arial" w:hAnsi="Arial" w:cs="Arial"/>
+          <w:bCs/>
+        </w:rPr>
+      </w:pPr>
+      <w:r>
+        <w:rPr>
+          <w:rFonts w:ascii="Arial" w:hAnsi="Arial" w:cs="Arial"/>
+          <w:bCs/>
+        </w:rPr>
+        <w:t xml:space="preserve">    </w:t>
+      </w:r>
+      <w:proofErr w:type="spellStart"/>
+      <w:proofErr w:type="gramStart"/>
+      <w:r>
+        <w:rPr>
+          <w:rFonts w:ascii="Arial" w:hAnsi="Arial" w:cs="Arial"/>
+          <w:bCs/>
+        </w:rPr>
+        <w:t>p.idPedido</w:t>
+      </w:r>
+      <w:proofErr w:type="spellEnd"/>
+      <w:proofErr w:type="gramEnd"/>
+      <w:r>
+        <w:rPr>
+          <w:rFonts w:ascii="Arial" w:hAnsi="Arial" w:cs="Arial"/>
+          <w:bCs/>
+        </w:rPr>
+        <w:t>,</w:t>
+      </w:r>
+    </w:p>
+    <w:p>
+      <w:pPr>
+        <w:rPr>
+          <w:rFonts w:ascii="Arial" w:hAnsi="Arial" w:cs="Arial"/>
+          <w:bCs/>
+        </w:rPr>
+      </w:pPr>
+      <w:r>
+        <w:rPr>
+          <w:rFonts w:ascii="Arial" w:hAnsi="Arial" w:cs="Arial"/>
+          <w:bCs/>
+        </w:rPr>
+        <w:t xml:space="preserve">    </w:t>
+      </w:r>
+      <w:proofErr w:type="spellStart"/>
+      <w:proofErr w:type="gramStart"/>
+      <w:r>
+        <w:rPr>
+          <w:rFonts w:ascii="Arial" w:hAnsi="Arial" w:cs="Arial"/>
+          <w:bCs/>
+        </w:rPr>
+        <w:t>p.NombreUsuario</w:t>
+      </w:r>
+      <w:proofErr w:type="spellEnd"/>
+      <w:proofErr w:type="gramEnd"/>
+      <w:r>
+        <w:rPr>
+          <w:rFonts w:ascii="Arial" w:hAnsi="Arial" w:cs="Arial"/>
+          <w:bCs/>
+        </w:rPr>
+        <w:t>,</w:t>
+      </w:r>
+    </w:p>
+    <w:p>
+      <w:pPr>
+        <w:rPr>
+          <w:rFonts w:ascii="Arial" w:hAnsi="Arial" w:cs="Arial"/>
+          <w:bCs/>
+        </w:rPr>
+      </w:pPr>
+      <w:r>
+        <w:rPr>
+          <w:rFonts w:ascii="Arial" w:hAnsi="Arial" w:cs="Arial"/>
+          <w:bCs/>
+        </w:rPr>
+        <w:t xml:space="preserve">    </w:t>
+      </w:r>
+      <w:proofErr w:type="spellStart"/>
+      <w:proofErr w:type="gramStart"/>
+      <w:r>
+        <w:rPr>
+          <w:rFonts w:ascii="Arial" w:hAnsi="Arial" w:cs="Arial"/>
+          <w:bCs/>
+        </w:rPr>
+        <w:t>p.Descripcion</w:t>
+      </w:r>
+      <w:proofErr w:type="spellEnd"/>
+      <w:proofErr w:type="gramEnd"/>
+      <w:r>
+        <w:rPr>
+          <w:rFonts w:ascii="Arial" w:hAnsi="Arial" w:cs="Arial"/>
+          <w:bCs/>
+        </w:rPr>
+        <w:t>,</w:t>
+      </w:r>
+    </w:p>
+    <w:p>
+      <w:pPr>
+        <w:rPr>
+          <w:rFonts w:ascii="Arial" w:hAnsi="Arial" w:cs="Arial"/>
+          <w:bCs/>
+        </w:rPr>
+      </w:pPr>
+      <w:r>
+        <w:rPr>
+          <w:rFonts w:ascii="Arial" w:hAnsi="Arial" w:cs="Arial"/>
+          <w:bCs/>
+        </w:rPr>
+        <w:t xml:space="preserve">    </w:t>
+      </w:r>
+      <w:proofErr w:type="spellStart"/>
+      <w:proofErr w:type="gramStart"/>
+      <w:r>
+        <w:rPr>
+          <w:rFonts w:ascii="Arial" w:hAnsi="Arial" w:cs="Arial"/>
+          <w:bCs/>
+        </w:rPr>
+        <w:t>p.Estado</w:t>
+      </w:r>
+      <w:proofErr w:type="spellEnd"/>
+      <w:proofErr w:type="gramEnd"/>
+      <w:r>
+        <w:rPr>
+          <w:rFonts w:ascii="Arial" w:hAnsi="Arial" w:cs="Arial"/>
+          <w:bCs/>
+        </w:rPr>
+        <w:t>,</w:t>
+      </w:r>
+    </w:p>
+    <w:p>
+      <w:pPr>
+        <w:rPr>
+          <w:rFonts w:ascii="Arial" w:hAnsi="Arial" w:cs="Arial"/>
+          <w:bCs/>
+        </w:rPr>
+      </w:pPr>
+      <w:r>
+        <w:rPr>
+          <w:rFonts w:ascii="Arial" w:hAnsi="Arial" w:cs="Arial"/>
+          <w:bCs/>
+        </w:rPr>
+        <w:t xml:space="preserve">    </w:t>
+      </w:r>
+      <w:proofErr w:type="spellStart"/>
+      <w:proofErr w:type="gramStart"/>
+      <w:r>
+        <w:rPr>
+          <w:rFonts w:ascii="Arial" w:hAnsi="Arial" w:cs="Arial"/>
+          <w:bCs/>
+        </w:rPr>
+        <w:t>p.Fecha</w:t>
+      </w:r>
+      <w:proofErr w:type="spellEnd"/>
+      <w:proofErr w:type="gramEnd"/>
+      <w:r>
+        <w:rPr>
+          <w:rFonts w:ascii="Arial" w:hAnsi="Arial" w:cs="Arial"/>
+          <w:bCs/>
+        </w:rPr>
+        <w:t>,</w:t>
+      </w:r>
+    </w:p>
+    <w:p>
+      <w:pPr>
+        <w:rPr>
+          <w:rFonts w:ascii="Arial" w:hAnsi="Arial" w:cs="Arial"/>
+          <w:bCs/>
+        </w:rPr>
+      </w:pPr>
+      <w:r>
+        <w:rPr>
+          <w:rFonts w:ascii="Arial" w:hAnsi="Arial" w:cs="Arial"/>
+          <w:bCs/>
+        </w:rPr>
+        <w:t xml:space="preserve">    </w:t>
+      </w:r>
+      <w:proofErr w:type="spellStart"/>
+      <w:proofErr w:type="gramStart"/>
+      <w:r>
+        <w:rPr>
+          <w:rFonts w:ascii="Arial" w:hAnsi="Arial" w:cs="Arial"/>
+          <w:bCs/>
+        </w:rPr>
+        <w:t>f.SubTotal</w:t>
+      </w:r>
+      <w:proofErr w:type="spellEnd"/>
+      <w:proofErr w:type="gramEnd"/>
+      <w:r>
+        <w:rPr>
+          <w:rFonts w:ascii="Arial" w:hAnsi="Arial" w:cs="Arial"/>
+          <w:bCs/>
+        </w:rPr>
+        <w:t>,</w:t>
+      </w:r>
+    </w:p>
+    <w:p>
+      <w:pPr>
+        <w:rPr>
+          <w:rFonts w:ascii="Arial" w:hAnsi="Arial" w:cs="Arial"/>
+          <w:bCs/>
+        </w:rPr>
+      </w:pPr>
+      <w:r>
+        <w:rPr>
+          <w:rFonts w:ascii="Arial" w:hAnsi="Arial" w:cs="Arial"/>
+          <w:bCs/>
+        </w:rPr>
+        <w:t xml:space="preserve">    </w:t>
+      </w:r>
+      <w:proofErr w:type="spellStart"/>
+      <w:proofErr w:type="gramStart"/>
+      <w:r>
+        <w:rPr>
+          <w:rFonts w:ascii="Arial" w:hAnsi="Arial" w:cs="Arial"/>
+          <w:bCs/>
+        </w:rPr>
+        <w:t>f.Descuento</w:t>
+      </w:r>
+      <w:proofErr w:type="spellEnd"/>
+      <w:proofErr w:type="gramEnd"/>
+      <w:r>
+        <w:rPr>
+          <w:rFonts w:ascii="Arial" w:hAnsi="Arial" w:cs="Arial"/>
+          <w:bCs/>
+        </w:rPr>
+        <w:t>,</w:t>
+      </w:r>
+    </w:p>
+    <w:p>
+      <w:pPr>
+        <w:rPr>
+          <w:rFonts w:ascii="Arial" w:hAnsi="Arial" w:cs="Arial"/>
+          <w:bCs/>
+        </w:rPr>
+      </w:pPr>
+      <w:r>
+        <w:rPr>
+          <w:rFonts w:ascii="Arial" w:hAnsi="Arial" w:cs="Arial"/>
+          <w:bCs/>
+        </w:rPr>
+        <w:t xml:space="preserve">    </w:t>
+      </w:r>
+      <w:proofErr w:type="spellStart"/>
+      <w:proofErr w:type="gramStart"/>
+      <w:r>
+        <w:rPr>
+          <w:rFonts w:ascii="Arial" w:hAnsi="Arial" w:cs="Arial"/>
+          <w:bCs/>
+        </w:rPr>
+        <w:t>f.Total</w:t>
+      </w:r>
+      <w:proofErr w:type="spellEnd"/>
+      <w:proofErr w:type="gramEnd"/>
+    </w:p>
+    <w:p>
+      <w:pPr>
+        <w:rPr>
+          <w:rFonts w:ascii="Arial" w:hAnsi="Arial" w:cs="Arial"/>
+          <w:bCs/>
+        </w:rPr>
+      </w:pPr>
+      <w:r>
+        <w:rPr>
+          <w:rFonts w:ascii="Arial" w:hAnsi="Arial" w:cs="Arial"/>
+          <w:bCs/>
+        </w:rPr>
+        <w:t>FROM Pedidos p</w:t>
+      </w:r>
+    </w:p>
+    <w:p>
+      <w:pPr>
+        <w:rPr>
+          <w:rFonts w:ascii="Arial" w:hAnsi="Arial" w:cs="Arial"/>
+          <w:bCs/>
+        </w:rPr>
+      </w:pPr>
+      <w:r>
+        <w:rPr>
+          <w:rFonts w:ascii="Arial" w:hAnsi="Arial" w:cs="Arial"/>
+          <w:bCs/>
+        </w:rPr>
+        <w:t xml:space="preserve">JOIN </w:t>
+      </w:r>
+      <w:proofErr w:type="spellStart"/>
+      <w:r>
+        <w:rPr>
+          <w:rFonts w:ascii="Arial" w:hAnsi="Arial" w:cs="Arial"/>
+          <w:bCs/>
+        </w:rPr>
+        <w:t>Facturacion</w:t>
+      </w:r>
+      <w:proofErr w:type="spellEnd"/>
+      <w:r>
+        <w:rPr>
+          <w:rFonts w:ascii="Arial" w:hAnsi="Arial" w:cs="Arial"/>
+          <w:bCs/>
+        </w:rPr>
+        <w:t xml:space="preserve"> f ON </w:t>
+      </w:r>
+      <w:proofErr w:type="spellStart"/>
+      <w:proofErr w:type="gramStart"/>
+      <w:r>
+        <w:rPr>
+          <w:rFonts w:ascii="Arial" w:hAnsi="Arial" w:cs="Arial"/>
+          <w:bCs/>
+        </w:rPr>
+        <w:t>f.IdPedido</w:t>
+      </w:r>
+      <w:proofErr w:type="spellEnd"/>
+      <w:proofErr w:type="gramEnd"/>
+      <w:r>
+        <w:rPr>
+          <w:rFonts w:ascii="Arial" w:hAnsi="Arial" w:cs="Arial"/>
+          <w:bCs/>
+        </w:rPr>
+        <w:t xml:space="preserve"> = </w:t>
+      </w:r>
+      <w:proofErr w:type="spellStart"/>
+      <w:r>
+        <w:rPr>
+          <w:rFonts w:ascii="Arial" w:hAnsi="Arial" w:cs="Arial"/>
+          <w:bCs/>
+        </w:rPr>
+        <w:t>p.idPedido</w:t>
+      </w:r>
+      <w:proofErr w:type="spellEnd"/>
+      <w:r>
+        <w:rPr>
+          <w:rFonts w:ascii="Arial" w:hAnsi="Arial" w:cs="Arial"/>
+          <w:bCs/>
+        </w:rPr>
+        <w:t>;</w:t>
+      </w:r>
     </w:p>
     <w:sectPr>
       <w:pgSz w:w="12240" w:h="15840"/>
